--- a/fuentes/21230077_CF01_DU.docx
+++ b/fuentes/21230077_CF01_DU.docx
@@ -354,7 +354,7 @@
               </wp:anchor>
             </w:drawing>
           </mc:Choice>
-          <mc:Fallback xmlns:a="http://schemas.openxmlformats.org/drawingml/2006/main" xmlns:adec="http://schemas.microsoft.com/office/drawing/2017/decorative" xmlns:pic="http://schemas.openxmlformats.org/drawingml/2006/picture" xmlns:a14="http://schemas.microsoft.com/office/drawing/2010/main" xmlns:asvg="http://schemas.microsoft.com/office/drawing/2016/SVG/main" xmlns:w16sdtfl="http://schemas.microsoft.com/office/word/2024/wordml/sdtformatlock" xmlns:w16sdtdh="http://schemas.microsoft.com/office/word/2020/wordml/sdtdatahash" xmlns:w16du="http://schemas.microsoft.com/office/word/2023/wordml/word16du" xmlns:oel="http://schemas.microsoft.com/office/2019/extlst">
+          <mc:Fallback xmlns:oel="http://schemas.microsoft.com/office/2019/extlst" xmlns:w16du="http://schemas.microsoft.com/office/word/2023/wordml/word16du" xmlns:w16sdtdh="http://schemas.microsoft.com/office/word/2020/wordml/sdtdatahash" xmlns:w16sdtfl="http://schemas.microsoft.com/office/word/2024/wordml/sdtformatlock" xmlns:asvg="http://schemas.microsoft.com/office/drawing/2016/SVG/main" xmlns:a14="http://schemas.microsoft.com/office/drawing/2010/main" xmlns:pic="http://schemas.openxmlformats.org/drawingml/2006/picture" xmlns:adec="http://schemas.microsoft.com/office/drawing/2017/decorative" xmlns:a="http://schemas.openxmlformats.org/drawingml/2006/main">
             <w:pict>
               <v:rect id="Rectángulo 3" style="position:absolute;margin-left:-55.95pt;margin-top:26.4pt;width:613.85pt;height:164.25pt;z-index:-251655168;visibility:visible;mso-wrap-style:square;mso-height-percent:0;mso-wrap-distance-left:9pt;mso-wrap-distance-top:0;mso-wrap-distance-right:9pt;mso-wrap-distance-bottom:0;mso-position-horizontal:absolute;mso-position-horizontal-relative:text;mso-position-vertical:absolute;mso-position-vertical-relative:text;mso-height-percent:0;mso-height-relative:margin;v-text-anchor:middle" alt="&quot;&quot;" o:spid="_x0000_s1026" fillcolor="#00314d" stroked="f" strokeweight="1pt" w14:anchorId="44ECBD1E" o:gfxdata="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"/>
             </w:pict>
@@ -712,7 +712,7 @@
                 <w:noProof/>
                 <w:webHidden/>
               </w:rPr>
-              <w:t>5</w:t>
+              <w:t>6</w:t>
             </w:r>
             <w:r>
               <w:rPr>
@@ -3031,6 +3031,13 @@
     </w:p>
     <w:p>
       <w:pPr>
+        <w:rPr>
+          <w:lang w:val="es-419" w:eastAsia="es-CO"/>
+        </w:rPr>
+      </w:pPr>
+    </w:p>
+    <w:p>
+      <w:pPr>
         <w:pStyle w:val="Ttulo1"/>
         <w:numPr>
           <w:ilvl w:val="0"/>
@@ -4258,6 +4265,7 @@
     <w:p>
       <w:pPr>
         <w:pStyle w:val="Ttulo5"/>
+        <w:ind w:left="0"/>
       </w:pPr>
       <w:r>
         <w:t xml:space="preserve">  </w:t>
@@ -4427,14 +4435,6 @@
         </w:rPr>
         <w:t>Programas de vacunación.</w:t>
       </w:r>
-    </w:p>
-    <w:p>
-      <w:pPr>
-        <w:ind w:left="142" w:firstLine="0"/>
-        <w:rPr>
-          <w:lang w:val="es-419" w:eastAsia="es-CO"/>
-        </w:rPr>
-      </w:pPr>
     </w:p>
     <w:p>
       <w:pPr>
@@ -5523,22 +5523,14 @@
                 <w:b/>
                 <w:bCs/>
               </w:rPr>
-              <w:t>Síntesis</w:t>
-            </w:r>
-            <w:r>
-              <w:t xml:space="preserve"> </w:t>
+              <w:t>T</w:t>
             </w:r>
             <w:r>
               <w:rPr>
                 <w:b/>
-              </w:rPr>
-              <w:t>del</w:t>
-            </w:r>
-            <w:r>
-              <w:rPr>
-                <w:b/>
-              </w:rPr>
-              <w:t xml:space="preserve"> video</w:t>
+                <w:bCs/>
+              </w:rPr>
+              <w:t>ranscripción del video</w:t>
             </w:r>
             <w:r>
               <w:rPr>
@@ -7956,15 +7948,7 @@
               <w:t xml:space="preserve"> </w:t>
             </w:r>
             <w:r>
-              <w:t xml:space="preserve">En la entrada al galpón, ¡hay unos que entran como Pedro por su casa! Sin desinfectarse ni las suelas. No se dan cuenta que en </w:t>
-            </w:r>
-            <w:proofErr w:type="gramStart"/>
-            <w:r>
-              <w:t>un mugre</w:t>
-            </w:r>
-            <w:proofErr w:type="gramEnd"/>
-            <w:r>
-              <w:t xml:space="preserve"> de esos puede venir un virus que nos puede acabar el lote.</w:t>
+              <w:t>En la entrada al galpón, ¡hay unos que entran como Pedro por su casa! Sin desinfectarse ni las suelas. No se dan cuenta que en un mugre de esos puede venir un virus que nos puede acabar el lote.</w:t>
             </w:r>
           </w:p>
           <w:p>
@@ -10998,7 +10982,7 @@
     <w:p>
       <w:pPr>
         <w:pStyle w:val="Prrafodelista"/>
-        <w:ind w:left="993" w:hanging="425"/>
+        <w:ind w:left="425" w:hanging="425"/>
         <w:rPr>
           <w:lang w:eastAsia="es-CO"/>
         </w:rPr>
@@ -11149,19 +11133,26 @@
     </w:p>
     <w:p>
       <w:pPr>
-        <w:pStyle w:val="Ttulo5"/>
-        <w:numPr>
-          <w:ilvl w:val="0"/>
-          <w:numId w:val="11"/>
-        </w:numPr>
-      </w:pPr>
-      <w:r>
+        <w:pStyle w:val="Prrafodelista"/>
+        <w:numPr>
+          <w:ilvl w:val="0"/>
+          <w:numId w:val="110"/>
+        </w:numPr>
+        <w:rPr>
+          <w:rStyle w:val="Ttulo5Car"/>
+          <w:lang w:val="es-CO"/>
+        </w:rPr>
+      </w:pPr>
+      <w:r>
+        <w:rPr>
+          <w:rStyle w:val="Ttulo5Car"/>
+          <w:lang w:val="es-CO"/>
+        </w:rPr>
         <w:t>Cronograma operativo (durante el ciclo productivo)</w:t>
       </w:r>
     </w:p>
     <w:p>
       <w:pPr>
-        <w:ind w:left="284" w:firstLine="0"/>
         <w:rPr>
           <w:lang w:val="es-419" w:eastAsia="es-CO"/>
         </w:rPr>
@@ -11289,24 +11280,35 @@
     </w:p>
     <w:p>
       <w:pPr>
-        <w:pStyle w:val="Ttulo5"/>
-        <w:numPr>
-          <w:ilvl w:val="0"/>
-          <w:numId w:val="11"/>
-        </w:numPr>
-      </w:pPr>
-      <w:r>
+        <w:pStyle w:val="Prrafodelista"/>
+        <w:numPr>
+          <w:ilvl w:val="0"/>
+          <w:numId w:val="110"/>
+        </w:numPr>
+        <w:rPr>
+          <w:rStyle w:val="Ttulo5Car"/>
+          <w:lang w:val="es-CO"/>
+        </w:rPr>
+      </w:pPr>
+      <w:r>
+        <w:rPr>
+          <w:rStyle w:val="Ttulo5Car"/>
+          <w:lang w:val="es-CO"/>
+        </w:rPr>
         <w:t xml:space="preserve">Cronograma </w:t>
       </w:r>
       <w:proofErr w:type="spellStart"/>
       <w:r>
+        <w:rPr>
+          <w:rStyle w:val="Ttulo5Car"/>
+          <w:lang w:val="es-CO"/>
+        </w:rPr>
         <w:t>post-operativo</w:t>
       </w:r>
       <w:proofErr w:type="spellEnd"/>
     </w:p>
     <w:p>
       <w:pPr>
-        <w:ind w:left="142" w:firstLine="0"/>
         <w:rPr>
           <w:lang w:val="es-419" w:eastAsia="es-CO"/>
         </w:rPr>
@@ -11415,7 +11417,6 @@
     </w:p>
     <w:p>
       <w:pPr>
-        <w:ind w:left="142" w:firstLine="0"/>
         <w:rPr>
           <w:lang w:val="es-419" w:eastAsia="es-CO"/>
         </w:rPr>
@@ -11524,7 +11525,6 @@
     </w:p>
     <w:p>
       <w:pPr>
-        <w:ind w:left="142" w:firstLine="0"/>
         <w:rPr>
           <w:lang w:val="es-419" w:eastAsia="es-CO"/>
         </w:rPr>
@@ -11637,789 +11637,69 @@
     </w:p>
     <w:p>
       <w:pPr>
-        <w:pStyle w:val="Ttulo5"/>
-        <w:numPr>
-          <w:ilvl w:val="0"/>
-          <w:numId w:val="53"/>
-        </w:numPr>
-      </w:pPr>
-      <w:r>
-        <w:t>Medidas de superficie</w:t>
-      </w:r>
-    </w:p>
-    <w:p>
-      <w:pPr>
-        <w:rPr>
-          <w:lang w:val="es-419" w:eastAsia="es-CO"/>
-        </w:rPr>
-      </w:pPr>
-      <w:r>
-        <w:rPr>
-          <w:lang w:val="es-419" w:eastAsia="es-CO"/>
-        </w:rPr>
-        <w:t>Se utilizan para calcular el área disponible en el galpón.</w:t>
-      </w:r>
-    </w:p>
-    <w:p>
-      <w:pPr>
-        <w:rPr>
-          <w:lang w:val="es-419" w:eastAsia="es-CO"/>
-        </w:rPr>
-      </w:pPr>
-      <w:r>
-        <w:rPr>
-          <w:lang w:val="es-419" w:eastAsia="es-CO"/>
-        </w:rPr>
-        <w:t>Unidad principal: metro cuadrado (m²).</w:t>
-      </w:r>
-    </w:p>
-    <w:p>
-      <w:pPr>
-        <w:rPr>
-          <w:lang w:val="es-419" w:eastAsia="es-CO"/>
-        </w:rPr>
-      </w:pPr>
-      <w:r>
-        <w:rPr>
-          <w:lang w:val="es-419" w:eastAsia="es-CO"/>
-        </w:rPr>
-        <w:t>Aplicación:</w:t>
-      </w:r>
-    </w:p>
-    <w:p>
-      <w:pPr>
-        <w:pStyle w:val="Prrafodelista"/>
-        <w:numPr>
-          <w:ilvl w:val="0"/>
-          <w:numId w:val="54"/>
-        </w:numPr>
-        <w:ind w:left="993" w:hanging="425"/>
-        <w:rPr>
-          <w:lang w:val="es-419" w:eastAsia="es-CO"/>
-        </w:rPr>
-      </w:pPr>
-      <w:r>
-        <w:rPr>
-          <w:lang w:val="es-419" w:eastAsia="es-CO"/>
-        </w:rPr>
-        <w:t>Distribución de aves.</w:t>
-      </w:r>
-    </w:p>
-    <w:p>
-      <w:pPr>
-        <w:pStyle w:val="Prrafodelista"/>
-        <w:numPr>
-          <w:ilvl w:val="0"/>
-          <w:numId w:val="54"/>
-        </w:numPr>
-        <w:ind w:left="993" w:hanging="425"/>
-        <w:rPr>
-          <w:lang w:val="es-419" w:eastAsia="es-CO"/>
-        </w:rPr>
-      </w:pPr>
-      <w:r>
-        <w:rPr>
-          <w:lang w:val="es-419" w:eastAsia="es-CO"/>
-        </w:rPr>
-        <w:t>Ubicación de equipos.</w:t>
-      </w:r>
-    </w:p>
-    <w:p>
-      <w:pPr>
-        <w:pStyle w:val="Prrafodelista"/>
-        <w:numPr>
-          <w:ilvl w:val="0"/>
-          <w:numId w:val="54"/>
-        </w:numPr>
-        <w:ind w:left="993" w:hanging="425"/>
-        <w:rPr>
-          <w:lang w:val="es-419" w:eastAsia="es-CO"/>
-        </w:rPr>
-      </w:pPr>
-      <w:r>
-        <w:rPr>
-          <w:lang w:val="es-419" w:eastAsia="es-CO"/>
-        </w:rPr>
-        <w:t>Cálculo de densidad.</w:t>
-      </w:r>
-    </w:p>
-    <w:p>
-      <w:pPr>
-        <w:pStyle w:val="Ttulo5"/>
-        <w:numPr>
-          <w:ilvl w:val="0"/>
-          <w:numId w:val="53"/>
-        </w:numPr>
-      </w:pPr>
-      <w:r>
-        <w:t xml:space="preserve">Medidas de longitud </w:t>
-      </w:r>
-    </w:p>
-    <w:p>
-      <w:pPr>
-        <w:rPr>
-          <w:lang w:val="es-419" w:eastAsia="es-CO"/>
-        </w:rPr>
-      </w:pPr>
-      <w:r>
-        <w:rPr>
-          <w:lang w:val="es-419" w:eastAsia="es-CO"/>
-        </w:rPr>
-        <w:t>Permiten dimensionar instalaciones y equipos.</w:t>
-      </w:r>
-    </w:p>
-    <w:p>
-      <w:pPr>
-        <w:rPr>
-          <w:lang w:val="es-419" w:eastAsia="es-CO"/>
-        </w:rPr>
-      </w:pPr>
-      <w:r>
-        <w:rPr>
-          <w:lang w:val="es-419" w:eastAsia="es-CO"/>
-        </w:rPr>
-        <w:t>Metro (m), centímetro (cm).</w:t>
-      </w:r>
-    </w:p>
-    <w:p>
-      <w:pPr>
-        <w:rPr>
-          <w:lang w:val="es-419" w:eastAsia="es-CO"/>
-        </w:rPr>
-      </w:pPr>
-      <w:r>
-        <w:rPr>
-          <w:lang w:val="es-419" w:eastAsia="es-CO"/>
-        </w:rPr>
-        <w:t>Aplicación:</w:t>
-      </w:r>
-    </w:p>
-    <w:p>
-      <w:pPr>
-        <w:pStyle w:val="Prrafodelista"/>
-        <w:numPr>
-          <w:ilvl w:val="0"/>
-          <w:numId w:val="55"/>
-        </w:numPr>
-        <w:ind w:left="993" w:hanging="425"/>
-        <w:rPr>
-          <w:lang w:val="es-419" w:eastAsia="es-CO"/>
-        </w:rPr>
-      </w:pPr>
-      <w:r>
-        <w:rPr>
-          <w:lang w:val="es-419" w:eastAsia="es-CO"/>
-        </w:rPr>
-        <w:t>Largo y ancho del galpón.</w:t>
-      </w:r>
-    </w:p>
-    <w:p>
-      <w:pPr>
-        <w:pStyle w:val="Prrafodelista"/>
-        <w:numPr>
-          <w:ilvl w:val="0"/>
-          <w:numId w:val="55"/>
-        </w:numPr>
-        <w:ind w:left="993" w:hanging="425"/>
-        <w:rPr>
-          <w:lang w:val="es-419" w:eastAsia="es-CO"/>
-        </w:rPr>
-      </w:pPr>
-      <w:r>
-        <w:rPr>
-          <w:lang w:val="es-419" w:eastAsia="es-CO"/>
-        </w:rPr>
-        <w:t>Altura del techo.</w:t>
-      </w:r>
-    </w:p>
-    <w:p>
-      <w:pPr>
-        <w:pStyle w:val="Prrafodelista"/>
-        <w:numPr>
-          <w:ilvl w:val="0"/>
-          <w:numId w:val="55"/>
-        </w:numPr>
-        <w:ind w:left="993" w:hanging="425"/>
-        <w:rPr>
-          <w:lang w:val="es-419" w:eastAsia="es-CO"/>
-        </w:rPr>
-      </w:pPr>
-      <w:r>
-        <w:rPr>
-          <w:lang w:val="es-419" w:eastAsia="es-CO"/>
-        </w:rPr>
-        <w:t>Espacio lineal de comederos y bebederos.</w:t>
-      </w:r>
-    </w:p>
-    <w:p>
-      <w:pPr>
-        <w:ind w:left="142" w:firstLine="0"/>
-        <w:rPr>
-          <w:lang w:val="es-419" w:eastAsia="es-CO"/>
-        </w:rPr>
-      </w:pPr>
-    </w:p>
-    <w:p>
-      <w:pPr>
-        <w:pStyle w:val="Ttulo5"/>
-        <w:numPr>
-          <w:ilvl w:val="0"/>
-          <w:numId w:val="53"/>
-        </w:numPr>
-      </w:pPr>
-      <w:r>
-        <w:t xml:space="preserve">Medidas de peso </w:t>
-      </w:r>
-    </w:p>
-    <w:p>
-      <w:pPr>
-        <w:rPr>
-          <w:lang w:val="es-419" w:eastAsia="es-CO"/>
-        </w:rPr>
-      </w:pPr>
-      <w:r>
-        <w:rPr>
-          <w:lang w:val="es-419" w:eastAsia="es-CO"/>
-        </w:rPr>
-        <w:t>Se emplean para evaluar el crecimiento y desempeño productivo.</w:t>
-      </w:r>
-    </w:p>
-    <w:p>
-      <w:pPr>
-        <w:rPr>
-          <w:lang w:val="es-419" w:eastAsia="es-CO"/>
-        </w:rPr>
-      </w:pPr>
-      <w:r>
-        <w:rPr>
-          <w:lang w:val="es-419" w:eastAsia="es-CO"/>
-        </w:rPr>
-        <w:t>Gramos (g) y kilogramos (kg).</w:t>
-      </w:r>
-    </w:p>
-    <w:p>
-      <w:pPr>
-        <w:rPr>
-          <w:lang w:val="es-419" w:eastAsia="es-CO"/>
-        </w:rPr>
-      </w:pPr>
-      <w:r>
-        <w:rPr>
-          <w:lang w:val="es-419" w:eastAsia="es-CO"/>
-        </w:rPr>
-        <w:t>Aplicación:</w:t>
-      </w:r>
-    </w:p>
-    <w:p>
-      <w:pPr>
-        <w:pStyle w:val="Prrafodelista"/>
-        <w:numPr>
-          <w:ilvl w:val="0"/>
-          <w:numId w:val="56"/>
-        </w:numPr>
-        <w:ind w:left="993" w:hanging="425"/>
-        <w:rPr>
-          <w:lang w:val="es-419" w:eastAsia="es-CO"/>
-        </w:rPr>
-      </w:pPr>
-      <w:r>
-        <w:rPr>
-          <w:lang w:val="es-419" w:eastAsia="es-CO"/>
-        </w:rPr>
-        <w:t>Peso inicial del pollito.</w:t>
-      </w:r>
-    </w:p>
-    <w:p>
-      <w:pPr>
-        <w:pStyle w:val="Prrafodelista"/>
-        <w:numPr>
-          <w:ilvl w:val="0"/>
-          <w:numId w:val="56"/>
-        </w:numPr>
-        <w:ind w:left="993" w:hanging="425"/>
-        <w:rPr>
-          <w:lang w:val="es-419" w:eastAsia="es-CO"/>
-        </w:rPr>
-      </w:pPr>
-      <w:r>
-        <w:rPr>
-          <w:lang w:val="es-419" w:eastAsia="es-CO"/>
-        </w:rPr>
-        <w:t>Ganancia diaria de peso.</w:t>
-      </w:r>
-    </w:p>
-    <w:p>
-      <w:pPr>
-        <w:pStyle w:val="Prrafodelista"/>
-        <w:numPr>
-          <w:ilvl w:val="0"/>
-          <w:numId w:val="56"/>
-        </w:numPr>
-        <w:ind w:left="993" w:hanging="425"/>
-        <w:rPr>
-          <w:lang w:val="es-419" w:eastAsia="es-CO"/>
-        </w:rPr>
-      </w:pPr>
-      <w:r>
-        <w:rPr>
-          <w:lang w:val="es-419" w:eastAsia="es-CO"/>
-        </w:rPr>
-        <w:t>Peso final de sacrificio.</w:t>
-      </w:r>
-    </w:p>
-    <w:p>
-      <w:pPr>
-        <w:pStyle w:val="Ttulo5"/>
-        <w:numPr>
-          <w:ilvl w:val="0"/>
-          <w:numId w:val="53"/>
-        </w:numPr>
-      </w:pPr>
-      <w:r>
-        <w:t xml:space="preserve">Medidas de volumen </w:t>
-      </w:r>
-    </w:p>
-    <w:p>
-      <w:pPr>
-        <w:rPr>
-          <w:lang w:val="es-419" w:eastAsia="es-CO"/>
-        </w:rPr>
-      </w:pPr>
-      <w:r>
-        <w:rPr>
-          <w:lang w:val="es-419" w:eastAsia="es-CO"/>
-        </w:rPr>
-        <w:t>Relacionadas con el consumo de agua y capacidad de almacenamiento.</w:t>
-      </w:r>
-    </w:p>
-    <w:p>
-      <w:pPr>
-        <w:rPr>
-          <w:lang w:val="es-419" w:eastAsia="es-CO"/>
-        </w:rPr>
-      </w:pPr>
-      <w:r>
-        <w:rPr>
-          <w:lang w:val="es-419" w:eastAsia="es-CO"/>
-        </w:rPr>
-        <w:t>Litros (L), mililitros (ml).</w:t>
-      </w:r>
-    </w:p>
-    <w:p>
-      <w:pPr>
-        <w:rPr>
-          <w:lang w:val="es-419" w:eastAsia="es-CO"/>
-        </w:rPr>
-      </w:pPr>
-      <w:r>
-        <w:rPr>
-          <w:lang w:val="es-419" w:eastAsia="es-CO"/>
-        </w:rPr>
-        <w:t>Aplicación:</w:t>
-      </w:r>
-    </w:p>
-    <w:p>
-      <w:pPr>
-        <w:pStyle w:val="Prrafodelista"/>
-        <w:numPr>
-          <w:ilvl w:val="0"/>
-          <w:numId w:val="57"/>
-        </w:numPr>
-        <w:ind w:left="993"/>
-        <w:rPr>
-          <w:lang w:val="es-419" w:eastAsia="es-CO"/>
-        </w:rPr>
-      </w:pPr>
-      <w:r>
-        <w:rPr>
-          <w:lang w:val="es-419" w:eastAsia="es-CO"/>
-        </w:rPr>
-        <w:t>Consumo de agua.</w:t>
-      </w:r>
-    </w:p>
-    <w:p>
-      <w:pPr>
-        <w:pStyle w:val="Prrafodelista"/>
-        <w:numPr>
-          <w:ilvl w:val="0"/>
-          <w:numId w:val="57"/>
-        </w:numPr>
-        <w:ind w:left="993"/>
-        <w:rPr>
-          <w:lang w:val="es-419" w:eastAsia="es-CO"/>
-        </w:rPr>
-      </w:pPr>
-      <w:r>
-        <w:rPr>
-          <w:lang w:val="es-419" w:eastAsia="es-CO"/>
-        </w:rPr>
-        <w:t>Capacidad de tanques.</w:t>
-      </w:r>
-    </w:p>
-    <w:p>
-      <w:pPr>
-        <w:pStyle w:val="Prrafodelista"/>
-        <w:numPr>
-          <w:ilvl w:val="0"/>
-          <w:numId w:val="57"/>
-        </w:numPr>
-        <w:ind w:left="993"/>
-        <w:rPr>
-          <w:lang w:val="es-419" w:eastAsia="es-CO"/>
-        </w:rPr>
-      </w:pPr>
-      <w:r>
-        <w:rPr>
-          <w:lang w:val="es-419" w:eastAsia="es-CO"/>
-        </w:rPr>
-        <w:t>Preparación de soluciones.</w:t>
-      </w:r>
-    </w:p>
-    <w:p>
-      <w:pPr>
-        <w:rPr>
-          <w:lang w:val="es-419" w:eastAsia="es-CO"/>
-        </w:rPr>
-      </w:pPr>
-      <w:r>
-        <w:rPr>
-          <w:lang w:val="es-419" w:eastAsia="es-CO"/>
-        </w:rPr>
-        <w:t>La importancia en la producción radica en que permite realizar cálculos técnicos precisos, evitando la sobrepoblación y garantizando un adecuado suministro de recursos. Además, contribuye al cumplimiento de las exigencias normativas, favoreciendo la eficiencia y sostenibilidad del sistema productivo.</w:t>
-      </w:r>
-    </w:p>
-    <w:p>
-      <w:pPr>
-        <w:pStyle w:val="Ttulo2"/>
-      </w:pPr>
-      <w:bookmarkStart w:id="17" w:name="_Toc230794820"/>
-      <w:r>
-        <w:t xml:space="preserve">3.3 </w:t>
-      </w:r>
-      <w:r>
-        <w:t>Densidad de aves y equipos: concepto y cálculos</w:t>
-      </w:r>
-      <w:bookmarkEnd w:id="17"/>
-    </w:p>
-    <w:p>
-      <w:pPr>
-        <w:rPr>
-          <w:lang w:val="es-419" w:eastAsia="es-CO"/>
-        </w:rPr>
-      </w:pPr>
-      <w:r>
-        <w:rPr>
-          <w:lang w:val="es-419" w:eastAsia="es-CO"/>
-        </w:rPr>
-        <w:t>En el marco de la presente sección se estudiará el concepto, la normatividad y cálculos de densidad de aves y equipos.</w:t>
-      </w:r>
-    </w:p>
-    <w:p>
-      <w:pPr>
-        <w:pStyle w:val="Prrafodelista"/>
-        <w:numPr>
-          <w:ilvl w:val="0"/>
-          <w:numId w:val="99"/>
-        </w:numPr>
-        <w:ind w:left="993"/>
-        <w:rPr>
-          <w:lang w:val="es-419" w:eastAsia="es-CO"/>
-        </w:rPr>
-      </w:pPr>
-      <w:r>
-        <w:rPr>
-          <w:rStyle w:val="Ttulo5Car"/>
-        </w:rPr>
-        <w:t>Concepto.</w:t>
-      </w:r>
-      <w:r>
-        <w:rPr>
-          <w:lang w:val="es-419" w:eastAsia="es-CO"/>
-        </w:rPr>
-        <w:t xml:space="preserve"> La densidad avícola es la relación entre el número de aves y el área disponible dentro del galpón. Es un factor crítico que influye en el bienestar animal, la sanidad y la productividad.</w:t>
-      </w:r>
-    </w:p>
-    <w:p>
-      <w:pPr>
-        <w:pStyle w:val="Ttulo5"/>
-      </w:pPr>
-      <w:r>
-        <w:t>Normatividad en Colombia</w:t>
-      </w:r>
-    </w:p>
-    <w:p>
-      <w:pPr>
-        <w:rPr>
-          <w:lang w:val="es-419" w:eastAsia="es-CO"/>
-        </w:rPr>
-      </w:pPr>
-      <w:r>
-        <w:rPr>
-          <w:lang w:val="es-419" w:eastAsia="es-CO"/>
-        </w:rPr>
-        <w:t>Según lineamientos del Instituto Colombiano Agropecuario (ICA) y estándares de bienestar:</w:t>
-      </w:r>
-    </w:p>
-    <w:p>
-      <w:pPr>
-        <w:pStyle w:val="Prrafodelista"/>
-        <w:numPr>
-          <w:ilvl w:val="0"/>
-          <w:numId w:val="58"/>
-        </w:numPr>
-        <w:ind w:left="993" w:hanging="425"/>
-        <w:rPr>
-          <w:lang w:val="es-419" w:eastAsia="es-CO"/>
-        </w:rPr>
-      </w:pPr>
-      <w:r>
-        <w:rPr>
-          <w:lang w:val="es-419" w:eastAsia="es-CO"/>
-        </w:rPr>
-        <w:t>La densidad debe garantizar espacio suficiente para movilidad.</w:t>
-      </w:r>
-    </w:p>
-    <w:p>
-      <w:pPr>
-        <w:pStyle w:val="Prrafodelista"/>
-        <w:numPr>
-          <w:ilvl w:val="0"/>
-          <w:numId w:val="58"/>
-        </w:numPr>
-        <w:ind w:left="993" w:hanging="425"/>
-        <w:rPr>
-          <w:lang w:val="es-419" w:eastAsia="es-CO"/>
-        </w:rPr>
-      </w:pPr>
-      <w:r>
-        <w:rPr>
-          <w:lang w:val="es-419" w:eastAsia="es-CO"/>
-        </w:rPr>
-        <w:t>Debe evitar estrés térmico y hacinamiento.</w:t>
-      </w:r>
-    </w:p>
-    <w:p>
-      <w:pPr>
-        <w:pStyle w:val="Prrafodelista"/>
-        <w:numPr>
-          <w:ilvl w:val="0"/>
-          <w:numId w:val="58"/>
-        </w:numPr>
-        <w:ind w:left="993" w:hanging="425"/>
-        <w:rPr>
-          <w:lang w:val="es-419" w:eastAsia="es-CO"/>
-        </w:rPr>
-      </w:pPr>
-      <w:r>
-        <w:rPr>
-          <w:lang w:val="es-419" w:eastAsia="es-CO"/>
-        </w:rPr>
-        <w:t>Se ajusta según clima, peso final y sistema de producción.</w:t>
-      </w:r>
-    </w:p>
-    <w:p>
-      <w:pPr>
-        <w:pStyle w:val="Ttulo5"/>
-      </w:pPr>
-      <w:r>
-        <w:t>Valores recomendados</w:t>
-      </w:r>
-    </w:p>
-    <w:p>
-      <w:pPr>
-        <w:rPr>
-          <w:lang w:val="es-419" w:eastAsia="es-CO"/>
-        </w:rPr>
-      </w:pPr>
-      <w:r>
-        <w:rPr>
-          <w:lang w:val="es-419" w:eastAsia="es-CO"/>
-        </w:rPr>
-        <w:t>Referenciales para engorde en clima medio:</w:t>
-      </w:r>
-    </w:p>
-    <w:p>
-      <w:pPr>
-        <w:pStyle w:val="Prrafodelista"/>
-        <w:numPr>
-          <w:ilvl w:val="0"/>
-          <w:numId w:val="59"/>
-        </w:numPr>
-        <w:ind w:left="993" w:hanging="425"/>
-        <w:rPr>
-          <w:lang w:val="es-419" w:eastAsia="es-CO"/>
-        </w:rPr>
-      </w:pPr>
-      <w:r>
-        <w:rPr>
-          <w:lang w:val="es-419" w:eastAsia="es-CO"/>
-        </w:rPr>
-        <w:t>Entre 10 y 12 aves/m² en condiciones estándar.</w:t>
-      </w:r>
-    </w:p>
-    <w:p>
-      <w:pPr>
-        <w:pStyle w:val="Prrafodelista"/>
-        <w:numPr>
-          <w:ilvl w:val="0"/>
-          <w:numId w:val="59"/>
-        </w:numPr>
-        <w:ind w:left="993" w:hanging="425"/>
-        <w:rPr>
-          <w:lang w:val="es-419" w:eastAsia="es-CO"/>
-        </w:rPr>
-      </w:pPr>
-      <w:r>
-        <w:rPr>
-          <w:lang w:val="es-419" w:eastAsia="es-CO"/>
-        </w:rPr>
-        <w:t>30 kg / m² a 35 kg / m² como límite productivo.</w:t>
-      </w:r>
-    </w:p>
-    <w:p>
-      <w:pPr>
-        <w:pStyle w:val="Prrafodelista"/>
-        <w:numPr>
-          <w:ilvl w:val="0"/>
-          <w:numId w:val="59"/>
-        </w:numPr>
-        <w:ind w:left="993" w:hanging="425"/>
-        <w:rPr>
-          <w:lang w:val="es-419" w:eastAsia="es-CO"/>
-        </w:rPr>
-      </w:pPr>
-      <w:r>
-        <w:rPr>
-          <w:lang w:val="es-419" w:eastAsia="es-CO"/>
-        </w:rPr>
-        <w:t>Menor densidad en climas cálidos.</w:t>
-      </w:r>
-    </w:p>
-    <w:p>
-      <w:pPr>
-        <w:pStyle w:val="Ttulo5"/>
-      </w:pPr>
-      <w:r>
-        <w:t>Cálculo de densidad de aves</w:t>
-      </w:r>
-    </w:p>
-    <w:p>
-      <w:pPr>
-        <w:rPr>
-          <w:lang w:val="es-419" w:eastAsia="es-CO"/>
-        </w:rPr>
-      </w:pPr>
-      <w:r>
-        <w:rPr>
-          <w:lang w:val="es-419" w:eastAsia="es-CO"/>
-        </w:rPr>
-        <w:t>Fórmula:</w:t>
-      </w:r>
-    </w:p>
-    <w:p>
-      <w:pPr>
-        <w:rPr>
-          <w:lang w:val="es-419" w:eastAsia="es-CO"/>
-        </w:rPr>
-      </w:pPr>
-      <w:r>
-        <w:rPr>
-          <w:lang w:val="es-419" w:eastAsia="es-CO"/>
-        </w:rPr>
-        <w:t>Densidad = Número de aves / Área (m²).</w:t>
-      </w:r>
-    </w:p>
-    <w:p>
-      <w:pPr>
+        <w:pStyle w:val="Prrafodelista"/>
+        <w:numPr>
+          <w:ilvl w:val="0"/>
+          <w:numId w:val="112"/>
+        </w:numPr>
         <w:rPr>
           <w:b/>
           <w:bCs/>
-          <w:lang w:val="es-419" w:eastAsia="es-CO"/>
-        </w:rPr>
-      </w:pPr>
-      <w:r>
-        <w:rPr>
-          <w:lang w:val="es-419" w:eastAsia="es-CO"/>
-        </w:rPr>
-        <w:t>Ejemplo</w:t>
-      </w:r>
+        </w:rPr>
+      </w:pPr>
       <w:r>
         <w:rPr>
           <w:b/>
           <w:bCs/>
-          <w:lang w:val="es-419" w:eastAsia="es-CO"/>
-        </w:rPr>
-        <w:t>:</w:t>
-      </w:r>
-    </w:p>
-    <w:p>
-      <w:pPr>
-        <w:rPr>
-          <w:lang w:val="es-419" w:eastAsia="es-CO"/>
-        </w:rPr>
-      </w:pPr>
-      <w:r>
-        <w:rPr>
-          <w:lang w:val="es-419" w:eastAsia="es-CO"/>
-        </w:rPr>
-        <w:t>Si hay 1.000 aves en un galpón de 100 m²:</w:t>
-      </w:r>
-    </w:p>
-    <w:p>
-      <w:pPr>
-        <w:rPr>
-          <w:lang w:val="es-419" w:eastAsia="es-CO"/>
-        </w:rPr>
-      </w:pPr>
-      <w:r>
-        <w:rPr>
-          <w:lang w:val="es-419" w:eastAsia="es-CO"/>
-        </w:rPr>
-        <w:t>Densidad = 1.000 / 100 = 10 aves/m².</w:t>
-      </w:r>
-    </w:p>
-    <w:p>
-      <w:pPr>
-        <w:pStyle w:val="Ttulo5"/>
-      </w:pPr>
-      <w:r>
-        <w:t>Cálculo por peso</w:t>
-      </w:r>
-    </w:p>
-    <w:p>
-      <w:pPr>
-        <w:ind w:left="142" w:firstLine="0"/>
-        <w:rPr>
-          <w:lang w:val="es-419" w:eastAsia="es-CO"/>
-        </w:rPr>
-      </w:pPr>
-      <w:r>
-        <w:rPr>
-          <w:lang w:val="es-419" w:eastAsia="es-CO"/>
-        </w:rPr>
-        <w:t>Densidad (kg. /m²) = Peso total de las aves / Área.</w:t>
-      </w:r>
-    </w:p>
-    <w:p>
-      <w:pPr>
-        <w:ind w:left="142" w:firstLine="0"/>
-        <w:rPr>
-          <w:lang w:val="es-419" w:eastAsia="es-CO"/>
-        </w:rPr>
-      </w:pPr>
-      <w:r>
-        <w:rPr>
-          <w:lang w:val="es-419" w:eastAsia="es-CO"/>
-        </w:rPr>
-        <w:t>Ejemplo:</w:t>
-      </w:r>
-    </w:p>
-    <w:p>
-      <w:pPr>
-        <w:pStyle w:val="Prrafodelista"/>
-        <w:numPr>
-          <w:ilvl w:val="0"/>
-          <w:numId w:val="60"/>
+        </w:rPr>
+        <w:t>Medidas de superficie</w:t>
+      </w:r>
+    </w:p>
+    <w:p>
+      <w:pPr>
+        <w:rPr>
+          <w:lang w:val="es-419" w:eastAsia="es-CO"/>
+        </w:rPr>
+      </w:pPr>
+      <w:r>
+        <w:rPr>
+          <w:lang w:val="es-419" w:eastAsia="es-CO"/>
+        </w:rPr>
+        <w:t>Se utilizan para calcular el área disponible en el galpón.</w:t>
+      </w:r>
+    </w:p>
+    <w:p>
+      <w:pPr>
+        <w:rPr>
+          <w:lang w:val="es-419" w:eastAsia="es-CO"/>
+        </w:rPr>
+      </w:pPr>
+      <w:r>
+        <w:rPr>
+          <w:lang w:val="es-419" w:eastAsia="es-CO"/>
+        </w:rPr>
+        <w:t>Unidad principal: metro cuadrado (m²).</w:t>
+      </w:r>
+    </w:p>
+    <w:p>
+      <w:pPr>
+        <w:rPr>
+          <w:lang w:val="es-419" w:eastAsia="es-CO"/>
+        </w:rPr>
+      </w:pPr>
+      <w:r>
+        <w:rPr>
+          <w:lang w:val="es-419" w:eastAsia="es-CO"/>
+        </w:rPr>
+        <w:t>Aplicación:</w:t>
+      </w:r>
+    </w:p>
+    <w:p>
+      <w:pPr>
+        <w:pStyle w:val="Prrafodelista"/>
+        <w:numPr>
+          <w:ilvl w:val="0"/>
+          <w:numId w:val="54"/>
         </w:numPr>
         <w:ind w:left="993" w:hanging="425"/>
         <w:rPr>
@@ -12430,15 +11710,15 @@
         <w:rPr>
           <w:lang w:val="es-419" w:eastAsia="es-CO"/>
         </w:rPr>
-        <w:t>aves × 2 kg. = 2.000 kg.</w:t>
-      </w:r>
-    </w:p>
-    <w:p>
-      <w:pPr>
-        <w:pStyle w:val="Prrafodelista"/>
-        <w:numPr>
-          <w:ilvl w:val="0"/>
-          <w:numId w:val="60"/>
+        <w:t>Distribución de aves.</w:t>
+      </w:r>
+    </w:p>
+    <w:p>
+      <w:pPr>
+        <w:pStyle w:val="Prrafodelista"/>
+        <w:numPr>
+          <w:ilvl w:val="0"/>
+          <w:numId w:val="54"/>
         </w:numPr>
         <w:ind w:left="993" w:hanging="425"/>
         <w:rPr>
@@ -12449,75 +11729,93 @@
         <w:rPr>
           <w:lang w:val="es-419" w:eastAsia="es-CO"/>
         </w:rPr>
-        <w:t>Área: 100 m².</w:t>
-      </w:r>
-    </w:p>
-    <w:p>
-      <w:pPr>
-        <w:ind w:left="142" w:firstLine="0"/>
-        <w:rPr>
-          <w:lang w:val="es-419" w:eastAsia="es-CO"/>
-        </w:rPr>
-      </w:pPr>
-      <w:r>
-        <w:rPr>
-          <w:lang w:val="es-419" w:eastAsia="es-CO"/>
-        </w:rPr>
-        <w:t>Densidad = 2.000 / 100 = 20 kg. /m².</w:t>
-      </w:r>
-    </w:p>
-    <w:p>
-      <w:pPr>
-        <w:pStyle w:val="Ttulo5"/>
-      </w:pPr>
-      <w:r>
-        <w:t>Densidad de equipos</w:t>
-      </w:r>
-    </w:p>
-    <w:p>
-      <w:pPr>
-        <w:ind w:left="142" w:firstLine="0"/>
-        <w:rPr>
-          <w:lang w:val="es-419" w:eastAsia="es-CO"/>
-        </w:rPr>
-      </w:pPr>
-      <w:r>
-        <w:rPr>
-          <w:lang w:val="es-419" w:eastAsia="es-CO"/>
-        </w:rPr>
-        <w:t>Se refiere a la cantidad de equipos disponibles por número de aves.</w:t>
-      </w:r>
-    </w:p>
-    <w:p>
-      <w:pPr>
-        <w:ind w:left="142" w:firstLine="0"/>
+        <w:t>Ubicación de equipos.</w:t>
+      </w:r>
+    </w:p>
+    <w:p>
+      <w:pPr>
+        <w:pStyle w:val="Prrafodelista"/>
+        <w:numPr>
+          <w:ilvl w:val="0"/>
+          <w:numId w:val="54"/>
+        </w:numPr>
+        <w:ind w:left="993" w:hanging="425"/>
+        <w:rPr>
+          <w:lang w:val="es-419" w:eastAsia="es-CO"/>
+        </w:rPr>
+      </w:pPr>
+      <w:r>
+        <w:rPr>
+          <w:lang w:val="es-419" w:eastAsia="es-CO"/>
+        </w:rPr>
+        <w:t>Cálculo de densidad.</w:t>
+      </w:r>
+    </w:p>
+    <w:p>
+      <w:pPr>
+        <w:pStyle w:val="Prrafodelista"/>
+        <w:numPr>
+          <w:ilvl w:val="0"/>
+          <w:numId w:val="112"/>
+        </w:numPr>
         <w:rPr>
           <w:b/>
           <w:bCs/>
-          <w:lang w:val="es-419" w:eastAsia="es-CO"/>
-        </w:rPr>
-      </w:pPr>
-      <w:r>
-        <w:rPr>
-          <w:lang w:val="es-419" w:eastAsia="es-CO"/>
-        </w:rPr>
-        <w:t>Comederos</w:t>
-      </w:r>
+        </w:rPr>
+      </w:pPr>
       <w:r>
         <w:rPr>
           <w:b/>
           <w:bCs/>
-          <w:lang w:val="es-419" w:eastAsia="es-CO"/>
-        </w:rPr>
-        <w:t>:</w:t>
-      </w:r>
-    </w:p>
-    <w:p>
-      <w:pPr>
-        <w:pStyle w:val="Prrafodelista"/>
-        <w:numPr>
-          <w:ilvl w:val="0"/>
-          <w:numId w:val="61"/>
+        </w:rPr>
+        <w:t xml:space="preserve">Medidas de longitud </w:t>
+      </w:r>
+    </w:p>
+    <w:p>
+      <w:pPr>
+        <w:rPr>
+          <w:lang w:val="es-419" w:eastAsia="es-CO"/>
+        </w:rPr>
+      </w:pPr>
+      <w:r>
+        <w:rPr>
+          <w:lang w:val="es-419" w:eastAsia="es-CO"/>
+        </w:rPr>
+        <w:t>Permiten dimensionar instalaciones y equipos.</w:t>
+      </w:r>
+    </w:p>
+    <w:p>
+      <w:pPr>
+        <w:rPr>
+          <w:lang w:val="es-419" w:eastAsia="es-CO"/>
+        </w:rPr>
+      </w:pPr>
+      <w:r>
+        <w:rPr>
+          <w:lang w:val="es-419" w:eastAsia="es-CO"/>
+        </w:rPr>
+        <w:t>Metro (m), centímetro (cm).</w:t>
+      </w:r>
+    </w:p>
+    <w:p>
+      <w:pPr>
+        <w:rPr>
+          <w:lang w:val="es-419" w:eastAsia="es-CO"/>
+        </w:rPr>
+      </w:pPr>
+      <w:r>
+        <w:rPr>
+          <w:lang w:val="es-419" w:eastAsia="es-CO"/>
+        </w:rPr>
+        <w:t>Aplicación:</w:t>
+      </w:r>
+    </w:p>
+    <w:p>
+      <w:pPr>
+        <w:pStyle w:val="Prrafodelista"/>
+        <w:numPr>
+          <w:ilvl w:val="0"/>
+          <w:numId w:val="55"/>
         </w:numPr>
         <w:ind w:left="993" w:hanging="425"/>
         <w:rPr>
@@ -12528,39 +11826,120 @@
         <w:rPr>
           <w:lang w:val="es-419" w:eastAsia="es-CO"/>
         </w:rPr>
-        <w:t>1 comedero por cada 40 o 50 aves.</w:t>
+        <w:t>Largo y ancho del galpón.</w:t>
+      </w:r>
+    </w:p>
+    <w:p>
+      <w:pPr>
+        <w:pStyle w:val="Prrafodelista"/>
+        <w:numPr>
+          <w:ilvl w:val="0"/>
+          <w:numId w:val="55"/>
+        </w:numPr>
+        <w:ind w:left="993" w:hanging="425"/>
+        <w:rPr>
+          <w:lang w:val="es-419" w:eastAsia="es-CO"/>
+        </w:rPr>
+      </w:pPr>
+      <w:r>
+        <w:rPr>
+          <w:lang w:val="es-419" w:eastAsia="es-CO"/>
+        </w:rPr>
+        <w:t>Altura del techo.</w:t>
+      </w:r>
+    </w:p>
+    <w:p>
+      <w:pPr>
+        <w:pStyle w:val="Prrafodelista"/>
+        <w:numPr>
+          <w:ilvl w:val="0"/>
+          <w:numId w:val="55"/>
+        </w:numPr>
+        <w:ind w:left="993" w:hanging="425"/>
+        <w:rPr>
+          <w:lang w:val="es-419" w:eastAsia="es-CO"/>
+        </w:rPr>
+      </w:pPr>
+      <w:r>
+        <w:rPr>
+          <w:lang w:val="es-419" w:eastAsia="es-CO"/>
+        </w:rPr>
+        <w:t>Espacio lineal de comederos y bebederos.</w:t>
       </w:r>
     </w:p>
     <w:p>
       <w:pPr>
         <w:ind w:left="142" w:firstLine="0"/>
+        <w:rPr>
+          <w:lang w:val="es-419" w:eastAsia="es-CO"/>
+        </w:rPr>
+      </w:pPr>
+    </w:p>
+    <w:p>
+      <w:pPr>
+        <w:pStyle w:val="Prrafodelista"/>
+        <w:numPr>
+          <w:ilvl w:val="0"/>
+          <w:numId w:val="112"/>
+        </w:numPr>
         <w:rPr>
           <w:b/>
           <w:bCs/>
-          <w:lang w:val="es-419" w:eastAsia="es-CO"/>
-        </w:rPr>
-      </w:pPr>
-      <w:r>
-        <w:rPr>
-          <w:lang w:val="es-419" w:eastAsia="es-CO"/>
-        </w:rPr>
-        <w:t>Bebederos</w:t>
-      </w:r>
+        </w:rPr>
+      </w:pPr>
       <w:r>
         <w:rPr>
           <w:b/>
           <w:bCs/>
-          <w:lang w:val="es-419" w:eastAsia="es-CO"/>
-        </w:rPr>
-        <w:t>:</w:t>
-      </w:r>
-    </w:p>
-    <w:p>
-      <w:pPr>
-        <w:pStyle w:val="Prrafodelista"/>
-        <w:numPr>
-          <w:ilvl w:val="0"/>
-          <w:numId w:val="61"/>
+        </w:rPr>
+        <w:t xml:space="preserve">Medidas de peso </w:t>
+      </w:r>
+    </w:p>
+    <w:p>
+      <w:pPr>
+        <w:rPr>
+          <w:lang w:val="es-419" w:eastAsia="es-CO"/>
+        </w:rPr>
+      </w:pPr>
+      <w:r>
+        <w:rPr>
+          <w:lang w:val="es-419" w:eastAsia="es-CO"/>
+        </w:rPr>
+        <w:t>Se emplean para evaluar el crecimiento y desempeño productivo.</w:t>
+      </w:r>
+    </w:p>
+    <w:p>
+      <w:pPr>
+        <w:rPr>
+          <w:lang w:val="es-419" w:eastAsia="es-CO"/>
+        </w:rPr>
+      </w:pPr>
+      <w:r>
+        <w:rPr>
+          <w:lang w:val="es-419" w:eastAsia="es-CO"/>
+        </w:rPr>
+        <w:t>Gramos (g) y kilogramos (kg).</w:t>
+      </w:r>
+    </w:p>
+    <w:p>
+      <w:pPr>
+        <w:rPr>
+          <w:lang w:val="es-419" w:eastAsia="es-CO"/>
+        </w:rPr>
+      </w:pPr>
+      <w:r>
+        <w:rPr>
+          <w:lang w:val="es-419" w:eastAsia="es-CO"/>
+        </w:rPr>
+        <w:t>Aplicación:</w:t>
+      </w:r>
+    </w:p>
+    <w:p>
+      <w:pPr>
+        <w:pStyle w:val="Prrafodelista"/>
+        <w:numPr>
+          <w:ilvl w:val="0"/>
+          <w:numId w:val="56"/>
         </w:numPr>
         <w:ind w:left="993" w:hanging="425"/>
         <w:rPr>
@@ -12571,45 +11950,254 @@
         <w:rPr>
           <w:lang w:val="es-419" w:eastAsia="es-CO"/>
         </w:rPr>
-        <w:t>1 bebedero por cada 50 o 80 aves.</w:t>
-      </w:r>
-    </w:p>
-    <w:p>
-      <w:pPr>
-        <w:ind w:left="142" w:firstLine="0"/>
+        <w:t>Peso inicial del pollito.</w:t>
+      </w:r>
+    </w:p>
+    <w:p>
+      <w:pPr>
+        <w:pStyle w:val="Prrafodelista"/>
+        <w:numPr>
+          <w:ilvl w:val="0"/>
+          <w:numId w:val="56"/>
+        </w:numPr>
+        <w:ind w:left="993" w:hanging="425"/>
+        <w:rPr>
+          <w:lang w:val="es-419" w:eastAsia="es-CO"/>
+        </w:rPr>
+      </w:pPr>
+      <w:r>
+        <w:rPr>
+          <w:lang w:val="es-419" w:eastAsia="es-CO"/>
+        </w:rPr>
+        <w:t>Ganancia diaria de peso.</w:t>
+      </w:r>
+    </w:p>
+    <w:p>
+      <w:pPr>
+        <w:pStyle w:val="Prrafodelista"/>
+        <w:numPr>
+          <w:ilvl w:val="0"/>
+          <w:numId w:val="56"/>
+        </w:numPr>
+        <w:ind w:left="993" w:hanging="425"/>
+        <w:rPr>
+          <w:lang w:val="es-419" w:eastAsia="es-CO"/>
+        </w:rPr>
+      </w:pPr>
+      <w:r>
+        <w:rPr>
+          <w:lang w:val="es-419" w:eastAsia="es-CO"/>
+        </w:rPr>
+        <w:t>Peso final de sacrificio.</w:t>
+      </w:r>
+    </w:p>
+    <w:p>
+      <w:pPr>
+        <w:pStyle w:val="Prrafodelista"/>
+        <w:numPr>
+          <w:ilvl w:val="0"/>
+          <w:numId w:val="112"/>
+        </w:numPr>
         <w:rPr>
           <w:b/>
           <w:bCs/>
-          <w:lang w:val="es-419" w:eastAsia="es-CO"/>
-        </w:rPr>
-      </w:pPr>
-      <w:r>
-        <w:rPr>
-          <w:lang w:val="es-419" w:eastAsia="es-CO"/>
-        </w:rPr>
-        <w:t>Importancia</w:t>
-      </w:r>
+        </w:rPr>
+      </w:pPr>
       <w:r>
         <w:rPr>
           <w:b/>
           <w:bCs/>
-          <w:lang w:val="es-419" w:eastAsia="es-CO"/>
-        </w:rPr>
-        <w:t xml:space="preserve"> </w:t>
-      </w:r>
-      <w:r>
-        <w:rPr>
-          <w:lang w:val="es-419" w:eastAsia="es-CO"/>
-        </w:rPr>
-        <w:t>de la densidad adecuada:</w:t>
-      </w:r>
-    </w:p>
-    <w:p>
-      <w:pPr>
-        <w:pStyle w:val="Prrafodelista"/>
-        <w:numPr>
-          <w:ilvl w:val="0"/>
-          <w:numId w:val="61"/>
+        </w:rPr>
+        <w:t xml:space="preserve">Medidas de volumen </w:t>
+      </w:r>
+    </w:p>
+    <w:p>
+      <w:pPr>
+        <w:rPr>
+          <w:lang w:val="es-419" w:eastAsia="es-CO"/>
+        </w:rPr>
+      </w:pPr>
+      <w:r>
+        <w:rPr>
+          <w:lang w:val="es-419" w:eastAsia="es-CO"/>
+        </w:rPr>
+        <w:t>Relacionadas con el consumo de agua y capacidad de almacenamiento.</w:t>
+      </w:r>
+    </w:p>
+    <w:p>
+      <w:pPr>
+        <w:rPr>
+          <w:lang w:val="es-419" w:eastAsia="es-CO"/>
+        </w:rPr>
+      </w:pPr>
+      <w:r>
+        <w:rPr>
+          <w:lang w:val="es-419" w:eastAsia="es-CO"/>
+        </w:rPr>
+        <w:t>Litros (L), mililitros (ml).</w:t>
+      </w:r>
+    </w:p>
+    <w:p>
+      <w:pPr>
+        <w:rPr>
+          <w:lang w:val="es-419" w:eastAsia="es-CO"/>
+        </w:rPr>
+      </w:pPr>
+      <w:r>
+        <w:rPr>
+          <w:lang w:val="es-419" w:eastAsia="es-CO"/>
+        </w:rPr>
+        <w:t>Aplicación:</w:t>
+      </w:r>
+    </w:p>
+    <w:p>
+      <w:pPr>
+        <w:pStyle w:val="Prrafodelista"/>
+        <w:numPr>
+          <w:ilvl w:val="0"/>
+          <w:numId w:val="57"/>
+        </w:numPr>
+        <w:ind w:left="993"/>
+        <w:rPr>
+          <w:lang w:val="es-419" w:eastAsia="es-CO"/>
+        </w:rPr>
+      </w:pPr>
+      <w:r>
+        <w:rPr>
+          <w:lang w:val="es-419" w:eastAsia="es-CO"/>
+        </w:rPr>
+        <w:t>Consumo de agua.</w:t>
+      </w:r>
+    </w:p>
+    <w:p>
+      <w:pPr>
+        <w:pStyle w:val="Prrafodelista"/>
+        <w:numPr>
+          <w:ilvl w:val="0"/>
+          <w:numId w:val="57"/>
+        </w:numPr>
+        <w:ind w:left="993"/>
+        <w:rPr>
+          <w:lang w:val="es-419" w:eastAsia="es-CO"/>
+        </w:rPr>
+      </w:pPr>
+      <w:r>
+        <w:rPr>
+          <w:lang w:val="es-419" w:eastAsia="es-CO"/>
+        </w:rPr>
+        <w:t>Capacidad de tanques.</w:t>
+      </w:r>
+    </w:p>
+    <w:p>
+      <w:pPr>
+        <w:pStyle w:val="Prrafodelista"/>
+        <w:numPr>
+          <w:ilvl w:val="0"/>
+          <w:numId w:val="57"/>
+        </w:numPr>
+        <w:ind w:left="993"/>
+        <w:rPr>
+          <w:lang w:val="es-419" w:eastAsia="es-CO"/>
+        </w:rPr>
+      </w:pPr>
+      <w:r>
+        <w:rPr>
+          <w:lang w:val="es-419" w:eastAsia="es-CO"/>
+        </w:rPr>
+        <w:t>Preparación de soluciones.</w:t>
+      </w:r>
+    </w:p>
+    <w:p>
+      <w:pPr>
+        <w:rPr>
+          <w:lang w:val="es-419" w:eastAsia="es-CO"/>
+        </w:rPr>
+      </w:pPr>
+      <w:r>
+        <w:rPr>
+          <w:lang w:val="es-419" w:eastAsia="es-CO"/>
+        </w:rPr>
+        <w:t>La importancia en la producción radica en que permite realizar cálculos técnicos precisos, evitando la sobrepoblación y garantizando un adecuado suministro de recursos. Además, contribuye al cumplimiento de las exigencias normativas, favoreciendo la eficiencia y sostenibilidad del sistema productivo.</w:t>
+      </w:r>
+    </w:p>
+    <w:p>
+      <w:pPr>
+        <w:pStyle w:val="Ttulo2"/>
+      </w:pPr>
+      <w:bookmarkStart w:id="17" w:name="_Toc230794820"/>
+      <w:r>
+        <w:t xml:space="preserve">3.3 </w:t>
+      </w:r>
+      <w:r>
+        <w:t>Densidad de aves y equipos: concepto y cálculos</w:t>
+      </w:r>
+      <w:bookmarkEnd w:id="17"/>
+    </w:p>
+    <w:p>
+      <w:pPr>
+        <w:rPr>
+          <w:lang w:val="es-419" w:eastAsia="es-CO"/>
+        </w:rPr>
+      </w:pPr>
+      <w:r>
+        <w:rPr>
+          <w:lang w:val="es-419" w:eastAsia="es-CO"/>
+        </w:rPr>
+        <w:t>En el marco de la presente sección se estudiará el concepto, la normatividad y cálculos de densidad de aves y equipos.</w:t>
+      </w:r>
+    </w:p>
+    <w:p>
+      <w:pPr>
+        <w:pStyle w:val="Prrafodelista"/>
+        <w:numPr>
+          <w:ilvl w:val="0"/>
+          <w:numId w:val="99"/>
+        </w:numPr>
+        <w:ind w:left="993"/>
+        <w:rPr>
+          <w:lang w:val="es-419" w:eastAsia="es-CO"/>
+        </w:rPr>
+      </w:pPr>
+      <w:r>
+        <w:rPr>
+          <w:rStyle w:val="Ttulo5Car"/>
+        </w:rPr>
+        <w:t>Concepto.</w:t>
+      </w:r>
+      <w:r>
+        <w:rPr>
+          <w:lang w:val="es-419" w:eastAsia="es-CO"/>
+        </w:rPr>
+        <w:t xml:space="preserve"> La densidad avícola es la relación entre el número de aves y el área disponible dentro del galpón. Es un factor crítico que influye en el bienestar animal, la sanidad y la productividad.</w:t>
+      </w:r>
+    </w:p>
+    <w:p>
+      <w:pPr>
+        <w:pStyle w:val="Ttulo5"/>
+      </w:pPr>
+      <w:r>
+        <w:t>Normatividad en Colombia</w:t>
+      </w:r>
+    </w:p>
+    <w:p>
+      <w:pPr>
+        <w:rPr>
+          <w:lang w:val="es-419" w:eastAsia="es-CO"/>
+        </w:rPr>
+      </w:pPr>
+      <w:r>
+        <w:rPr>
+          <w:lang w:val="es-419" w:eastAsia="es-CO"/>
+        </w:rPr>
+        <w:t>Según lineamientos del Instituto Colombiano Agropecuario (ICA) y estándares de bienestar:</w:t>
+      </w:r>
+    </w:p>
+    <w:p>
+      <w:pPr>
+        <w:pStyle w:val="Prrafodelista"/>
+        <w:numPr>
+          <w:ilvl w:val="0"/>
+          <w:numId w:val="58"/>
         </w:numPr>
         <w:ind w:left="993" w:hanging="425"/>
         <w:rPr>
@@ -12620,15 +12208,15 @@
         <w:rPr>
           <w:lang w:val="es-419" w:eastAsia="es-CO"/>
         </w:rPr>
-        <w:t>Reduce estrés y mortalidad.</w:t>
-      </w:r>
-    </w:p>
-    <w:p>
-      <w:pPr>
-        <w:pStyle w:val="Prrafodelista"/>
-        <w:numPr>
-          <w:ilvl w:val="0"/>
-          <w:numId w:val="61"/>
+        <w:t>La densidad debe garantizar espacio suficiente para movilidad.</w:t>
+      </w:r>
+    </w:p>
+    <w:p>
+      <w:pPr>
+        <w:pStyle w:val="Prrafodelista"/>
+        <w:numPr>
+          <w:ilvl w:val="0"/>
+          <w:numId w:val="58"/>
         </w:numPr>
         <w:ind w:left="993" w:hanging="425"/>
         <w:rPr>
@@ -12639,15 +12227,15 @@
         <w:rPr>
           <w:lang w:val="es-419" w:eastAsia="es-CO"/>
         </w:rPr>
-        <w:t>Mejora conversión alimenticia.</w:t>
-      </w:r>
-    </w:p>
-    <w:p>
-      <w:pPr>
-        <w:pStyle w:val="Prrafodelista"/>
-        <w:numPr>
-          <w:ilvl w:val="0"/>
-          <w:numId w:val="61"/>
+        <w:t>Debe evitar estrés térmico y hacinamiento.</w:t>
+      </w:r>
+    </w:p>
+    <w:p>
+      <w:pPr>
+        <w:pStyle w:val="Prrafodelista"/>
+        <w:numPr>
+          <w:ilvl w:val="0"/>
+          <w:numId w:val="58"/>
         </w:numPr>
         <w:ind w:left="993" w:hanging="425"/>
         <w:rPr>
@@ -12658,15 +12246,36 @@
         <w:rPr>
           <w:lang w:val="es-419" w:eastAsia="es-CO"/>
         </w:rPr>
-        <w:t>Disminuye enfermedades.</w:t>
-      </w:r>
-    </w:p>
-    <w:p>
-      <w:pPr>
-        <w:pStyle w:val="Prrafodelista"/>
-        <w:numPr>
-          <w:ilvl w:val="0"/>
-          <w:numId w:val="61"/>
+        <w:t>Se ajusta según clima, peso final y sistema de producción.</w:t>
+      </w:r>
+    </w:p>
+    <w:p>
+      <w:pPr>
+        <w:pStyle w:val="Ttulo5"/>
+      </w:pPr>
+      <w:r>
+        <w:t>Valores recomendados</w:t>
+      </w:r>
+    </w:p>
+    <w:p>
+      <w:pPr>
+        <w:rPr>
+          <w:lang w:val="es-419" w:eastAsia="es-CO"/>
+        </w:rPr>
+      </w:pPr>
+      <w:r>
+        <w:rPr>
+          <w:lang w:val="es-419" w:eastAsia="es-CO"/>
+        </w:rPr>
+        <w:t>Referenciales para engorde en clima medio:</w:t>
+      </w:r>
+    </w:p>
+    <w:p>
+      <w:pPr>
+        <w:pStyle w:val="Prrafodelista"/>
+        <w:numPr>
+          <w:ilvl w:val="0"/>
+          <w:numId w:val="59"/>
         </w:numPr>
         <w:ind w:left="993" w:hanging="425"/>
         <w:rPr>
@@ -12677,29 +12286,15 @@
         <w:rPr>
           <w:lang w:val="es-419" w:eastAsia="es-CO"/>
         </w:rPr>
-        <w:t>Optimiza el espacio productivo.</w:t>
-      </w:r>
-    </w:p>
-    <w:p>
-      <w:pPr>
-        <w:ind w:left="142" w:firstLine="0"/>
-        <w:rPr>
-          <w:lang w:val="es-419" w:eastAsia="es-CO"/>
-        </w:rPr>
-      </w:pPr>
-      <w:r>
-        <w:rPr>
-          <w:lang w:val="es-419" w:eastAsia="es-CO"/>
-        </w:rPr>
-        <w:t>Factores que afectan la densidad</w:t>
-      </w:r>
-    </w:p>
-    <w:p>
-      <w:pPr>
-        <w:pStyle w:val="Prrafodelista"/>
-        <w:numPr>
-          <w:ilvl w:val="0"/>
-          <w:numId w:val="62"/>
+        <w:t>Entre 10 y 12 aves/m² en condiciones estándar.</w:t>
+      </w:r>
+    </w:p>
+    <w:p>
+      <w:pPr>
+        <w:pStyle w:val="Prrafodelista"/>
+        <w:numPr>
+          <w:ilvl w:val="0"/>
+          <w:numId w:val="59"/>
         </w:numPr>
         <w:ind w:left="993" w:hanging="425"/>
         <w:rPr>
@@ -12710,15 +12305,15 @@
         <w:rPr>
           <w:lang w:val="es-419" w:eastAsia="es-CO"/>
         </w:rPr>
-        <w:t>Temperatura ambiental.</w:t>
-      </w:r>
-    </w:p>
-    <w:p>
-      <w:pPr>
-        <w:pStyle w:val="Prrafodelista"/>
-        <w:numPr>
-          <w:ilvl w:val="0"/>
-          <w:numId w:val="62"/>
+        <w:t>30 kg / m² a 35 kg / m² como límite productivo.</w:t>
+      </w:r>
+    </w:p>
+    <w:p>
+      <w:pPr>
+        <w:pStyle w:val="Prrafodelista"/>
+        <w:numPr>
+          <w:ilvl w:val="0"/>
+          <w:numId w:val="59"/>
         </w:numPr>
         <w:ind w:left="993" w:hanging="425"/>
         <w:rPr>
@@ -12729,228 +12324,7 @@
         <w:rPr>
           <w:lang w:val="es-419" w:eastAsia="es-CO"/>
         </w:rPr>
-        <w:t>Ventilación.</w:t>
-      </w:r>
-    </w:p>
-    <w:p>
-      <w:pPr>
-        <w:pStyle w:val="Prrafodelista"/>
-        <w:numPr>
-          <w:ilvl w:val="0"/>
-          <w:numId w:val="62"/>
-        </w:numPr>
-        <w:ind w:left="993" w:hanging="425"/>
-        <w:rPr>
-          <w:lang w:val="es-419" w:eastAsia="es-CO"/>
-        </w:rPr>
-      </w:pPr>
-      <w:r>
-        <w:rPr>
-          <w:lang w:val="es-419" w:eastAsia="es-CO"/>
-        </w:rPr>
-        <w:t>Tipo de galpón.</w:t>
-      </w:r>
-    </w:p>
-    <w:p>
-      <w:pPr>
-        <w:pStyle w:val="Prrafodelista"/>
-        <w:numPr>
-          <w:ilvl w:val="0"/>
-          <w:numId w:val="62"/>
-        </w:numPr>
-        <w:ind w:left="993" w:hanging="425"/>
-        <w:rPr>
-          <w:lang w:val="es-419" w:eastAsia="es-CO"/>
-        </w:rPr>
-      </w:pPr>
-      <w:r>
-        <w:rPr>
-          <w:lang w:val="es-419" w:eastAsia="es-CO"/>
-        </w:rPr>
-        <w:t>Peso final de las aves.</w:t>
-      </w:r>
-    </w:p>
-    <w:p>
-      <w:pPr>
-        <w:pStyle w:val="Prrafodelista"/>
-        <w:numPr>
-          <w:ilvl w:val="0"/>
-          <w:numId w:val="62"/>
-        </w:numPr>
-        <w:ind w:left="993" w:hanging="425"/>
-        <w:rPr>
-          <w:lang w:val="es-419" w:eastAsia="es-CO"/>
-        </w:rPr>
-      </w:pPr>
-      <w:r>
-        <w:rPr>
-          <w:lang w:val="es-419" w:eastAsia="es-CO"/>
-        </w:rPr>
-        <w:t>Sistema de manejo.</w:t>
-      </w:r>
-    </w:p>
-    <w:p>
-      <w:pPr>
-        <w:rPr>
-          <w:lang w:val="es-419" w:eastAsia="es-CO"/>
-        </w:rPr>
-      </w:pPr>
-    </w:p>
-    <w:p>
-      <w:pPr>
-        <w:rPr>
-          <w:lang w:val="es-419" w:eastAsia="es-CO"/>
-        </w:rPr>
-      </w:pPr>
-    </w:p>
-    <w:p>
-      <w:pPr>
-        <w:rPr>
-          <w:lang w:val="es-419" w:eastAsia="es-CO"/>
-        </w:rPr>
-      </w:pPr>
-    </w:p>
-    <w:p>
-      <w:pPr>
-        <w:rPr>
-          <w:lang w:val="es-419" w:eastAsia="es-CO"/>
-        </w:rPr>
-      </w:pPr>
-    </w:p>
-    <w:p>
-      <w:pPr>
-        <w:rPr>
-          <w:lang w:val="es-419" w:eastAsia="es-CO"/>
-        </w:rPr>
-      </w:pPr>
-    </w:p>
-    <w:p>
-      <w:pPr>
-        <w:rPr>
-          <w:lang w:val="es-419" w:eastAsia="es-CO"/>
-        </w:rPr>
-      </w:pPr>
-    </w:p>
-    <w:p>
-      <w:pPr>
-        <w:rPr>
-          <w:lang w:val="es-419" w:eastAsia="es-CO"/>
-        </w:rPr>
-      </w:pPr>
-    </w:p>
-    <w:p>
-      <w:pPr>
-        <w:rPr>
-          <w:lang w:val="es-419" w:eastAsia="es-CO"/>
-        </w:rPr>
-      </w:pPr>
-    </w:p>
-    <w:p>
-      <w:pPr>
-        <w:rPr>
-          <w:lang w:val="es-419" w:eastAsia="es-CO"/>
-        </w:rPr>
-      </w:pPr>
-    </w:p>
-    <w:p>
-      <w:pPr>
-        <w:rPr>
-          <w:lang w:val="es-419" w:eastAsia="es-CO"/>
-        </w:rPr>
-      </w:pPr>
-    </w:p>
-    <w:p>
-      <w:pPr>
-        <w:rPr>
-          <w:lang w:val="es-419" w:eastAsia="es-CO"/>
-        </w:rPr>
-      </w:pPr>
-    </w:p>
-    <w:p>
-      <w:pPr>
-        <w:rPr>
-          <w:lang w:val="es-419" w:eastAsia="es-CO"/>
-        </w:rPr>
-      </w:pPr>
-    </w:p>
-    <w:p>
-      <w:pPr>
-        <w:rPr>
-          <w:lang w:val="es-419" w:eastAsia="es-CO"/>
-        </w:rPr>
-      </w:pPr>
-    </w:p>
-    <w:p>
-      <w:pPr>
-        <w:rPr>
-          <w:lang w:val="es-419" w:eastAsia="es-CO"/>
-        </w:rPr>
-      </w:pPr>
-    </w:p>
-    <w:p>
-      <w:pPr>
-        <w:rPr>
-          <w:lang w:val="es-419" w:eastAsia="es-CO"/>
-        </w:rPr>
-      </w:pPr>
-    </w:p>
-    <w:p>
-      <w:pPr>
-        <w:rPr>
-          <w:lang w:val="es-419" w:eastAsia="es-CO"/>
-        </w:rPr>
-      </w:pPr>
-    </w:p>
-    <w:p>
-      <w:pPr>
-        <w:pStyle w:val="Ttulo1"/>
-      </w:pPr>
-      <w:bookmarkStart w:id="18" w:name="_Toc230794821"/>
-      <w:r>
-        <w:t xml:space="preserve">4. </w:t>
-      </w:r>
-      <w:r>
-        <w:t>Infraestructura y condiciones de la granja</w:t>
-      </w:r>
-      <w:bookmarkEnd w:id="18"/>
-    </w:p>
-    <w:p>
-      <w:pPr>
-        <w:rPr>
-          <w:lang w:val="es-419" w:eastAsia="es-CO"/>
-        </w:rPr>
-      </w:pPr>
-      <w:r>
-        <w:rPr>
-          <w:lang w:val="es-419" w:eastAsia="es-CO"/>
-        </w:rPr>
-        <w:t>La infraestructura y el ambiente son clave en la producción de pollos de engorde, pues influyen en el bienestar, la eficiencia y la rentabilidad. Un diseño adecuado del galpón asegura confort térmico, buena ventilación, bioseguridad y un manejo eficiente. A continuación, se estudiarán los alojamientos.</w:t>
-      </w:r>
-    </w:p>
-    <w:p>
-      <w:pPr>
-        <w:pStyle w:val="Ttulo2"/>
-      </w:pPr>
-      <w:bookmarkStart w:id="19" w:name="_Toc230794822"/>
-      <w:r>
-        <w:t xml:space="preserve">4.1 </w:t>
-      </w:r>
-      <w:r>
-        <w:t>Alojamiento: tipos y características</w:t>
-      </w:r>
-      <w:bookmarkEnd w:id="19"/>
-    </w:p>
-    <w:p>
-      <w:pPr>
-        <w:rPr>
-          <w:lang w:val="es-419" w:eastAsia="es-CO"/>
-        </w:rPr>
-      </w:pPr>
-      <w:r>
-        <w:rPr>
-          <w:lang w:val="es-419" w:eastAsia="es-CO"/>
-        </w:rPr>
-        <w:t>El alojamiento avícola o galpón es la estructura destinada a la cría de aves y debe diseñarse bajo criterios técnicos que garanticen su adecuado funcionamiento. Entre estos se incluyen una correcta orientación (preferiblemente oriente-occidente para reducir la radiación solar), buen drenaje del terreno, acceso a agua potable, adecuada distancia sanitaria entre granjas y control de ingreso para asegurar la bioseguridad. Los tipos de alojamiento son:</w:t>
+        <w:t>Menor densidad en climas cálidos.</w:t>
       </w:r>
     </w:p>
     <w:p>
@@ -12958,781 +12332,33 @@
         <w:pStyle w:val="Ttulo5"/>
       </w:pPr>
       <w:r>
-        <w:t>Galpones abiertos</w:t>
-      </w:r>
-    </w:p>
-    <w:p>
-      <w:pPr>
-        <w:pStyle w:val="Prrafodelista"/>
-        <w:numPr>
-          <w:ilvl w:val="0"/>
-          <w:numId w:val="63"/>
-        </w:numPr>
-        <w:ind w:left="993" w:hanging="425"/>
-        <w:rPr>
-          <w:lang w:val="es-419" w:eastAsia="es-CO"/>
-        </w:rPr>
-      </w:pPr>
-      <w:r>
-        <w:rPr>
-          <w:lang w:val="es-419" w:eastAsia="es-CO"/>
-        </w:rPr>
-        <w:t>Estructura sencilla con laterales en malla.</w:t>
-      </w:r>
-    </w:p>
-    <w:p>
-      <w:pPr>
-        <w:pStyle w:val="Prrafodelista"/>
-        <w:numPr>
-          <w:ilvl w:val="0"/>
-          <w:numId w:val="63"/>
-        </w:numPr>
-        <w:ind w:left="993" w:hanging="425"/>
-        <w:rPr>
-          <w:lang w:val="es-419" w:eastAsia="es-CO"/>
-        </w:rPr>
-      </w:pPr>
-      <w:r>
-        <w:rPr>
-          <w:lang w:val="es-419" w:eastAsia="es-CO"/>
-        </w:rPr>
-        <w:t>Uso de cortinas plásticas para proteger de lluvia y viento.</w:t>
-      </w:r>
-    </w:p>
-    <w:p>
-      <w:pPr>
-        <w:pStyle w:val="Prrafodelista"/>
-        <w:numPr>
-          <w:ilvl w:val="0"/>
-          <w:numId w:val="63"/>
-        </w:numPr>
-        <w:ind w:left="993" w:hanging="425"/>
-        <w:rPr>
-          <w:lang w:val="es-419" w:eastAsia="es-CO"/>
-        </w:rPr>
-      </w:pPr>
-      <w:r>
-        <w:rPr>
-          <w:lang w:val="es-419" w:eastAsia="es-CO"/>
-        </w:rPr>
-        <w:t>Dependencia directa del clima externo.</w:t>
-      </w:r>
-    </w:p>
-    <w:p>
-      <w:pPr>
-        <w:rPr>
-          <w:lang w:val="es-419" w:eastAsia="es-CO"/>
-        </w:rPr>
-      </w:pPr>
-      <w:r>
-        <w:rPr>
-          <w:lang w:val="es-419" w:eastAsia="es-CO"/>
-        </w:rPr>
-        <w:t>Características técnicas:</w:t>
-      </w:r>
-    </w:p>
-    <w:p>
-      <w:pPr>
-        <w:pStyle w:val="Prrafodelista"/>
-        <w:numPr>
-          <w:ilvl w:val="0"/>
-          <w:numId w:val="64"/>
-        </w:numPr>
-        <w:ind w:left="993" w:hanging="425"/>
-        <w:rPr>
-          <w:lang w:val="es-419" w:eastAsia="es-CO"/>
-        </w:rPr>
-      </w:pPr>
-      <w:r>
-        <w:rPr>
-          <w:lang w:val="es-419" w:eastAsia="es-CO"/>
-        </w:rPr>
-        <w:t>Ancho: entre 8 m y 12 m.</w:t>
-      </w:r>
-    </w:p>
-    <w:p>
-      <w:pPr>
-        <w:pStyle w:val="Prrafodelista"/>
-        <w:numPr>
-          <w:ilvl w:val="0"/>
-          <w:numId w:val="64"/>
-        </w:numPr>
-        <w:ind w:left="993" w:hanging="425"/>
-        <w:rPr>
-          <w:lang w:val="es-419" w:eastAsia="es-CO"/>
-        </w:rPr>
-      </w:pPr>
-      <w:r>
-        <w:rPr>
-          <w:lang w:val="es-419" w:eastAsia="es-CO"/>
-        </w:rPr>
-        <w:t>Largo variable.</w:t>
-      </w:r>
-    </w:p>
-    <w:p>
-      <w:pPr>
-        <w:pStyle w:val="Prrafodelista"/>
-        <w:numPr>
-          <w:ilvl w:val="0"/>
-          <w:numId w:val="64"/>
-        </w:numPr>
-        <w:ind w:left="993" w:hanging="425"/>
-        <w:rPr>
-          <w:lang w:val="es-419" w:eastAsia="es-CO"/>
-        </w:rPr>
-      </w:pPr>
-      <w:r>
-        <w:rPr>
-          <w:lang w:val="es-419" w:eastAsia="es-CO"/>
-        </w:rPr>
-        <w:t>Altura: entre 2.5 m a 3 m.</w:t>
-      </w:r>
-    </w:p>
-    <w:p>
-      <w:pPr>
-        <w:rPr>
-          <w:lang w:val="es-419" w:eastAsia="es-CO"/>
-        </w:rPr>
-      </w:pPr>
-      <w:r>
-        <w:rPr>
-          <w:lang w:val="es-419" w:eastAsia="es-CO"/>
-        </w:rPr>
-        <w:t>Ventajas:</w:t>
-      </w:r>
-    </w:p>
-    <w:p>
-      <w:pPr>
-        <w:pStyle w:val="Prrafodelista"/>
-        <w:numPr>
-          <w:ilvl w:val="0"/>
-          <w:numId w:val="65"/>
-        </w:numPr>
-        <w:ind w:left="993" w:hanging="425"/>
-        <w:rPr>
-          <w:lang w:val="es-419" w:eastAsia="es-CO"/>
-        </w:rPr>
-      </w:pPr>
-      <w:r>
-        <w:rPr>
-          <w:lang w:val="es-419" w:eastAsia="es-CO"/>
-        </w:rPr>
-        <w:t>Bajo costo de inversión.</w:t>
-      </w:r>
-    </w:p>
-    <w:p>
-      <w:pPr>
-        <w:pStyle w:val="Prrafodelista"/>
-        <w:numPr>
-          <w:ilvl w:val="0"/>
-          <w:numId w:val="65"/>
-        </w:numPr>
-        <w:ind w:left="993" w:hanging="425"/>
-        <w:rPr>
-          <w:lang w:val="es-419" w:eastAsia="es-CO"/>
-        </w:rPr>
-      </w:pPr>
-      <w:r>
-        <w:rPr>
-          <w:lang w:val="es-419" w:eastAsia="es-CO"/>
-        </w:rPr>
-        <w:t>Fácil mantenimiento.</w:t>
-      </w:r>
-    </w:p>
-    <w:p>
-      <w:pPr>
-        <w:rPr>
-          <w:lang w:val="es-419" w:eastAsia="es-CO"/>
-        </w:rPr>
-      </w:pPr>
-      <w:r>
-        <w:rPr>
-          <w:lang w:val="es-419" w:eastAsia="es-CO"/>
-        </w:rPr>
-        <w:t>Desventajas:</w:t>
-      </w:r>
-    </w:p>
-    <w:p>
-      <w:pPr>
-        <w:pStyle w:val="Prrafodelista"/>
-        <w:numPr>
-          <w:ilvl w:val="0"/>
-          <w:numId w:val="66"/>
-        </w:numPr>
-        <w:ind w:left="993" w:hanging="425"/>
-        <w:rPr>
-          <w:lang w:val="es-419" w:eastAsia="es-CO"/>
-        </w:rPr>
-      </w:pPr>
-      <w:r>
-        <w:rPr>
-          <w:lang w:val="es-419" w:eastAsia="es-CO"/>
-        </w:rPr>
-        <w:t>Variabilidad en temperatura.</w:t>
-      </w:r>
-    </w:p>
-    <w:p>
-      <w:pPr>
-        <w:pStyle w:val="Prrafodelista"/>
-        <w:numPr>
-          <w:ilvl w:val="0"/>
-          <w:numId w:val="66"/>
-        </w:numPr>
-        <w:ind w:left="993" w:hanging="425"/>
-        <w:rPr>
-          <w:lang w:val="es-419" w:eastAsia="es-CO"/>
-        </w:rPr>
-      </w:pPr>
-      <w:r>
-        <w:rPr>
-          <w:lang w:val="es-419" w:eastAsia="es-CO"/>
-        </w:rPr>
-        <w:t>Mayor incidencia de enfermedades respiratorias.</w:t>
-      </w:r>
-    </w:p>
-    <w:p>
-      <w:pPr>
-        <w:pStyle w:val="Ttulo5"/>
-      </w:pPr>
-      <w:r>
-        <w:t xml:space="preserve">Galpones </w:t>
-      </w:r>
-      <w:proofErr w:type="spellStart"/>
-      <w:r>
-        <w:t>semi-cerrados</w:t>
-      </w:r>
-      <w:proofErr w:type="spellEnd"/>
-    </w:p>
-    <w:p>
-      <w:pPr>
-        <w:pStyle w:val="Prrafodelista"/>
-        <w:numPr>
-          <w:ilvl w:val="0"/>
-          <w:numId w:val="66"/>
-        </w:numPr>
-        <w:ind w:left="993" w:hanging="425"/>
-        <w:rPr>
-          <w:lang w:val="es-419" w:eastAsia="es-CO"/>
-        </w:rPr>
-      </w:pPr>
-      <w:r>
-        <w:rPr>
-          <w:lang w:val="es-419" w:eastAsia="es-CO"/>
-        </w:rPr>
-        <w:t>Incorporan ventilación mecánica parcial.</w:t>
-      </w:r>
-    </w:p>
-    <w:p>
-      <w:pPr>
-        <w:pStyle w:val="Prrafodelista"/>
-        <w:numPr>
-          <w:ilvl w:val="0"/>
-          <w:numId w:val="66"/>
-        </w:numPr>
-        <w:ind w:left="993" w:hanging="425"/>
-        <w:rPr>
-          <w:lang w:val="es-419" w:eastAsia="es-CO"/>
-        </w:rPr>
-      </w:pPr>
-      <w:r>
-        <w:rPr>
-          <w:lang w:val="es-419" w:eastAsia="es-CO"/>
-        </w:rPr>
-        <w:t>Permiten cierto control ambiental.</w:t>
-      </w:r>
-    </w:p>
-    <w:p>
-      <w:pPr>
-        <w:ind w:left="142" w:firstLine="0"/>
-        <w:rPr>
-          <w:lang w:val="es-419" w:eastAsia="es-CO"/>
-        </w:rPr>
-      </w:pPr>
-      <w:r>
-        <w:rPr>
-          <w:lang w:val="es-419" w:eastAsia="es-CO"/>
-        </w:rPr>
-        <w:t>Características técnicas:</w:t>
-      </w:r>
-    </w:p>
-    <w:p>
-      <w:pPr>
-        <w:pStyle w:val="Prrafodelista"/>
-        <w:numPr>
-          <w:ilvl w:val="0"/>
-          <w:numId w:val="67"/>
-        </w:numPr>
-        <w:ind w:left="993" w:hanging="425"/>
-        <w:rPr>
-          <w:lang w:val="es-419" w:eastAsia="es-CO"/>
-        </w:rPr>
-      </w:pPr>
-      <w:r>
-        <w:rPr>
-          <w:lang w:val="es-419" w:eastAsia="es-CO"/>
-        </w:rPr>
-        <w:t>Uso de extractores y ventiladores.</w:t>
-      </w:r>
-    </w:p>
-    <w:p>
-      <w:pPr>
-        <w:pStyle w:val="Prrafodelista"/>
-        <w:numPr>
-          <w:ilvl w:val="0"/>
-          <w:numId w:val="67"/>
-        </w:numPr>
-        <w:ind w:left="993" w:hanging="425"/>
-        <w:rPr>
-          <w:lang w:val="es-419" w:eastAsia="es-CO"/>
-        </w:rPr>
-      </w:pPr>
-      <w:r>
-        <w:rPr>
-          <w:lang w:val="es-419" w:eastAsia="es-CO"/>
-        </w:rPr>
-        <w:t>Cortinas automatizadas o manuales.</w:t>
-      </w:r>
-    </w:p>
-    <w:p>
-      <w:pPr>
-        <w:ind w:left="142" w:firstLine="0"/>
-        <w:rPr>
-          <w:lang w:val="es-419" w:eastAsia="es-CO"/>
-        </w:rPr>
-      </w:pPr>
-      <w:r>
-        <w:rPr>
-          <w:lang w:val="es-419" w:eastAsia="es-CO"/>
-        </w:rPr>
-        <w:t>Ventajas:</w:t>
-      </w:r>
-    </w:p>
-    <w:p>
-      <w:pPr>
-        <w:pStyle w:val="Prrafodelista"/>
-        <w:numPr>
-          <w:ilvl w:val="0"/>
-          <w:numId w:val="68"/>
-        </w:numPr>
-        <w:ind w:left="993" w:hanging="425"/>
-        <w:rPr>
-          <w:lang w:val="es-419" w:eastAsia="es-CO"/>
-        </w:rPr>
-      </w:pPr>
-      <w:r>
-        <w:rPr>
-          <w:lang w:val="es-419" w:eastAsia="es-CO"/>
-        </w:rPr>
-        <w:t>Mejor control de temperatura y ventilación.</w:t>
-      </w:r>
-    </w:p>
-    <w:p>
-      <w:pPr>
-        <w:pStyle w:val="Prrafodelista"/>
-        <w:numPr>
-          <w:ilvl w:val="0"/>
-          <w:numId w:val="68"/>
-        </w:numPr>
-        <w:ind w:left="993" w:hanging="425"/>
-        <w:rPr>
-          <w:lang w:val="es-419" w:eastAsia="es-CO"/>
-        </w:rPr>
-      </w:pPr>
-      <w:r>
-        <w:rPr>
-          <w:lang w:val="es-419" w:eastAsia="es-CO"/>
-        </w:rPr>
-        <w:t>Reducción de estrés en aves.</w:t>
-      </w:r>
-    </w:p>
-    <w:p>
-      <w:pPr>
-        <w:ind w:left="142" w:firstLine="0"/>
-        <w:rPr>
-          <w:lang w:val="es-419" w:eastAsia="es-CO"/>
-        </w:rPr>
-      </w:pPr>
-      <w:r>
-        <w:rPr>
-          <w:lang w:val="es-419" w:eastAsia="es-CO"/>
-        </w:rPr>
-        <w:t>Desventajas:</w:t>
-      </w:r>
-    </w:p>
-    <w:p>
-      <w:pPr>
-        <w:pStyle w:val="Prrafodelista"/>
-        <w:numPr>
-          <w:ilvl w:val="0"/>
-          <w:numId w:val="69"/>
-        </w:numPr>
-        <w:ind w:left="993" w:hanging="425"/>
-        <w:rPr>
-          <w:lang w:val="es-419" w:eastAsia="es-CO"/>
-        </w:rPr>
-      </w:pPr>
-      <w:r>
-        <w:rPr>
-          <w:lang w:val="es-419" w:eastAsia="es-CO"/>
-        </w:rPr>
-        <w:t>Requiere manejo técnico.</w:t>
-      </w:r>
-    </w:p>
-    <w:p>
-      <w:pPr>
-        <w:pStyle w:val="Prrafodelista"/>
-        <w:numPr>
-          <w:ilvl w:val="0"/>
-          <w:numId w:val="69"/>
-        </w:numPr>
-        <w:ind w:left="993" w:hanging="425"/>
-        <w:rPr>
-          <w:lang w:val="es-419" w:eastAsia="es-CO"/>
-        </w:rPr>
-      </w:pPr>
-      <w:r>
-        <w:rPr>
-          <w:lang w:val="es-419" w:eastAsia="es-CO"/>
-        </w:rPr>
-        <w:t>Costos medios de operación.</w:t>
-      </w:r>
-    </w:p>
-    <w:p>
-      <w:pPr>
-        <w:pStyle w:val="Ttulo5"/>
-      </w:pPr>
-      <w:r>
-        <w:t>Galpones cerrados o tecnificados</w:t>
-      </w:r>
-    </w:p>
-    <w:p>
-      <w:pPr>
-        <w:pStyle w:val="Prrafodelista"/>
-        <w:numPr>
-          <w:ilvl w:val="0"/>
-          <w:numId w:val="70"/>
-        </w:numPr>
-        <w:ind w:left="993" w:hanging="425"/>
-        <w:rPr>
-          <w:lang w:val="es-419" w:eastAsia="es-CO"/>
-        </w:rPr>
-      </w:pPr>
-      <w:r>
-        <w:rPr>
-          <w:lang w:val="es-419" w:eastAsia="es-CO"/>
-        </w:rPr>
-        <w:t>Sistemas de ambiente controlado (tipo túnel o presión negativa).</w:t>
-      </w:r>
-    </w:p>
-    <w:p>
-      <w:pPr>
-        <w:pStyle w:val="Prrafodelista"/>
-        <w:numPr>
-          <w:ilvl w:val="0"/>
-          <w:numId w:val="70"/>
-        </w:numPr>
-        <w:ind w:left="993" w:hanging="425"/>
-        <w:rPr>
-          <w:lang w:val="es-419" w:eastAsia="es-CO"/>
-        </w:rPr>
-      </w:pPr>
-      <w:r>
-        <w:rPr>
-          <w:lang w:val="es-419" w:eastAsia="es-CO"/>
-        </w:rPr>
-        <w:t>Total,</w:t>
-      </w:r>
-      <w:r>
-        <w:rPr>
-          <w:lang w:val="es-419" w:eastAsia="es-CO"/>
-        </w:rPr>
-        <w:t xml:space="preserve"> aislamiento del ambiente externo.</w:t>
-      </w:r>
-    </w:p>
-    <w:p>
-      <w:pPr>
-        <w:ind w:left="142" w:firstLine="0"/>
-        <w:rPr>
-          <w:lang w:val="es-419" w:eastAsia="es-CO"/>
-        </w:rPr>
-      </w:pPr>
-      <w:r>
-        <w:rPr>
-          <w:lang w:val="es-419" w:eastAsia="es-CO"/>
-        </w:rPr>
-        <w:t>Características técnicas:</w:t>
-      </w:r>
-    </w:p>
-    <w:p>
-      <w:pPr>
-        <w:pStyle w:val="Prrafodelista"/>
-        <w:numPr>
-          <w:ilvl w:val="0"/>
-          <w:numId w:val="71"/>
-        </w:numPr>
-        <w:ind w:left="993" w:hanging="425"/>
-        <w:rPr>
-          <w:lang w:val="es-419" w:eastAsia="es-CO"/>
-        </w:rPr>
-      </w:pPr>
-      <w:r>
-        <w:rPr>
-          <w:lang w:val="es-419" w:eastAsia="es-CO"/>
-        </w:rPr>
-        <w:t>Paneles térmicos.</w:t>
-      </w:r>
-    </w:p>
-    <w:p>
-      <w:pPr>
-        <w:pStyle w:val="Prrafodelista"/>
-        <w:numPr>
-          <w:ilvl w:val="0"/>
-          <w:numId w:val="71"/>
-        </w:numPr>
-        <w:ind w:left="993" w:hanging="425"/>
-        <w:rPr>
-          <w:lang w:val="es-419" w:eastAsia="es-CO"/>
-        </w:rPr>
-      </w:pPr>
-      <w:r>
-        <w:rPr>
-          <w:lang w:val="es-419" w:eastAsia="es-CO"/>
-        </w:rPr>
-        <w:t>Sistemas automáticos (sensores de temperatura, humedad, CO₂).</w:t>
-      </w:r>
-    </w:p>
-    <w:p>
-      <w:pPr>
-        <w:pStyle w:val="Prrafodelista"/>
-        <w:numPr>
-          <w:ilvl w:val="0"/>
-          <w:numId w:val="71"/>
-        </w:numPr>
-        <w:ind w:left="993" w:hanging="425"/>
-        <w:rPr>
-          <w:lang w:val="es-419" w:eastAsia="es-CO"/>
-        </w:rPr>
-      </w:pPr>
-      <w:r>
-        <w:rPr>
-          <w:lang w:val="es-419" w:eastAsia="es-CO"/>
-        </w:rPr>
-        <w:t>Ventilación tipo túnel.</w:t>
-      </w:r>
-    </w:p>
-    <w:p>
-      <w:pPr>
-        <w:ind w:left="142" w:firstLine="0"/>
-        <w:rPr>
-          <w:lang w:val="es-419" w:eastAsia="es-CO"/>
-        </w:rPr>
-      </w:pPr>
-      <w:r>
-        <w:rPr>
-          <w:lang w:val="es-419" w:eastAsia="es-CO"/>
-        </w:rPr>
-        <w:t>Ventajas:</w:t>
-      </w:r>
-    </w:p>
-    <w:p>
-      <w:pPr>
-        <w:pStyle w:val="Prrafodelista"/>
-        <w:numPr>
-          <w:ilvl w:val="0"/>
-          <w:numId w:val="72"/>
-        </w:numPr>
-        <w:ind w:left="993" w:hanging="425"/>
-        <w:rPr>
-          <w:lang w:val="es-419" w:eastAsia="es-CO"/>
-        </w:rPr>
-      </w:pPr>
-      <w:r>
-        <w:rPr>
-          <w:lang w:val="es-419" w:eastAsia="es-CO"/>
-        </w:rPr>
-        <w:t>Alta productividad.</w:t>
-      </w:r>
-    </w:p>
-    <w:p>
-      <w:pPr>
-        <w:pStyle w:val="Prrafodelista"/>
-        <w:numPr>
-          <w:ilvl w:val="0"/>
-          <w:numId w:val="72"/>
-        </w:numPr>
-        <w:ind w:left="993" w:hanging="425"/>
-        <w:rPr>
-          <w:lang w:val="es-419" w:eastAsia="es-CO"/>
-        </w:rPr>
-      </w:pPr>
-      <w:r>
-        <w:rPr>
-          <w:lang w:val="es-419" w:eastAsia="es-CO"/>
-        </w:rPr>
-        <w:t>Uniformidad del lote.</w:t>
-      </w:r>
-    </w:p>
-    <w:p>
-      <w:pPr>
-        <w:pStyle w:val="Prrafodelista"/>
-        <w:numPr>
-          <w:ilvl w:val="0"/>
-          <w:numId w:val="72"/>
-        </w:numPr>
-        <w:ind w:left="993" w:hanging="425"/>
-        <w:rPr>
-          <w:lang w:val="es-419" w:eastAsia="es-CO"/>
-        </w:rPr>
-      </w:pPr>
-      <w:r>
-        <w:rPr>
-          <w:lang w:val="es-419" w:eastAsia="es-CO"/>
-        </w:rPr>
-        <w:t>Mejor conversión alimenticia.</w:t>
-      </w:r>
-    </w:p>
-    <w:p>
-      <w:pPr>
-        <w:ind w:left="142" w:firstLine="0"/>
-        <w:rPr>
-          <w:lang w:val="es-419" w:eastAsia="es-CO"/>
-        </w:rPr>
-      </w:pPr>
-      <w:r>
-        <w:rPr>
-          <w:lang w:val="es-419" w:eastAsia="es-CO"/>
-        </w:rPr>
-        <w:t>Desventajas:</w:t>
-      </w:r>
-    </w:p>
-    <w:p>
-      <w:pPr>
-        <w:pStyle w:val="Prrafodelista"/>
-        <w:numPr>
-          <w:ilvl w:val="0"/>
-          <w:numId w:val="73"/>
-        </w:numPr>
-        <w:ind w:left="993" w:hanging="425"/>
-        <w:rPr>
-          <w:lang w:val="es-419" w:eastAsia="es-CO"/>
-        </w:rPr>
-      </w:pPr>
-      <w:r>
-        <w:rPr>
-          <w:lang w:val="es-419" w:eastAsia="es-CO"/>
-        </w:rPr>
-        <w:t>Alta inversión inicial.</w:t>
-      </w:r>
-    </w:p>
-    <w:p>
-      <w:pPr>
-        <w:pStyle w:val="Prrafodelista"/>
-        <w:numPr>
-          <w:ilvl w:val="0"/>
-          <w:numId w:val="73"/>
-        </w:numPr>
-        <w:ind w:left="993" w:hanging="425"/>
-        <w:rPr>
-          <w:lang w:val="es-419" w:eastAsia="es-CO"/>
-        </w:rPr>
-      </w:pPr>
-      <w:r>
-        <w:rPr>
-          <w:lang w:val="es-419" w:eastAsia="es-CO"/>
-        </w:rPr>
-        <w:t>Dependencia de energía eléctrica.</w:t>
-      </w:r>
-    </w:p>
-    <w:p>
-      <w:pPr>
-        <w:pStyle w:val="Ttulo2"/>
-      </w:pPr>
-      <w:bookmarkStart w:id="20" w:name="_Toc230794823"/>
-      <w:r>
-        <w:t>4.2 Condiciones ambientales: parámetros y control ambiental</w:t>
-      </w:r>
-      <w:bookmarkEnd w:id="20"/>
-    </w:p>
-    <w:p>
-      <w:pPr>
-        <w:rPr>
-          <w:lang w:val="es-419" w:eastAsia="es-CO"/>
-        </w:rPr>
-      </w:pPr>
-      <w:r>
-        <w:rPr>
-          <w:lang w:val="es-419" w:eastAsia="es-CO"/>
-        </w:rPr>
-        <w:t>El control ambiental es fundamental para evitar estrés térmico y garantizar el bienestar de las aves. Los parámetros ambientales ideales son:</w:t>
-      </w:r>
-    </w:p>
-    <w:p>
-      <w:pPr>
-        <w:pStyle w:val="Ttulo5"/>
-        <w:numPr>
-          <w:ilvl w:val="0"/>
-          <w:numId w:val="74"/>
-        </w:numPr>
-      </w:pPr>
-      <w:r>
-        <w:t>Temperatura</w:t>
-      </w:r>
-    </w:p>
-    <w:p>
-      <w:pPr>
-        <w:pStyle w:val="Prrafodelista"/>
-        <w:numPr>
-          <w:ilvl w:val="0"/>
-          <w:numId w:val="75"/>
-        </w:numPr>
-        <w:ind w:left="993" w:hanging="425"/>
-        <w:rPr>
-          <w:lang w:val="es-419" w:eastAsia="es-CO"/>
-        </w:rPr>
-      </w:pPr>
-      <w:r>
-        <w:rPr>
-          <w:lang w:val="es-419" w:eastAsia="es-CO"/>
-        </w:rPr>
-        <w:t>Entre 0 y 7 días: entre 32 °C y 34 °C.</w:t>
-      </w:r>
-    </w:p>
-    <w:p>
-      <w:pPr>
-        <w:pStyle w:val="Prrafodelista"/>
-        <w:numPr>
-          <w:ilvl w:val="0"/>
-          <w:numId w:val="75"/>
-        </w:numPr>
-        <w:ind w:left="993" w:hanging="425"/>
-        <w:rPr>
-          <w:lang w:val="es-419" w:eastAsia="es-CO"/>
-        </w:rPr>
-      </w:pPr>
-      <w:r>
-        <w:rPr>
-          <w:lang w:val="es-419" w:eastAsia="es-CO"/>
-        </w:rPr>
-        <w:t>Entre 2 y 3 semanas: entre 28 °C y 30 °C.</w:t>
-      </w:r>
-    </w:p>
-    <w:p>
-      <w:pPr>
-        <w:pStyle w:val="Prrafodelista"/>
-        <w:numPr>
-          <w:ilvl w:val="0"/>
-          <w:numId w:val="75"/>
-        </w:numPr>
-        <w:ind w:left="993" w:hanging="425"/>
-        <w:rPr>
-          <w:lang w:val="es-419" w:eastAsia="es-CO"/>
-        </w:rPr>
-      </w:pPr>
-      <w:r>
-        <w:rPr>
-          <w:lang w:val="es-419" w:eastAsia="es-CO"/>
-        </w:rPr>
-        <w:t>Finalización: entre 20 °C y 24 °C.</w:t>
+        <w:t>Cálculo de densidad de aves</w:t>
+      </w:r>
+    </w:p>
+    <w:p>
+      <w:pPr>
+        <w:rPr>
+          <w:lang w:val="es-419" w:eastAsia="es-CO"/>
+        </w:rPr>
+      </w:pPr>
+      <w:r>
+        <w:rPr>
+          <w:lang w:val="es-419" w:eastAsia="es-CO"/>
+        </w:rPr>
+        <w:t>Fórmula:</w:t>
+      </w:r>
+    </w:p>
+    <w:p>
+      <w:pPr>
+        <w:rPr>
+          <w:lang w:val="es-419" w:eastAsia="es-CO"/>
+        </w:rPr>
+      </w:pPr>
+      <w:r>
+        <w:rPr>
+          <w:lang w:val="es-419" w:eastAsia="es-CO"/>
+        </w:rPr>
+        <w:t>Densidad = Número de aves / Área (m²).</w:t>
       </w:r>
     </w:p>
     <w:p>
@@ -13747,8 +12373,1414 @@
         <w:rPr>
           <w:lang w:val="es-419" w:eastAsia="es-CO"/>
         </w:rPr>
+        <w:t>Ejemplo</w:t>
+      </w:r>
+      <w:r>
+        <w:rPr>
+          <w:b/>
+          <w:bCs/>
+          <w:lang w:val="es-419" w:eastAsia="es-CO"/>
+        </w:rPr>
+        <w:t>:</w:t>
+      </w:r>
+    </w:p>
+    <w:p>
+      <w:pPr>
+        <w:rPr>
+          <w:lang w:val="es-419" w:eastAsia="es-CO"/>
+        </w:rPr>
+      </w:pPr>
+      <w:r>
+        <w:rPr>
+          <w:lang w:val="es-419" w:eastAsia="es-CO"/>
+        </w:rPr>
+        <w:t>Si hay 1.000 aves en un galpón de 100 m²:</w:t>
+      </w:r>
+    </w:p>
+    <w:p>
+      <w:pPr>
+        <w:rPr>
+          <w:lang w:val="es-419" w:eastAsia="es-CO"/>
+        </w:rPr>
+      </w:pPr>
+      <w:r>
+        <w:rPr>
+          <w:lang w:val="es-419" w:eastAsia="es-CO"/>
+        </w:rPr>
+        <w:t>Densidad = 1.000 / 100 = 10 aves/m².</w:t>
+      </w:r>
+    </w:p>
+    <w:p>
+      <w:pPr>
+        <w:pStyle w:val="Ttulo5"/>
+      </w:pPr>
+      <w:r>
+        <w:t>Cálculo por peso</w:t>
+      </w:r>
+    </w:p>
+    <w:p>
+      <w:pPr>
+        <w:ind w:left="142" w:firstLine="0"/>
+        <w:rPr>
+          <w:lang w:val="es-419" w:eastAsia="es-CO"/>
+        </w:rPr>
+      </w:pPr>
+      <w:r>
+        <w:rPr>
+          <w:lang w:val="es-419" w:eastAsia="es-CO"/>
+        </w:rPr>
+        <w:t>Densidad (kg. /m²) = Peso total de las aves / Área.</w:t>
+      </w:r>
+    </w:p>
+    <w:p>
+      <w:pPr>
+        <w:ind w:left="142" w:firstLine="0"/>
+        <w:rPr>
+          <w:lang w:val="es-419" w:eastAsia="es-CO"/>
+        </w:rPr>
+      </w:pPr>
+      <w:r>
+        <w:rPr>
+          <w:lang w:val="es-419" w:eastAsia="es-CO"/>
+        </w:rPr>
+        <w:t>Ejemplo:</w:t>
+      </w:r>
+    </w:p>
+    <w:p>
+      <w:pPr>
+        <w:pStyle w:val="Prrafodelista"/>
+        <w:numPr>
+          <w:ilvl w:val="0"/>
+          <w:numId w:val="60"/>
+        </w:numPr>
+        <w:ind w:left="993" w:hanging="425"/>
+        <w:rPr>
+          <w:lang w:val="es-419" w:eastAsia="es-CO"/>
+        </w:rPr>
+      </w:pPr>
+      <w:r>
+        <w:rPr>
+          <w:lang w:val="es-419" w:eastAsia="es-CO"/>
+        </w:rPr>
+        <w:t>aves × 2 kg. = 2.000 kg.</w:t>
+      </w:r>
+    </w:p>
+    <w:p>
+      <w:pPr>
+        <w:pStyle w:val="Prrafodelista"/>
+        <w:numPr>
+          <w:ilvl w:val="0"/>
+          <w:numId w:val="60"/>
+        </w:numPr>
+        <w:ind w:left="993" w:hanging="425"/>
+        <w:rPr>
+          <w:lang w:val="es-419" w:eastAsia="es-CO"/>
+        </w:rPr>
+      </w:pPr>
+      <w:r>
+        <w:rPr>
+          <w:lang w:val="es-419" w:eastAsia="es-CO"/>
+        </w:rPr>
+        <w:t>Área: 100 m².</w:t>
+      </w:r>
+    </w:p>
+    <w:p>
+      <w:pPr>
+        <w:ind w:left="142" w:firstLine="0"/>
+        <w:rPr>
+          <w:lang w:val="es-419" w:eastAsia="es-CO"/>
+        </w:rPr>
+      </w:pPr>
+      <w:r>
+        <w:rPr>
+          <w:lang w:val="es-419" w:eastAsia="es-CO"/>
+        </w:rPr>
+        <w:t>Densidad = 2.000 / 100 = 20 kg. /m².</w:t>
+      </w:r>
+    </w:p>
+    <w:p>
+      <w:pPr>
+        <w:pStyle w:val="Ttulo5"/>
+      </w:pPr>
+      <w:r>
+        <w:t>Densidad de equipos</w:t>
+      </w:r>
+    </w:p>
+    <w:p>
+      <w:pPr>
+        <w:ind w:left="142" w:firstLine="0"/>
+        <w:rPr>
+          <w:lang w:val="es-419" w:eastAsia="es-CO"/>
+        </w:rPr>
+      </w:pPr>
+      <w:r>
+        <w:rPr>
+          <w:lang w:val="es-419" w:eastAsia="es-CO"/>
+        </w:rPr>
+        <w:t>Se refiere a la cantidad de equipos disponibles por número de aves.</w:t>
+      </w:r>
+    </w:p>
+    <w:p>
+      <w:pPr>
+        <w:ind w:left="142" w:firstLine="0"/>
+        <w:rPr>
+          <w:b/>
+          <w:bCs/>
+          <w:lang w:val="es-419" w:eastAsia="es-CO"/>
+        </w:rPr>
+      </w:pPr>
+      <w:r>
+        <w:rPr>
+          <w:lang w:val="es-419" w:eastAsia="es-CO"/>
+        </w:rPr>
+        <w:t>Comederos</w:t>
+      </w:r>
+      <w:r>
+        <w:rPr>
+          <w:b/>
+          <w:bCs/>
+          <w:lang w:val="es-419" w:eastAsia="es-CO"/>
+        </w:rPr>
+        <w:t>:</w:t>
+      </w:r>
+    </w:p>
+    <w:p>
+      <w:pPr>
+        <w:pStyle w:val="Prrafodelista"/>
+        <w:numPr>
+          <w:ilvl w:val="0"/>
+          <w:numId w:val="61"/>
+        </w:numPr>
+        <w:ind w:left="993" w:hanging="425"/>
+        <w:rPr>
+          <w:lang w:val="es-419" w:eastAsia="es-CO"/>
+        </w:rPr>
+      </w:pPr>
+      <w:r>
+        <w:rPr>
+          <w:lang w:val="es-419" w:eastAsia="es-CO"/>
+        </w:rPr>
+        <w:t>1 comedero por cada 40 o 50 aves.</w:t>
+      </w:r>
+    </w:p>
+    <w:p>
+      <w:pPr>
+        <w:ind w:left="142" w:firstLine="0"/>
+        <w:rPr>
+          <w:b/>
+          <w:bCs/>
+          <w:lang w:val="es-419" w:eastAsia="es-CO"/>
+        </w:rPr>
+      </w:pPr>
+      <w:r>
+        <w:rPr>
+          <w:lang w:val="es-419" w:eastAsia="es-CO"/>
+        </w:rPr>
+        <w:t>Bebederos</w:t>
+      </w:r>
+      <w:r>
+        <w:rPr>
+          <w:b/>
+          <w:bCs/>
+          <w:lang w:val="es-419" w:eastAsia="es-CO"/>
+        </w:rPr>
+        <w:t>:</w:t>
+      </w:r>
+    </w:p>
+    <w:p>
+      <w:pPr>
+        <w:pStyle w:val="Prrafodelista"/>
+        <w:numPr>
+          <w:ilvl w:val="0"/>
+          <w:numId w:val="61"/>
+        </w:numPr>
+        <w:ind w:left="993" w:hanging="425"/>
+        <w:rPr>
+          <w:lang w:val="es-419" w:eastAsia="es-CO"/>
+        </w:rPr>
+      </w:pPr>
+      <w:r>
+        <w:rPr>
+          <w:lang w:val="es-419" w:eastAsia="es-CO"/>
+        </w:rPr>
+        <w:t>1 bebedero por cada 50 o 80 aves.</w:t>
+      </w:r>
+    </w:p>
+    <w:p>
+      <w:pPr>
+        <w:ind w:left="142" w:firstLine="0"/>
+        <w:rPr>
+          <w:b/>
+          <w:bCs/>
+          <w:lang w:val="es-419" w:eastAsia="es-CO"/>
+        </w:rPr>
+      </w:pPr>
+      <w:r>
+        <w:rPr>
+          <w:lang w:val="es-419" w:eastAsia="es-CO"/>
+        </w:rPr>
         <w:t>Importancia</w:t>
       </w:r>
+      <w:r>
+        <w:rPr>
+          <w:b/>
+          <w:bCs/>
+          <w:lang w:val="es-419" w:eastAsia="es-CO"/>
+        </w:rPr>
+        <w:t xml:space="preserve"> </w:t>
+      </w:r>
+      <w:r>
+        <w:rPr>
+          <w:lang w:val="es-419" w:eastAsia="es-CO"/>
+        </w:rPr>
+        <w:t>de la densidad adecuada:</w:t>
+      </w:r>
+    </w:p>
+    <w:p>
+      <w:pPr>
+        <w:pStyle w:val="Prrafodelista"/>
+        <w:numPr>
+          <w:ilvl w:val="0"/>
+          <w:numId w:val="61"/>
+        </w:numPr>
+        <w:ind w:left="993" w:hanging="425"/>
+        <w:rPr>
+          <w:lang w:val="es-419" w:eastAsia="es-CO"/>
+        </w:rPr>
+      </w:pPr>
+      <w:r>
+        <w:rPr>
+          <w:lang w:val="es-419" w:eastAsia="es-CO"/>
+        </w:rPr>
+        <w:t>Reduce estrés y mortalidad.</w:t>
+      </w:r>
+    </w:p>
+    <w:p>
+      <w:pPr>
+        <w:pStyle w:val="Prrafodelista"/>
+        <w:numPr>
+          <w:ilvl w:val="0"/>
+          <w:numId w:val="61"/>
+        </w:numPr>
+        <w:ind w:left="993" w:hanging="425"/>
+        <w:rPr>
+          <w:lang w:val="es-419" w:eastAsia="es-CO"/>
+        </w:rPr>
+      </w:pPr>
+      <w:r>
+        <w:rPr>
+          <w:lang w:val="es-419" w:eastAsia="es-CO"/>
+        </w:rPr>
+        <w:t>Mejora conversión alimenticia.</w:t>
+      </w:r>
+    </w:p>
+    <w:p>
+      <w:pPr>
+        <w:pStyle w:val="Prrafodelista"/>
+        <w:numPr>
+          <w:ilvl w:val="0"/>
+          <w:numId w:val="61"/>
+        </w:numPr>
+        <w:ind w:left="993" w:hanging="425"/>
+        <w:rPr>
+          <w:lang w:val="es-419" w:eastAsia="es-CO"/>
+        </w:rPr>
+      </w:pPr>
+      <w:r>
+        <w:rPr>
+          <w:lang w:val="es-419" w:eastAsia="es-CO"/>
+        </w:rPr>
+        <w:t>Disminuye enfermedades.</w:t>
+      </w:r>
+    </w:p>
+    <w:p>
+      <w:pPr>
+        <w:pStyle w:val="Prrafodelista"/>
+        <w:numPr>
+          <w:ilvl w:val="0"/>
+          <w:numId w:val="61"/>
+        </w:numPr>
+        <w:ind w:left="993" w:hanging="425"/>
+        <w:rPr>
+          <w:lang w:val="es-419" w:eastAsia="es-CO"/>
+        </w:rPr>
+      </w:pPr>
+      <w:r>
+        <w:rPr>
+          <w:lang w:val="es-419" w:eastAsia="es-CO"/>
+        </w:rPr>
+        <w:t>Optimiza el espacio productivo.</w:t>
+      </w:r>
+    </w:p>
+    <w:p>
+      <w:pPr>
+        <w:ind w:left="142" w:firstLine="0"/>
+        <w:rPr>
+          <w:lang w:val="es-419" w:eastAsia="es-CO"/>
+        </w:rPr>
+      </w:pPr>
+      <w:r>
+        <w:rPr>
+          <w:lang w:val="es-419" w:eastAsia="es-CO"/>
+        </w:rPr>
+        <w:t>Factores que afectan la densidad</w:t>
+      </w:r>
+    </w:p>
+    <w:p>
+      <w:pPr>
+        <w:pStyle w:val="Prrafodelista"/>
+        <w:numPr>
+          <w:ilvl w:val="0"/>
+          <w:numId w:val="62"/>
+        </w:numPr>
+        <w:ind w:left="993" w:hanging="425"/>
+        <w:rPr>
+          <w:lang w:val="es-419" w:eastAsia="es-CO"/>
+        </w:rPr>
+      </w:pPr>
+      <w:r>
+        <w:rPr>
+          <w:lang w:val="es-419" w:eastAsia="es-CO"/>
+        </w:rPr>
+        <w:t>Temperatura ambiental.</w:t>
+      </w:r>
+    </w:p>
+    <w:p>
+      <w:pPr>
+        <w:pStyle w:val="Prrafodelista"/>
+        <w:numPr>
+          <w:ilvl w:val="0"/>
+          <w:numId w:val="62"/>
+        </w:numPr>
+        <w:ind w:left="993" w:hanging="425"/>
+        <w:rPr>
+          <w:lang w:val="es-419" w:eastAsia="es-CO"/>
+        </w:rPr>
+      </w:pPr>
+      <w:r>
+        <w:rPr>
+          <w:lang w:val="es-419" w:eastAsia="es-CO"/>
+        </w:rPr>
+        <w:t>Ventilación.</w:t>
+      </w:r>
+    </w:p>
+    <w:p>
+      <w:pPr>
+        <w:pStyle w:val="Prrafodelista"/>
+        <w:numPr>
+          <w:ilvl w:val="0"/>
+          <w:numId w:val="62"/>
+        </w:numPr>
+        <w:ind w:left="993" w:hanging="425"/>
+        <w:rPr>
+          <w:lang w:val="es-419" w:eastAsia="es-CO"/>
+        </w:rPr>
+      </w:pPr>
+      <w:r>
+        <w:rPr>
+          <w:lang w:val="es-419" w:eastAsia="es-CO"/>
+        </w:rPr>
+        <w:t>Tipo de galpón.</w:t>
+      </w:r>
+    </w:p>
+    <w:p>
+      <w:pPr>
+        <w:pStyle w:val="Prrafodelista"/>
+        <w:numPr>
+          <w:ilvl w:val="0"/>
+          <w:numId w:val="62"/>
+        </w:numPr>
+        <w:ind w:left="993" w:hanging="425"/>
+        <w:rPr>
+          <w:lang w:val="es-419" w:eastAsia="es-CO"/>
+        </w:rPr>
+      </w:pPr>
+      <w:r>
+        <w:rPr>
+          <w:lang w:val="es-419" w:eastAsia="es-CO"/>
+        </w:rPr>
+        <w:t>Peso final de las aves.</w:t>
+      </w:r>
+    </w:p>
+    <w:p>
+      <w:pPr>
+        <w:pStyle w:val="Prrafodelista"/>
+        <w:numPr>
+          <w:ilvl w:val="0"/>
+          <w:numId w:val="62"/>
+        </w:numPr>
+        <w:ind w:left="993" w:hanging="425"/>
+        <w:rPr>
+          <w:lang w:val="es-419" w:eastAsia="es-CO"/>
+        </w:rPr>
+      </w:pPr>
+      <w:r>
+        <w:rPr>
+          <w:lang w:val="es-419" w:eastAsia="es-CO"/>
+        </w:rPr>
+        <w:t>Sistema de manejo.</w:t>
+      </w:r>
+    </w:p>
+    <w:p>
+      <w:pPr>
+        <w:rPr>
+          <w:lang w:val="es-419" w:eastAsia="es-CO"/>
+        </w:rPr>
+      </w:pPr>
+    </w:p>
+    <w:p>
+      <w:pPr>
+        <w:rPr>
+          <w:lang w:val="es-419" w:eastAsia="es-CO"/>
+        </w:rPr>
+      </w:pPr>
+    </w:p>
+    <w:p>
+      <w:pPr>
+        <w:rPr>
+          <w:lang w:val="es-419" w:eastAsia="es-CO"/>
+        </w:rPr>
+      </w:pPr>
+    </w:p>
+    <w:p>
+      <w:pPr>
+        <w:rPr>
+          <w:lang w:val="es-419" w:eastAsia="es-CO"/>
+        </w:rPr>
+      </w:pPr>
+    </w:p>
+    <w:p>
+      <w:pPr>
+        <w:rPr>
+          <w:lang w:val="es-419" w:eastAsia="es-CO"/>
+        </w:rPr>
+      </w:pPr>
+    </w:p>
+    <w:p>
+      <w:pPr>
+        <w:rPr>
+          <w:lang w:val="es-419" w:eastAsia="es-CO"/>
+        </w:rPr>
+      </w:pPr>
+    </w:p>
+    <w:p>
+      <w:pPr>
+        <w:rPr>
+          <w:lang w:val="es-419" w:eastAsia="es-CO"/>
+        </w:rPr>
+      </w:pPr>
+    </w:p>
+    <w:p>
+      <w:pPr>
+        <w:rPr>
+          <w:lang w:val="es-419" w:eastAsia="es-CO"/>
+        </w:rPr>
+      </w:pPr>
+    </w:p>
+    <w:p>
+      <w:pPr>
+        <w:rPr>
+          <w:lang w:val="es-419" w:eastAsia="es-CO"/>
+        </w:rPr>
+      </w:pPr>
+    </w:p>
+    <w:p>
+      <w:pPr>
+        <w:rPr>
+          <w:lang w:val="es-419" w:eastAsia="es-CO"/>
+        </w:rPr>
+      </w:pPr>
+    </w:p>
+    <w:p>
+      <w:pPr>
+        <w:rPr>
+          <w:lang w:val="es-419" w:eastAsia="es-CO"/>
+        </w:rPr>
+      </w:pPr>
+    </w:p>
+    <w:p>
+      <w:pPr>
+        <w:rPr>
+          <w:lang w:val="es-419" w:eastAsia="es-CO"/>
+        </w:rPr>
+      </w:pPr>
+    </w:p>
+    <w:p>
+      <w:pPr>
+        <w:rPr>
+          <w:lang w:val="es-419" w:eastAsia="es-CO"/>
+        </w:rPr>
+      </w:pPr>
+    </w:p>
+    <w:p>
+      <w:pPr>
+        <w:rPr>
+          <w:lang w:val="es-419" w:eastAsia="es-CO"/>
+        </w:rPr>
+      </w:pPr>
+    </w:p>
+    <w:p>
+      <w:pPr>
+        <w:rPr>
+          <w:lang w:val="es-419" w:eastAsia="es-CO"/>
+        </w:rPr>
+      </w:pPr>
+    </w:p>
+    <w:p>
+      <w:pPr>
+        <w:rPr>
+          <w:lang w:val="es-419" w:eastAsia="es-CO"/>
+        </w:rPr>
+      </w:pPr>
+    </w:p>
+    <w:p>
+      <w:pPr>
+        <w:pStyle w:val="Ttulo1"/>
+      </w:pPr>
+      <w:bookmarkStart w:id="18" w:name="_Toc230794821"/>
+      <w:r>
+        <w:t xml:space="preserve">4. </w:t>
+      </w:r>
+      <w:r>
+        <w:t>Infraestructura y condiciones de la granja</w:t>
+      </w:r>
+      <w:bookmarkEnd w:id="18"/>
+    </w:p>
+    <w:p>
+      <w:pPr>
+        <w:rPr>
+          <w:lang w:val="es-419" w:eastAsia="es-CO"/>
+        </w:rPr>
+      </w:pPr>
+      <w:r>
+        <w:rPr>
+          <w:lang w:val="es-419" w:eastAsia="es-CO"/>
+        </w:rPr>
+        <w:t>La infraestructura y el ambiente son clave en la producción de pollos de engorde, pues influyen en el bienestar, la eficiencia y la rentabilidad. Un diseño adecuado del galpón asegura confort térmico, buena ventilación, bioseguridad y un manejo eficiente. A continuación, se estudiarán los alojamientos.</w:t>
+      </w:r>
+    </w:p>
+    <w:p>
+      <w:pPr>
+        <w:pStyle w:val="Ttulo2"/>
+      </w:pPr>
+      <w:bookmarkStart w:id="19" w:name="_Toc230794822"/>
+      <w:r>
+        <w:t xml:space="preserve">4.1 </w:t>
+      </w:r>
+      <w:r>
+        <w:t>Alojamiento: tipos y características</w:t>
+      </w:r>
+      <w:bookmarkEnd w:id="19"/>
+    </w:p>
+    <w:p>
+      <w:pPr>
+        <w:rPr>
+          <w:lang w:val="es-419" w:eastAsia="es-CO"/>
+        </w:rPr>
+      </w:pPr>
+      <w:r>
+        <w:rPr>
+          <w:lang w:val="es-419" w:eastAsia="es-CO"/>
+        </w:rPr>
+        <w:t>El alojamiento avícola o galpón es la estructura destinada a la cría de aves y debe diseñarse bajo criterios técnicos que garanticen su adecuado funcionamiento. Entre estos se incluyen una correcta orientación (preferiblemente oriente-occidente para reducir la radiación solar), buen drenaje del terreno, acceso a agua potable, adecuada distancia sanitaria entre granjas y control de ingreso para asegurar la bioseguridad. Los tipos de alojamiento son:</w:t>
+      </w:r>
+    </w:p>
+    <w:p>
+      <w:pPr>
+        <w:pStyle w:val="Ttulo5"/>
+      </w:pPr>
+      <w:r>
+        <w:t>Galpones abiertos</w:t>
+      </w:r>
+    </w:p>
+    <w:p>
+      <w:pPr>
+        <w:pStyle w:val="Prrafodelista"/>
+        <w:numPr>
+          <w:ilvl w:val="0"/>
+          <w:numId w:val="63"/>
+        </w:numPr>
+        <w:ind w:left="993" w:hanging="425"/>
+        <w:rPr>
+          <w:lang w:val="es-419" w:eastAsia="es-CO"/>
+        </w:rPr>
+      </w:pPr>
+      <w:r>
+        <w:rPr>
+          <w:lang w:val="es-419" w:eastAsia="es-CO"/>
+        </w:rPr>
+        <w:t>Estructura sencilla con laterales en malla.</w:t>
+      </w:r>
+    </w:p>
+    <w:p>
+      <w:pPr>
+        <w:pStyle w:val="Prrafodelista"/>
+        <w:numPr>
+          <w:ilvl w:val="0"/>
+          <w:numId w:val="63"/>
+        </w:numPr>
+        <w:ind w:left="993" w:hanging="425"/>
+        <w:rPr>
+          <w:lang w:val="es-419" w:eastAsia="es-CO"/>
+        </w:rPr>
+      </w:pPr>
+      <w:r>
+        <w:rPr>
+          <w:lang w:val="es-419" w:eastAsia="es-CO"/>
+        </w:rPr>
+        <w:t>Uso de cortinas plásticas para proteger de lluvia y viento.</w:t>
+      </w:r>
+    </w:p>
+    <w:p>
+      <w:pPr>
+        <w:pStyle w:val="Prrafodelista"/>
+        <w:numPr>
+          <w:ilvl w:val="0"/>
+          <w:numId w:val="63"/>
+        </w:numPr>
+        <w:ind w:left="993" w:hanging="425"/>
+        <w:rPr>
+          <w:lang w:val="es-419" w:eastAsia="es-CO"/>
+        </w:rPr>
+      </w:pPr>
+      <w:r>
+        <w:rPr>
+          <w:lang w:val="es-419" w:eastAsia="es-CO"/>
+        </w:rPr>
+        <w:t>Dependencia directa del clima externo.</w:t>
+      </w:r>
+    </w:p>
+    <w:p>
+      <w:pPr>
+        <w:rPr>
+          <w:lang w:val="es-419" w:eastAsia="es-CO"/>
+        </w:rPr>
+      </w:pPr>
+      <w:r>
+        <w:rPr>
+          <w:lang w:val="es-419" w:eastAsia="es-CO"/>
+        </w:rPr>
+        <w:t>Características técnicas:</w:t>
+      </w:r>
+    </w:p>
+    <w:p>
+      <w:pPr>
+        <w:pStyle w:val="Prrafodelista"/>
+        <w:numPr>
+          <w:ilvl w:val="0"/>
+          <w:numId w:val="64"/>
+        </w:numPr>
+        <w:ind w:left="993" w:hanging="425"/>
+        <w:rPr>
+          <w:lang w:val="es-419" w:eastAsia="es-CO"/>
+        </w:rPr>
+      </w:pPr>
+      <w:r>
+        <w:rPr>
+          <w:lang w:val="es-419" w:eastAsia="es-CO"/>
+        </w:rPr>
+        <w:t>Ancho: entre 8 m y 12 m.</w:t>
+      </w:r>
+    </w:p>
+    <w:p>
+      <w:pPr>
+        <w:pStyle w:val="Prrafodelista"/>
+        <w:numPr>
+          <w:ilvl w:val="0"/>
+          <w:numId w:val="64"/>
+        </w:numPr>
+        <w:ind w:left="993" w:hanging="425"/>
+        <w:rPr>
+          <w:lang w:val="es-419" w:eastAsia="es-CO"/>
+        </w:rPr>
+      </w:pPr>
+      <w:r>
+        <w:rPr>
+          <w:lang w:val="es-419" w:eastAsia="es-CO"/>
+        </w:rPr>
+        <w:t>Largo variable.</w:t>
+      </w:r>
+    </w:p>
+    <w:p>
+      <w:pPr>
+        <w:pStyle w:val="Prrafodelista"/>
+        <w:numPr>
+          <w:ilvl w:val="0"/>
+          <w:numId w:val="64"/>
+        </w:numPr>
+        <w:ind w:left="993" w:hanging="425"/>
+        <w:rPr>
+          <w:lang w:val="es-419" w:eastAsia="es-CO"/>
+        </w:rPr>
+      </w:pPr>
+      <w:r>
+        <w:rPr>
+          <w:lang w:val="es-419" w:eastAsia="es-CO"/>
+        </w:rPr>
+        <w:t>Altura: entre 2.5 m a 3 m.</w:t>
+      </w:r>
+    </w:p>
+    <w:p>
+      <w:pPr>
+        <w:rPr>
+          <w:lang w:val="es-419" w:eastAsia="es-CO"/>
+        </w:rPr>
+      </w:pPr>
+      <w:r>
+        <w:rPr>
+          <w:lang w:val="es-419" w:eastAsia="es-CO"/>
+        </w:rPr>
+        <w:t>Ventajas:</w:t>
+      </w:r>
+    </w:p>
+    <w:p>
+      <w:pPr>
+        <w:pStyle w:val="Prrafodelista"/>
+        <w:numPr>
+          <w:ilvl w:val="0"/>
+          <w:numId w:val="65"/>
+        </w:numPr>
+        <w:ind w:left="993" w:hanging="425"/>
+        <w:rPr>
+          <w:lang w:val="es-419" w:eastAsia="es-CO"/>
+        </w:rPr>
+      </w:pPr>
+      <w:r>
+        <w:rPr>
+          <w:lang w:val="es-419" w:eastAsia="es-CO"/>
+        </w:rPr>
+        <w:t>Bajo costo de inversión.</w:t>
+      </w:r>
+    </w:p>
+    <w:p>
+      <w:pPr>
+        <w:pStyle w:val="Prrafodelista"/>
+        <w:numPr>
+          <w:ilvl w:val="0"/>
+          <w:numId w:val="65"/>
+        </w:numPr>
+        <w:ind w:left="993" w:hanging="425"/>
+        <w:rPr>
+          <w:lang w:val="es-419" w:eastAsia="es-CO"/>
+        </w:rPr>
+      </w:pPr>
+      <w:r>
+        <w:rPr>
+          <w:lang w:val="es-419" w:eastAsia="es-CO"/>
+        </w:rPr>
+        <w:t>Fácil mantenimiento.</w:t>
+      </w:r>
+    </w:p>
+    <w:p>
+      <w:pPr>
+        <w:rPr>
+          <w:lang w:val="es-419" w:eastAsia="es-CO"/>
+        </w:rPr>
+      </w:pPr>
+      <w:r>
+        <w:rPr>
+          <w:lang w:val="es-419" w:eastAsia="es-CO"/>
+        </w:rPr>
+        <w:t>Desventajas:</w:t>
+      </w:r>
+    </w:p>
+    <w:p>
+      <w:pPr>
+        <w:pStyle w:val="Prrafodelista"/>
+        <w:numPr>
+          <w:ilvl w:val="0"/>
+          <w:numId w:val="66"/>
+        </w:numPr>
+        <w:ind w:left="993" w:hanging="425"/>
+        <w:rPr>
+          <w:lang w:val="es-419" w:eastAsia="es-CO"/>
+        </w:rPr>
+      </w:pPr>
+      <w:r>
+        <w:rPr>
+          <w:lang w:val="es-419" w:eastAsia="es-CO"/>
+        </w:rPr>
+        <w:t>Variabilidad en temperatura.</w:t>
+      </w:r>
+    </w:p>
+    <w:p>
+      <w:pPr>
+        <w:pStyle w:val="Prrafodelista"/>
+        <w:numPr>
+          <w:ilvl w:val="0"/>
+          <w:numId w:val="66"/>
+        </w:numPr>
+        <w:ind w:left="993" w:hanging="425"/>
+        <w:rPr>
+          <w:lang w:val="es-419" w:eastAsia="es-CO"/>
+        </w:rPr>
+      </w:pPr>
+      <w:r>
+        <w:rPr>
+          <w:lang w:val="es-419" w:eastAsia="es-CO"/>
+        </w:rPr>
+        <w:t>Mayor incidencia de enfermedades respiratorias.</w:t>
+      </w:r>
+    </w:p>
+    <w:p>
+      <w:pPr>
+        <w:pStyle w:val="Ttulo5"/>
+      </w:pPr>
+      <w:r>
+        <w:t xml:space="preserve">Galpones </w:t>
+      </w:r>
+      <w:proofErr w:type="spellStart"/>
+      <w:r>
+        <w:t>semi-cerrados</w:t>
+      </w:r>
+      <w:proofErr w:type="spellEnd"/>
+    </w:p>
+    <w:p>
+      <w:pPr>
+        <w:pStyle w:val="Prrafodelista"/>
+        <w:numPr>
+          <w:ilvl w:val="0"/>
+          <w:numId w:val="66"/>
+        </w:numPr>
+        <w:ind w:left="993" w:hanging="425"/>
+        <w:rPr>
+          <w:lang w:val="es-419" w:eastAsia="es-CO"/>
+        </w:rPr>
+      </w:pPr>
+      <w:r>
+        <w:rPr>
+          <w:lang w:val="es-419" w:eastAsia="es-CO"/>
+        </w:rPr>
+        <w:t>Incorporan ventilación mecánica parcial.</w:t>
+      </w:r>
+    </w:p>
+    <w:p>
+      <w:pPr>
+        <w:pStyle w:val="Prrafodelista"/>
+        <w:numPr>
+          <w:ilvl w:val="0"/>
+          <w:numId w:val="66"/>
+        </w:numPr>
+        <w:ind w:left="993" w:hanging="425"/>
+        <w:rPr>
+          <w:lang w:val="es-419" w:eastAsia="es-CO"/>
+        </w:rPr>
+      </w:pPr>
+      <w:r>
+        <w:rPr>
+          <w:lang w:val="es-419" w:eastAsia="es-CO"/>
+        </w:rPr>
+        <w:t>Permiten cierto control ambiental.</w:t>
+      </w:r>
+    </w:p>
+    <w:p>
+      <w:pPr>
+        <w:ind w:left="142" w:firstLine="0"/>
+        <w:rPr>
+          <w:lang w:val="es-419" w:eastAsia="es-CO"/>
+        </w:rPr>
+      </w:pPr>
+      <w:r>
+        <w:rPr>
+          <w:lang w:val="es-419" w:eastAsia="es-CO"/>
+        </w:rPr>
+        <w:t>Características técnicas:</w:t>
+      </w:r>
+    </w:p>
+    <w:p>
+      <w:pPr>
+        <w:pStyle w:val="Prrafodelista"/>
+        <w:numPr>
+          <w:ilvl w:val="0"/>
+          <w:numId w:val="67"/>
+        </w:numPr>
+        <w:ind w:left="993" w:hanging="425"/>
+        <w:rPr>
+          <w:lang w:val="es-419" w:eastAsia="es-CO"/>
+        </w:rPr>
+      </w:pPr>
+      <w:r>
+        <w:rPr>
+          <w:lang w:val="es-419" w:eastAsia="es-CO"/>
+        </w:rPr>
+        <w:t>Uso de extractores y ventiladores.</w:t>
+      </w:r>
+    </w:p>
+    <w:p>
+      <w:pPr>
+        <w:pStyle w:val="Prrafodelista"/>
+        <w:numPr>
+          <w:ilvl w:val="0"/>
+          <w:numId w:val="67"/>
+        </w:numPr>
+        <w:ind w:left="993" w:hanging="425"/>
+        <w:rPr>
+          <w:lang w:val="es-419" w:eastAsia="es-CO"/>
+        </w:rPr>
+      </w:pPr>
+      <w:r>
+        <w:rPr>
+          <w:lang w:val="es-419" w:eastAsia="es-CO"/>
+        </w:rPr>
+        <w:t>Cortinas automatizadas o manuales.</w:t>
+      </w:r>
+    </w:p>
+    <w:p>
+      <w:pPr>
+        <w:ind w:left="142" w:firstLine="0"/>
+        <w:rPr>
+          <w:lang w:val="es-419" w:eastAsia="es-CO"/>
+        </w:rPr>
+      </w:pPr>
+      <w:r>
+        <w:rPr>
+          <w:lang w:val="es-419" w:eastAsia="es-CO"/>
+        </w:rPr>
+        <w:t>Ventajas:</w:t>
+      </w:r>
+    </w:p>
+    <w:p>
+      <w:pPr>
+        <w:pStyle w:val="Prrafodelista"/>
+        <w:numPr>
+          <w:ilvl w:val="0"/>
+          <w:numId w:val="68"/>
+        </w:numPr>
+        <w:ind w:left="993" w:hanging="425"/>
+        <w:rPr>
+          <w:lang w:val="es-419" w:eastAsia="es-CO"/>
+        </w:rPr>
+      </w:pPr>
+      <w:r>
+        <w:rPr>
+          <w:lang w:val="es-419" w:eastAsia="es-CO"/>
+        </w:rPr>
+        <w:t>Mejor control de temperatura y ventilación.</w:t>
+      </w:r>
+    </w:p>
+    <w:p>
+      <w:pPr>
+        <w:pStyle w:val="Prrafodelista"/>
+        <w:numPr>
+          <w:ilvl w:val="0"/>
+          <w:numId w:val="68"/>
+        </w:numPr>
+        <w:ind w:left="993" w:hanging="425"/>
+        <w:rPr>
+          <w:lang w:val="es-419" w:eastAsia="es-CO"/>
+        </w:rPr>
+      </w:pPr>
+      <w:r>
+        <w:rPr>
+          <w:lang w:val="es-419" w:eastAsia="es-CO"/>
+        </w:rPr>
+        <w:t>Reducción de estrés en aves.</w:t>
+      </w:r>
+    </w:p>
+    <w:p>
+      <w:pPr>
+        <w:ind w:left="142" w:firstLine="0"/>
+        <w:rPr>
+          <w:lang w:val="es-419" w:eastAsia="es-CO"/>
+        </w:rPr>
+      </w:pPr>
+      <w:r>
+        <w:rPr>
+          <w:lang w:val="es-419" w:eastAsia="es-CO"/>
+        </w:rPr>
+        <w:t>Desventajas:</w:t>
+      </w:r>
+    </w:p>
+    <w:p>
+      <w:pPr>
+        <w:pStyle w:val="Prrafodelista"/>
+        <w:numPr>
+          <w:ilvl w:val="0"/>
+          <w:numId w:val="69"/>
+        </w:numPr>
+        <w:ind w:left="993" w:hanging="425"/>
+        <w:rPr>
+          <w:lang w:val="es-419" w:eastAsia="es-CO"/>
+        </w:rPr>
+      </w:pPr>
+      <w:r>
+        <w:rPr>
+          <w:lang w:val="es-419" w:eastAsia="es-CO"/>
+        </w:rPr>
+        <w:t>Requiere manejo técnico.</w:t>
+      </w:r>
+    </w:p>
+    <w:p>
+      <w:pPr>
+        <w:pStyle w:val="Prrafodelista"/>
+        <w:numPr>
+          <w:ilvl w:val="0"/>
+          <w:numId w:val="69"/>
+        </w:numPr>
+        <w:ind w:left="993" w:hanging="425"/>
+        <w:rPr>
+          <w:lang w:val="es-419" w:eastAsia="es-CO"/>
+        </w:rPr>
+      </w:pPr>
+      <w:r>
+        <w:rPr>
+          <w:lang w:val="es-419" w:eastAsia="es-CO"/>
+        </w:rPr>
+        <w:t>Costos medios de operación.</w:t>
+      </w:r>
+    </w:p>
+    <w:p>
+      <w:pPr>
+        <w:pStyle w:val="Ttulo5"/>
+      </w:pPr>
+      <w:r>
+        <w:t>Galpones cerrados o tecnificados</w:t>
+      </w:r>
+    </w:p>
+    <w:p>
+      <w:pPr>
+        <w:pStyle w:val="Prrafodelista"/>
+        <w:numPr>
+          <w:ilvl w:val="0"/>
+          <w:numId w:val="70"/>
+        </w:numPr>
+        <w:ind w:left="993" w:hanging="425"/>
+        <w:rPr>
+          <w:lang w:val="es-419" w:eastAsia="es-CO"/>
+        </w:rPr>
+      </w:pPr>
+      <w:r>
+        <w:rPr>
+          <w:lang w:val="es-419" w:eastAsia="es-CO"/>
+        </w:rPr>
+        <w:t>Sistemas de ambiente controlado (tipo túnel o presión negativa).</w:t>
+      </w:r>
+    </w:p>
+    <w:p>
+      <w:pPr>
+        <w:pStyle w:val="Prrafodelista"/>
+        <w:numPr>
+          <w:ilvl w:val="0"/>
+          <w:numId w:val="70"/>
+        </w:numPr>
+        <w:ind w:left="993" w:hanging="425"/>
+        <w:rPr>
+          <w:lang w:val="es-419" w:eastAsia="es-CO"/>
+        </w:rPr>
+      </w:pPr>
+      <w:r>
+        <w:rPr>
+          <w:lang w:val="es-419" w:eastAsia="es-CO"/>
+        </w:rPr>
+        <w:t>Total,</w:t>
+      </w:r>
+      <w:r>
+        <w:rPr>
+          <w:lang w:val="es-419" w:eastAsia="es-CO"/>
+        </w:rPr>
+        <w:t xml:space="preserve"> aislamiento del ambiente externo.</w:t>
+      </w:r>
+    </w:p>
+    <w:p>
+      <w:pPr>
+        <w:ind w:left="142" w:firstLine="0"/>
+        <w:rPr>
+          <w:lang w:val="es-419" w:eastAsia="es-CO"/>
+        </w:rPr>
+      </w:pPr>
+      <w:r>
+        <w:rPr>
+          <w:lang w:val="es-419" w:eastAsia="es-CO"/>
+        </w:rPr>
+        <w:t>Características técnicas:</w:t>
+      </w:r>
+    </w:p>
+    <w:p>
+      <w:pPr>
+        <w:pStyle w:val="Prrafodelista"/>
+        <w:numPr>
+          <w:ilvl w:val="0"/>
+          <w:numId w:val="71"/>
+        </w:numPr>
+        <w:ind w:left="993" w:hanging="425"/>
+        <w:rPr>
+          <w:lang w:val="es-419" w:eastAsia="es-CO"/>
+        </w:rPr>
+      </w:pPr>
+      <w:r>
+        <w:rPr>
+          <w:lang w:val="es-419" w:eastAsia="es-CO"/>
+        </w:rPr>
+        <w:t>Paneles térmicos.</w:t>
+      </w:r>
+    </w:p>
+    <w:p>
+      <w:pPr>
+        <w:pStyle w:val="Prrafodelista"/>
+        <w:numPr>
+          <w:ilvl w:val="0"/>
+          <w:numId w:val="71"/>
+        </w:numPr>
+        <w:ind w:left="993" w:hanging="425"/>
+        <w:rPr>
+          <w:lang w:val="es-419" w:eastAsia="es-CO"/>
+        </w:rPr>
+      </w:pPr>
+      <w:r>
+        <w:rPr>
+          <w:lang w:val="es-419" w:eastAsia="es-CO"/>
+        </w:rPr>
+        <w:t>Sistemas automáticos (sensores de temperatura, humedad, CO₂).</w:t>
+      </w:r>
+    </w:p>
+    <w:p>
+      <w:pPr>
+        <w:pStyle w:val="Prrafodelista"/>
+        <w:numPr>
+          <w:ilvl w:val="0"/>
+          <w:numId w:val="71"/>
+        </w:numPr>
+        <w:ind w:left="993" w:hanging="425"/>
+        <w:rPr>
+          <w:lang w:val="es-419" w:eastAsia="es-CO"/>
+        </w:rPr>
+      </w:pPr>
+      <w:r>
+        <w:rPr>
+          <w:lang w:val="es-419" w:eastAsia="es-CO"/>
+        </w:rPr>
+        <w:t>Ventilación tipo túnel.</w:t>
+      </w:r>
+    </w:p>
+    <w:p>
+      <w:pPr>
+        <w:ind w:left="142" w:firstLine="0"/>
+        <w:rPr>
+          <w:lang w:val="es-419" w:eastAsia="es-CO"/>
+        </w:rPr>
+      </w:pPr>
+      <w:r>
+        <w:rPr>
+          <w:lang w:val="es-419" w:eastAsia="es-CO"/>
+        </w:rPr>
+        <w:t>Ventajas:</w:t>
+      </w:r>
+    </w:p>
+    <w:p>
+      <w:pPr>
+        <w:pStyle w:val="Prrafodelista"/>
+        <w:numPr>
+          <w:ilvl w:val="0"/>
+          <w:numId w:val="72"/>
+        </w:numPr>
+        <w:ind w:left="993" w:hanging="425"/>
+        <w:rPr>
+          <w:lang w:val="es-419" w:eastAsia="es-CO"/>
+        </w:rPr>
+      </w:pPr>
+      <w:r>
+        <w:rPr>
+          <w:lang w:val="es-419" w:eastAsia="es-CO"/>
+        </w:rPr>
+        <w:t>Alta productividad.</w:t>
+      </w:r>
+    </w:p>
+    <w:p>
+      <w:pPr>
+        <w:pStyle w:val="Prrafodelista"/>
+        <w:numPr>
+          <w:ilvl w:val="0"/>
+          <w:numId w:val="72"/>
+        </w:numPr>
+        <w:ind w:left="993" w:hanging="425"/>
+        <w:rPr>
+          <w:lang w:val="es-419" w:eastAsia="es-CO"/>
+        </w:rPr>
+      </w:pPr>
+      <w:r>
+        <w:rPr>
+          <w:lang w:val="es-419" w:eastAsia="es-CO"/>
+        </w:rPr>
+        <w:t>Uniformidad del lote.</w:t>
+      </w:r>
+    </w:p>
+    <w:p>
+      <w:pPr>
+        <w:pStyle w:val="Prrafodelista"/>
+        <w:numPr>
+          <w:ilvl w:val="0"/>
+          <w:numId w:val="72"/>
+        </w:numPr>
+        <w:ind w:left="993" w:hanging="425"/>
+        <w:rPr>
+          <w:lang w:val="es-419" w:eastAsia="es-CO"/>
+        </w:rPr>
+      </w:pPr>
+      <w:r>
+        <w:rPr>
+          <w:lang w:val="es-419" w:eastAsia="es-CO"/>
+        </w:rPr>
+        <w:t>Mejor conversión alimenticia.</w:t>
+      </w:r>
+    </w:p>
+    <w:p>
+      <w:pPr>
+        <w:ind w:left="142" w:firstLine="0"/>
+        <w:rPr>
+          <w:lang w:val="es-419" w:eastAsia="es-CO"/>
+        </w:rPr>
+      </w:pPr>
+      <w:r>
+        <w:rPr>
+          <w:lang w:val="es-419" w:eastAsia="es-CO"/>
+        </w:rPr>
+        <w:t>Desventajas:</w:t>
+      </w:r>
+    </w:p>
+    <w:p>
+      <w:pPr>
+        <w:pStyle w:val="Prrafodelista"/>
+        <w:numPr>
+          <w:ilvl w:val="0"/>
+          <w:numId w:val="73"/>
+        </w:numPr>
+        <w:ind w:left="993" w:hanging="425"/>
+        <w:rPr>
+          <w:lang w:val="es-419" w:eastAsia="es-CO"/>
+        </w:rPr>
+      </w:pPr>
+      <w:r>
+        <w:rPr>
+          <w:lang w:val="es-419" w:eastAsia="es-CO"/>
+        </w:rPr>
+        <w:t>Alta inversión inicial.</w:t>
+      </w:r>
+    </w:p>
+    <w:p>
+      <w:pPr>
+        <w:pStyle w:val="Prrafodelista"/>
+        <w:numPr>
+          <w:ilvl w:val="0"/>
+          <w:numId w:val="73"/>
+        </w:numPr>
+        <w:ind w:left="993" w:hanging="425"/>
+        <w:rPr>
+          <w:lang w:val="es-419" w:eastAsia="es-CO"/>
+        </w:rPr>
+      </w:pPr>
+      <w:r>
+        <w:rPr>
+          <w:lang w:val="es-419" w:eastAsia="es-CO"/>
+        </w:rPr>
+        <w:t>Dependencia de energía eléctrica.</w:t>
+      </w:r>
+    </w:p>
+    <w:p>
+      <w:pPr>
+        <w:pStyle w:val="Ttulo2"/>
+      </w:pPr>
+      <w:bookmarkStart w:id="20" w:name="_Toc230794823"/>
+      <w:r>
+        <w:t>4.2 Condiciones ambientales: parámetros y control ambiental</w:t>
+      </w:r>
+      <w:bookmarkEnd w:id="20"/>
+    </w:p>
+    <w:p>
+      <w:pPr>
+        <w:rPr>
+          <w:lang w:val="es-419" w:eastAsia="es-CO"/>
+        </w:rPr>
+      </w:pPr>
+      <w:r>
+        <w:rPr>
+          <w:lang w:val="es-419" w:eastAsia="es-CO"/>
+        </w:rPr>
+        <w:t>El control ambiental es fundamental para evitar estrés térmico y garantizar el bienestar de las aves. Los parámetros ambientales ideales son:</w:t>
+      </w:r>
+    </w:p>
+    <w:p>
+      <w:pPr>
+        <w:pStyle w:val="Ttulo5"/>
+        <w:numPr>
+          <w:ilvl w:val="0"/>
+          <w:numId w:val="74"/>
+        </w:numPr>
+      </w:pPr>
+      <w:r>
+        <w:t>Temperatura</w:t>
+      </w:r>
+    </w:p>
+    <w:p>
+      <w:pPr>
+        <w:pStyle w:val="Prrafodelista"/>
+        <w:numPr>
+          <w:ilvl w:val="0"/>
+          <w:numId w:val="75"/>
+        </w:numPr>
+        <w:ind w:left="993" w:hanging="425"/>
+        <w:rPr>
+          <w:lang w:val="es-419" w:eastAsia="es-CO"/>
+        </w:rPr>
+      </w:pPr>
+      <w:r>
+        <w:rPr>
+          <w:lang w:val="es-419" w:eastAsia="es-CO"/>
+        </w:rPr>
+        <w:t>Entre 0 y 7 días: entre 32 °C y 34 °C.</w:t>
+      </w:r>
+    </w:p>
+    <w:p>
+      <w:pPr>
+        <w:pStyle w:val="Prrafodelista"/>
+        <w:numPr>
+          <w:ilvl w:val="0"/>
+          <w:numId w:val="75"/>
+        </w:numPr>
+        <w:ind w:left="993" w:hanging="425"/>
+        <w:rPr>
+          <w:lang w:val="es-419" w:eastAsia="es-CO"/>
+        </w:rPr>
+      </w:pPr>
+      <w:r>
+        <w:rPr>
+          <w:lang w:val="es-419" w:eastAsia="es-CO"/>
+        </w:rPr>
+        <w:t>Entre 2 y 3 semanas: entre 28 °C y 30 °C.</w:t>
+      </w:r>
+    </w:p>
+    <w:p>
+      <w:pPr>
+        <w:pStyle w:val="Prrafodelista"/>
+        <w:numPr>
+          <w:ilvl w:val="0"/>
+          <w:numId w:val="75"/>
+        </w:numPr>
+        <w:ind w:left="993" w:hanging="425"/>
+        <w:rPr>
+          <w:lang w:val="es-419" w:eastAsia="es-CO"/>
+        </w:rPr>
+      </w:pPr>
+      <w:r>
+        <w:rPr>
+          <w:lang w:val="es-419" w:eastAsia="es-CO"/>
+        </w:rPr>
+        <w:t>Finalización: entre 20 °C y 24 °C.</w:t>
+      </w:r>
+    </w:p>
+    <w:p>
+      <w:pPr>
+        <w:rPr>
+          <w:b/>
+          <w:bCs/>
+          <w:lang w:val="es-419" w:eastAsia="es-CO"/>
+        </w:rPr>
+      </w:pPr>
+      <w:r>
+        <w:rPr>
+          <w:lang w:val="es-419" w:eastAsia="es-CO"/>
+        </w:rPr>
+        <w:t>Importancia</w:t>
+      </w:r>
     </w:p>
     <w:p>
       <w:pPr>
@@ -13829,7 +13861,7 @@
     </w:p>
     <w:p>
       <w:pPr>
-        <w:ind w:left="142" w:firstLine="0"/>
+        <w:ind w:left="708" w:firstLine="0"/>
         <w:rPr>
           <w:lang w:val="es-419" w:eastAsia="es-CO"/>
         </w:rPr>
@@ -15799,14 +15831,6 @@
         </w:rPr>
         <w:t>.</w:t>
       </w:r>
-    </w:p>
-    <w:p>
-      <w:pPr>
-        <w:ind w:left="993"/>
-        <w:rPr>
-          <w:lang w:val="es-419" w:eastAsia="es-CO"/>
-        </w:rPr>
-      </w:pPr>
     </w:p>
     <w:p>
       <w:pPr>
@@ -18093,9 +18117,6 @@
         <w:t>Síntesis</w:t>
       </w:r>
       <w:bookmarkEnd w:id="27"/>
-      <w:r>
-        <w:t xml:space="preserve"> </w:t>
-      </w:r>
     </w:p>
     <w:p>
       <w:pPr>
@@ -20834,6 +20855,95 @@
     </w:lvl>
   </w:abstractNum>
   <w:abstractNum w:abstractNumId="4" w15:restartNumberingAfterBreak="0">
+    <w:nsid w:val="023F5925"/>
+    <w:multiLevelType w:val="hybridMultilevel"/>
+    <w:tmpl w:val="39109686"/>
+    <w:lvl w:ilvl="0" w:tplc="0D98D57E">
+      <w:start w:val="2"/>
+      <w:numFmt w:val="upperLetter"/>
+      <w:lvlText w:val="%1."/>
+      <w:lvlJc w:val="left"/>
+      <w:pPr>
+        <w:ind w:left="360" w:hanging="360"/>
+      </w:pPr>
+      <w:rPr>
+        <w:rFonts w:hint="default"/>
+      </w:rPr>
+    </w:lvl>
+    <w:lvl w:ilvl="1" w:tplc="240A0019" w:tentative="1">
+      <w:start w:val="1"/>
+      <w:numFmt w:val="lowerLetter"/>
+      <w:lvlText w:val="%2."/>
+      <w:lvlJc w:val="left"/>
+      <w:pPr>
+        <w:ind w:left="873" w:hanging="360"/>
+      </w:pPr>
+    </w:lvl>
+    <w:lvl w:ilvl="2" w:tplc="240A001B" w:tentative="1">
+      <w:start w:val="1"/>
+      <w:numFmt w:val="lowerRoman"/>
+      <w:lvlText w:val="%3."/>
+      <w:lvlJc w:val="right"/>
+      <w:pPr>
+        <w:ind w:left="1593" w:hanging="180"/>
+      </w:pPr>
+    </w:lvl>
+    <w:lvl w:ilvl="3" w:tplc="240A000F" w:tentative="1">
+      <w:start w:val="1"/>
+      <w:numFmt w:val="decimal"/>
+      <w:lvlText w:val="%4."/>
+      <w:lvlJc w:val="left"/>
+      <w:pPr>
+        <w:ind w:left="2313" w:hanging="360"/>
+      </w:pPr>
+    </w:lvl>
+    <w:lvl w:ilvl="4" w:tplc="240A0019" w:tentative="1">
+      <w:start w:val="1"/>
+      <w:numFmt w:val="lowerLetter"/>
+      <w:lvlText w:val="%5."/>
+      <w:lvlJc w:val="left"/>
+      <w:pPr>
+        <w:ind w:left="3033" w:hanging="360"/>
+      </w:pPr>
+    </w:lvl>
+    <w:lvl w:ilvl="5" w:tplc="240A001B" w:tentative="1">
+      <w:start w:val="1"/>
+      <w:numFmt w:val="lowerRoman"/>
+      <w:lvlText w:val="%6."/>
+      <w:lvlJc w:val="right"/>
+      <w:pPr>
+        <w:ind w:left="3753" w:hanging="180"/>
+      </w:pPr>
+    </w:lvl>
+    <w:lvl w:ilvl="6" w:tplc="240A000F" w:tentative="1">
+      <w:start w:val="1"/>
+      <w:numFmt w:val="decimal"/>
+      <w:lvlText w:val="%7."/>
+      <w:lvlJc w:val="left"/>
+      <w:pPr>
+        <w:ind w:left="4473" w:hanging="360"/>
+      </w:pPr>
+    </w:lvl>
+    <w:lvl w:ilvl="7" w:tplc="240A0019" w:tentative="1">
+      <w:start w:val="1"/>
+      <w:numFmt w:val="lowerLetter"/>
+      <w:lvlText w:val="%8."/>
+      <w:lvlJc w:val="left"/>
+      <w:pPr>
+        <w:ind w:left="5193" w:hanging="360"/>
+      </w:pPr>
+    </w:lvl>
+    <w:lvl w:ilvl="8" w:tplc="240A001B" w:tentative="1">
+      <w:start w:val="1"/>
+      <w:numFmt w:val="lowerRoman"/>
+      <w:lvlText w:val="%9."/>
+      <w:lvlJc w:val="right"/>
+      <w:pPr>
+        <w:ind w:left="5913" w:hanging="180"/>
+      </w:pPr>
+    </w:lvl>
+  </w:abstractNum>
+  <w:abstractNum w:abstractNumId="5" w15:restartNumberingAfterBreak="0">
     <w:nsid w:val="024E25F2"/>
     <w:multiLevelType w:val="hybridMultilevel"/>
     <w:tmpl w:val="EC6CA55E"/>
@@ -20946,7 +21056,96 @@
       </w:rPr>
     </w:lvl>
   </w:abstractNum>
-  <w:abstractNum w:abstractNumId="5" w15:restartNumberingAfterBreak="0">
+  <w:abstractNum w:abstractNumId="6" w15:restartNumberingAfterBreak="0">
+    <w:nsid w:val="037603FC"/>
+    <w:multiLevelType w:val="hybridMultilevel"/>
+    <w:tmpl w:val="306E7242"/>
+    <w:lvl w:ilvl="0" w:tplc="0D98D57E">
+      <w:start w:val="2"/>
+      <w:numFmt w:val="upperLetter"/>
+      <w:lvlText w:val="%1."/>
+      <w:lvlJc w:val="left"/>
+      <w:pPr>
+        <w:ind w:left="1429" w:hanging="360"/>
+      </w:pPr>
+      <w:rPr>
+        <w:rFonts w:hint="default"/>
+      </w:rPr>
+    </w:lvl>
+    <w:lvl w:ilvl="1" w:tplc="240A0019" w:tentative="1">
+      <w:start w:val="1"/>
+      <w:numFmt w:val="lowerLetter"/>
+      <w:lvlText w:val="%2."/>
+      <w:lvlJc w:val="left"/>
+      <w:pPr>
+        <w:ind w:left="2149" w:hanging="360"/>
+      </w:pPr>
+    </w:lvl>
+    <w:lvl w:ilvl="2" w:tplc="240A001B" w:tentative="1">
+      <w:start w:val="1"/>
+      <w:numFmt w:val="lowerRoman"/>
+      <w:lvlText w:val="%3."/>
+      <w:lvlJc w:val="right"/>
+      <w:pPr>
+        <w:ind w:left="2869" w:hanging="180"/>
+      </w:pPr>
+    </w:lvl>
+    <w:lvl w:ilvl="3" w:tplc="240A000F" w:tentative="1">
+      <w:start w:val="1"/>
+      <w:numFmt w:val="decimal"/>
+      <w:lvlText w:val="%4."/>
+      <w:lvlJc w:val="left"/>
+      <w:pPr>
+        <w:ind w:left="3589" w:hanging="360"/>
+      </w:pPr>
+    </w:lvl>
+    <w:lvl w:ilvl="4" w:tplc="240A0019" w:tentative="1">
+      <w:start w:val="1"/>
+      <w:numFmt w:val="lowerLetter"/>
+      <w:lvlText w:val="%5."/>
+      <w:lvlJc w:val="left"/>
+      <w:pPr>
+        <w:ind w:left="4309" w:hanging="360"/>
+      </w:pPr>
+    </w:lvl>
+    <w:lvl w:ilvl="5" w:tplc="240A001B" w:tentative="1">
+      <w:start w:val="1"/>
+      <w:numFmt w:val="lowerRoman"/>
+      <w:lvlText w:val="%6."/>
+      <w:lvlJc w:val="right"/>
+      <w:pPr>
+        <w:ind w:left="5029" w:hanging="180"/>
+      </w:pPr>
+    </w:lvl>
+    <w:lvl w:ilvl="6" w:tplc="240A000F" w:tentative="1">
+      <w:start w:val="1"/>
+      <w:numFmt w:val="decimal"/>
+      <w:lvlText w:val="%7."/>
+      <w:lvlJc w:val="left"/>
+      <w:pPr>
+        <w:ind w:left="5749" w:hanging="360"/>
+      </w:pPr>
+    </w:lvl>
+    <w:lvl w:ilvl="7" w:tplc="240A0019" w:tentative="1">
+      <w:start w:val="1"/>
+      <w:numFmt w:val="lowerLetter"/>
+      <w:lvlText w:val="%8."/>
+      <w:lvlJc w:val="left"/>
+      <w:pPr>
+        <w:ind w:left="6469" w:hanging="360"/>
+      </w:pPr>
+    </w:lvl>
+    <w:lvl w:ilvl="8" w:tplc="240A001B" w:tentative="1">
+      <w:start w:val="1"/>
+      <w:numFmt w:val="lowerRoman"/>
+      <w:lvlText w:val="%9."/>
+      <w:lvlJc w:val="right"/>
+      <w:pPr>
+        <w:ind w:left="7189" w:hanging="180"/>
+      </w:pPr>
+    </w:lvl>
+  </w:abstractNum>
+  <w:abstractNum w:abstractNumId="7" w15:restartNumberingAfterBreak="0">
     <w:nsid w:val="03BB47E9"/>
     <w:multiLevelType w:val="hybridMultilevel"/>
     <w:tmpl w:val="E3446D7E"/>
@@ -21059,7 +21258,7 @@
       </w:rPr>
     </w:lvl>
   </w:abstractNum>
-  <w:abstractNum w:abstractNumId="6" w15:restartNumberingAfterBreak="0">
+  <w:abstractNum w:abstractNumId="8" w15:restartNumberingAfterBreak="0">
     <w:nsid w:val="0651022C"/>
     <w:multiLevelType w:val="hybridMultilevel"/>
     <w:tmpl w:val="1778CA58"/>
@@ -21172,7 +21371,7 @@
       </w:rPr>
     </w:lvl>
   </w:abstractNum>
-  <w:abstractNum w:abstractNumId="7" w15:restartNumberingAfterBreak="0">
+  <w:abstractNum w:abstractNumId="9" w15:restartNumberingAfterBreak="0">
     <w:nsid w:val="066805A6"/>
     <w:multiLevelType w:val="hybridMultilevel"/>
     <w:tmpl w:val="D8B40DBE"/>
@@ -21285,7 +21484,7 @@
       </w:rPr>
     </w:lvl>
   </w:abstractNum>
-  <w:abstractNum w:abstractNumId="8" w15:restartNumberingAfterBreak="0">
+  <w:abstractNum w:abstractNumId="10" w15:restartNumberingAfterBreak="0">
     <w:nsid w:val="06C15B6E"/>
     <w:multiLevelType w:val="hybridMultilevel"/>
     <w:tmpl w:val="95C2AB16"/>
@@ -21398,7 +21597,7 @@
       </w:rPr>
     </w:lvl>
   </w:abstractNum>
-  <w:abstractNum w:abstractNumId="9" w15:restartNumberingAfterBreak="0">
+  <w:abstractNum w:abstractNumId="11" w15:restartNumberingAfterBreak="0">
     <w:nsid w:val="07DC3863"/>
     <w:multiLevelType w:val="hybridMultilevel"/>
     <w:tmpl w:val="B7B42DAC"/>
@@ -21511,7 +21710,7 @@
       </w:rPr>
     </w:lvl>
   </w:abstractNum>
-  <w:abstractNum w:abstractNumId="10" w15:restartNumberingAfterBreak="0">
+  <w:abstractNum w:abstractNumId="12" w15:restartNumberingAfterBreak="0">
     <w:nsid w:val="08D22291"/>
     <w:multiLevelType w:val="hybridMultilevel"/>
     <w:tmpl w:val="8C5652A6"/>
@@ -21624,7 +21823,7 @@
       </w:rPr>
     </w:lvl>
   </w:abstractNum>
-  <w:abstractNum w:abstractNumId="11" w15:restartNumberingAfterBreak="0">
+  <w:abstractNum w:abstractNumId="13" w15:restartNumberingAfterBreak="0">
     <w:nsid w:val="0A3B2E7B"/>
     <w:multiLevelType w:val="hybridMultilevel"/>
     <w:tmpl w:val="A07434AC"/>
@@ -21737,7 +21936,7 @@
       </w:rPr>
     </w:lvl>
   </w:abstractNum>
-  <w:abstractNum w:abstractNumId="12" w15:restartNumberingAfterBreak="0">
+  <w:abstractNum w:abstractNumId="14" w15:restartNumberingAfterBreak="0">
     <w:nsid w:val="0EA46056"/>
     <w:multiLevelType w:val="hybridMultilevel"/>
     <w:tmpl w:val="290E7C24"/>
@@ -21850,7 +22049,7 @@
       </w:rPr>
     </w:lvl>
   </w:abstractNum>
-  <w:abstractNum w:abstractNumId="13" w15:restartNumberingAfterBreak="0">
+  <w:abstractNum w:abstractNumId="15" w15:restartNumberingAfterBreak="0">
     <w:nsid w:val="0EF03596"/>
     <w:multiLevelType w:val="hybridMultilevel"/>
     <w:tmpl w:val="F30CDE50"/>
@@ -21963,7 +22162,7 @@
       </w:rPr>
     </w:lvl>
   </w:abstractNum>
-  <w:abstractNum w:abstractNumId="14" w15:restartNumberingAfterBreak="0">
+  <w:abstractNum w:abstractNumId="16" w15:restartNumberingAfterBreak="0">
     <w:nsid w:val="0F2A6EF8"/>
     <w:multiLevelType w:val="hybridMultilevel"/>
     <w:tmpl w:val="F802F504"/>
@@ -22076,7 +22275,7 @@
       </w:rPr>
     </w:lvl>
   </w:abstractNum>
-  <w:abstractNum w:abstractNumId="15" w15:restartNumberingAfterBreak="0">
+  <w:abstractNum w:abstractNumId="17" w15:restartNumberingAfterBreak="0">
     <w:nsid w:val="10925C69"/>
     <w:multiLevelType w:val="hybridMultilevel"/>
     <w:tmpl w:val="F28A524C"/>
@@ -22189,7 +22388,7 @@
       </w:rPr>
     </w:lvl>
   </w:abstractNum>
-  <w:abstractNum w:abstractNumId="16" w15:restartNumberingAfterBreak="0">
+  <w:abstractNum w:abstractNumId="18" w15:restartNumberingAfterBreak="0">
     <w:nsid w:val="12684A9C"/>
     <w:multiLevelType w:val="hybridMultilevel"/>
     <w:tmpl w:val="093A6AEC"/>
@@ -22302,7 +22501,7 @@
       </w:rPr>
     </w:lvl>
   </w:abstractNum>
-  <w:abstractNum w:abstractNumId="17" w15:restartNumberingAfterBreak="0">
+  <w:abstractNum w:abstractNumId="19" w15:restartNumberingAfterBreak="0">
     <w:nsid w:val="1432014F"/>
     <w:multiLevelType w:val="hybridMultilevel"/>
     <w:tmpl w:val="7DAA767A"/>
@@ -22415,7 +22614,7 @@
       </w:rPr>
     </w:lvl>
   </w:abstractNum>
-  <w:abstractNum w:abstractNumId="18" w15:restartNumberingAfterBreak="0">
+  <w:abstractNum w:abstractNumId="20" w15:restartNumberingAfterBreak="0">
     <w:nsid w:val="14D8619C"/>
     <w:multiLevelType w:val="hybridMultilevel"/>
     <w:tmpl w:val="D4FE8DC6"/>
@@ -22528,7 +22727,7 @@
       </w:rPr>
     </w:lvl>
   </w:abstractNum>
-  <w:abstractNum w:abstractNumId="19" w15:restartNumberingAfterBreak="0">
+  <w:abstractNum w:abstractNumId="21" w15:restartNumberingAfterBreak="0">
     <w:nsid w:val="14E12191"/>
     <w:multiLevelType w:val="hybridMultilevel"/>
     <w:tmpl w:val="C854BC20"/>
@@ -22641,7 +22840,7 @@
       </w:rPr>
     </w:lvl>
   </w:abstractNum>
-  <w:abstractNum w:abstractNumId="20" w15:restartNumberingAfterBreak="0">
+  <w:abstractNum w:abstractNumId="22" w15:restartNumberingAfterBreak="0">
     <w:nsid w:val="15B9150A"/>
     <w:multiLevelType w:val="hybridMultilevel"/>
     <w:tmpl w:val="A54A8B3A"/>
@@ -22754,7 +22953,7 @@
       </w:rPr>
     </w:lvl>
   </w:abstractNum>
-  <w:abstractNum w:abstractNumId="21" w15:restartNumberingAfterBreak="0">
+  <w:abstractNum w:abstractNumId="23" w15:restartNumberingAfterBreak="0">
     <w:nsid w:val="165F7C82"/>
     <w:multiLevelType w:val="hybridMultilevel"/>
     <w:tmpl w:val="A562410E"/>
@@ -22867,7 +23066,7 @@
       </w:rPr>
     </w:lvl>
   </w:abstractNum>
-  <w:abstractNum w:abstractNumId="22" w15:restartNumberingAfterBreak="0">
+  <w:abstractNum w:abstractNumId="24" w15:restartNumberingAfterBreak="0">
     <w:nsid w:val="16655B65"/>
     <w:multiLevelType w:val="hybridMultilevel"/>
     <w:tmpl w:val="F2008A16"/>
@@ -22980,7 +23179,7 @@
       </w:rPr>
     </w:lvl>
   </w:abstractNum>
-  <w:abstractNum w:abstractNumId="23" w15:restartNumberingAfterBreak="0">
+  <w:abstractNum w:abstractNumId="25" w15:restartNumberingAfterBreak="0">
     <w:nsid w:val="16BA0B48"/>
     <w:multiLevelType w:val="hybridMultilevel"/>
     <w:tmpl w:val="6054DD24"/>
@@ -23093,7 +23292,7 @@
       </w:rPr>
     </w:lvl>
   </w:abstractNum>
-  <w:abstractNum w:abstractNumId="24" w15:restartNumberingAfterBreak="0">
+  <w:abstractNum w:abstractNumId="26" w15:restartNumberingAfterBreak="0">
     <w:nsid w:val="19C56028"/>
     <w:multiLevelType w:val="hybridMultilevel"/>
     <w:tmpl w:val="354ACEC2"/>
@@ -23206,7 +23405,7 @@
       </w:rPr>
     </w:lvl>
   </w:abstractNum>
-  <w:abstractNum w:abstractNumId="25" w15:restartNumberingAfterBreak="0">
+  <w:abstractNum w:abstractNumId="27" w15:restartNumberingAfterBreak="0">
     <w:nsid w:val="1A770B9A"/>
     <w:multiLevelType w:val="hybridMultilevel"/>
     <w:tmpl w:val="79CABFCE"/>
@@ -23319,7 +23518,7 @@
       </w:rPr>
     </w:lvl>
   </w:abstractNum>
-  <w:abstractNum w:abstractNumId="26" w15:restartNumberingAfterBreak="0">
+  <w:abstractNum w:abstractNumId="28" w15:restartNumberingAfterBreak="0">
     <w:nsid w:val="1C7A30E4"/>
     <w:multiLevelType w:val="hybridMultilevel"/>
     <w:tmpl w:val="C6D68FD6"/>
@@ -23432,7 +23631,7 @@
       </w:rPr>
     </w:lvl>
   </w:abstractNum>
-  <w:abstractNum w:abstractNumId="27" w15:restartNumberingAfterBreak="0">
+  <w:abstractNum w:abstractNumId="29" w15:restartNumberingAfterBreak="0">
     <w:nsid w:val="1CC743A0"/>
     <w:multiLevelType w:val="hybridMultilevel"/>
     <w:tmpl w:val="16F886EC"/>
@@ -23545,7 +23744,7 @@
       </w:rPr>
     </w:lvl>
   </w:abstractNum>
-  <w:abstractNum w:abstractNumId="28" w15:restartNumberingAfterBreak="0">
+  <w:abstractNum w:abstractNumId="30" w15:restartNumberingAfterBreak="0">
     <w:nsid w:val="1D0C183A"/>
     <w:multiLevelType w:val="hybridMultilevel"/>
     <w:tmpl w:val="22B28F0A"/>
@@ -23658,10 +23857,10 @@
       </w:rPr>
     </w:lvl>
   </w:abstractNum>
-  <w:abstractNum w:abstractNumId="29" w15:restartNumberingAfterBreak="0">
+  <w:abstractNum w:abstractNumId="31" w15:restartNumberingAfterBreak="0">
     <w:nsid w:val="1E427CE7"/>
     <w:multiLevelType w:val="hybridMultilevel"/>
-    <w:tmpl w:val="0F163516"/>
+    <w:tmpl w:val="F77E460A"/>
     <w:lvl w:ilvl="0" w:tplc="240A0001">
       <w:start w:val="1"/>
       <w:numFmt w:val="bullet"/>
@@ -23771,7 +23970,7 @@
       </w:rPr>
     </w:lvl>
   </w:abstractNum>
-  <w:abstractNum w:abstractNumId="30" w15:restartNumberingAfterBreak="0">
+  <w:abstractNum w:abstractNumId="32" w15:restartNumberingAfterBreak="0">
     <w:nsid w:val="1E96268C"/>
     <w:multiLevelType w:val="hybridMultilevel"/>
     <w:tmpl w:val="E44CC33A"/>
@@ -23884,7 +24083,7 @@
       </w:rPr>
     </w:lvl>
   </w:abstractNum>
-  <w:abstractNum w:abstractNumId="31" w15:restartNumberingAfterBreak="0">
+  <w:abstractNum w:abstractNumId="33" w15:restartNumberingAfterBreak="0">
     <w:nsid w:val="1EE74C45"/>
     <w:multiLevelType w:val="hybridMultilevel"/>
     <w:tmpl w:val="93B40DFC"/>
@@ -23997,7 +24196,7 @@
       </w:rPr>
     </w:lvl>
   </w:abstractNum>
-  <w:abstractNum w:abstractNumId="32" w15:restartNumberingAfterBreak="0">
+  <w:abstractNum w:abstractNumId="34" w15:restartNumberingAfterBreak="0">
     <w:nsid w:val="1FA417E4"/>
     <w:multiLevelType w:val="hybridMultilevel"/>
     <w:tmpl w:val="8B0E21CC"/>
@@ -24110,7 +24309,7 @@
       </w:rPr>
     </w:lvl>
   </w:abstractNum>
-  <w:abstractNum w:abstractNumId="33" w15:restartNumberingAfterBreak="0">
+  <w:abstractNum w:abstractNumId="35" w15:restartNumberingAfterBreak="0">
     <w:nsid w:val="2031302F"/>
     <w:multiLevelType w:val="hybridMultilevel"/>
     <w:tmpl w:val="8EA4AE5C"/>
@@ -24223,7 +24422,7 @@
       </w:rPr>
     </w:lvl>
   </w:abstractNum>
-  <w:abstractNum w:abstractNumId="34" w15:restartNumberingAfterBreak="0">
+  <w:abstractNum w:abstractNumId="36" w15:restartNumberingAfterBreak="0">
     <w:nsid w:val="21905028"/>
     <w:multiLevelType w:val="hybridMultilevel"/>
     <w:tmpl w:val="BC7EC964"/>
@@ -24336,7 +24535,7 @@
       </w:rPr>
     </w:lvl>
   </w:abstractNum>
-  <w:abstractNum w:abstractNumId="35" w15:restartNumberingAfterBreak="0">
+  <w:abstractNum w:abstractNumId="37" w15:restartNumberingAfterBreak="0">
     <w:nsid w:val="220271C6"/>
     <w:multiLevelType w:val="hybridMultilevel"/>
     <w:tmpl w:val="305ECEA6"/>
@@ -24449,7 +24648,7 @@
       </w:rPr>
     </w:lvl>
   </w:abstractNum>
-  <w:abstractNum w:abstractNumId="36" w15:restartNumberingAfterBreak="0">
+  <w:abstractNum w:abstractNumId="38" w15:restartNumberingAfterBreak="0">
     <w:nsid w:val="232D2AE9"/>
     <w:multiLevelType w:val="hybridMultilevel"/>
     <w:tmpl w:val="C908C33A"/>
@@ -24562,7 +24761,7 @@
       </w:rPr>
     </w:lvl>
   </w:abstractNum>
-  <w:abstractNum w:abstractNumId="37" w15:restartNumberingAfterBreak="0">
+  <w:abstractNum w:abstractNumId="39" w15:restartNumberingAfterBreak="0">
     <w:nsid w:val="238B507B"/>
     <w:multiLevelType w:val="hybridMultilevel"/>
     <w:tmpl w:val="525AC2FC"/>
@@ -24675,7 +24874,7 @@
       </w:rPr>
     </w:lvl>
   </w:abstractNum>
-  <w:abstractNum w:abstractNumId="38" w15:restartNumberingAfterBreak="0">
+  <w:abstractNum w:abstractNumId="40" w15:restartNumberingAfterBreak="0">
     <w:nsid w:val="23BA4B08"/>
     <w:multiLevelType w:val="hybridMultilevel"/>
     <w:tmpl w:val="67C69AA6"/>
@@ -24788,7 +24987,7 @@
       </w:rPr>
     </w:lvl>
   </w:abstractNum>
-  <w:abstractNum w:abstractNumId="39" w15:restartNumberingAfterBreak="0">
+  <w:abstractNum w:abstractNumId="41" w15:restartNumberingAfterBreak="0">
     <w:nsid w:val="24FA3D3D"/>
     <w:multiLevelType w:val="hybridMultilevel"/>
     <w:tmpl w:val="F76EC002"/>
@@ -24901,7 +25100,7 @@
       </w:rPr>
     </w:lvl>
   </w:abstractNum>
-  <w:abstractNum w:abstractNumId="40" w15:restartNumberingAfterBreak="0">
+  <w:abstractNum w:abstractNumId="42" w15:restartNumberingAfterBreak="0">
     <w:nsid w:val="25B01B4C"/>
     <w:multiLevelType w:val="hybridMultilevel"/>
     <w:tmpl w:val="E5D00C76"/>
@@ -24992,7 +25191,7 @@
       </w:pPr>
     </w:lvl>
   </w:abstractNum>
-  <w:abstractNum w:abstractNumId="41" w15:restartNumberingAfterBreak="0">
+  <w:abstractNum w:abstractNumId="43" w15:restartNumberingAfterBreak="0">
     <w:nsid w:val="27412B07"/>
     <w:multiLevelType w:val="hybridMultilevel"/>
     <w:tmpl w:val="499EC528"/>
@@ -25083,7 +25282,7 @@
       </w:pPr>
     </w:lvl>
   </w:abstractNum>
-  <w:abstractNum w:abstractNumId="42" w15:restartNumberingAfterBreak="0">
+  <w:abstractNum w:abstractNumId="44" w15:restartNumberingAfterBreak="0">
     <w:nsid w:val="27EF301C"/>
     <w:multiLevelType w:val="hybridMultilevel"/>
     <w:tmpl w:val="C604FF60"/>
@@ -25196,7 +25395,7 @@
       </w:rPr>
     </w:lvl>
   </w:abstractNum>
-  <w:abstractNum w:abstractNumId="43" w15:restartNumberingAfterBreak="0">
+  <w:abstractNum w:abstractNumId="45" w15:restartNumberingAfterBreak="0">
     <w:nsid w:val="287B356B"/>
     <w:multiLevelType w:val="hybridMultilevel"/>
     <w:tmpl w:val="1F8C97D6"/>
@@ -25309,7 +25508,7 @@
       </w:rPr>
     </w:lvl>
   </w:abstractNum>
-  <w:abstractNum w:abstractNumId="44" w15:restartNumberingAfterBreak="0">
+  <w:abstractNum w:abstractNumId="46" w15:restartNumberingAfterBreak="0">
     <w:nsid w:val="29E32563"/>
     <w:multiLevelType w:val="hybridMultilevel"/>
     <w:tmpl w:val="077C6704"/>
@@ -25395,7 +25594,7 @@
       </w:pPr>
     </w:lvl>
   </w:abstractNum>
-  <w:abstractNum w:abstractNumId="45" w15:restartNumberingAfterBreak="0">
+  <w:abstractNum w:abstractNumId="47" w15:restartNumberingAfterBreak="0">
     <w:nsid w:val="2A0A0DBA"/>
     <w:multiLevelType w:val="hybridMultilevel"/>
     <w:tmpl w:val="9D1EF9CE"/>
@@ -25508,7 +25707,7 @@
       </w:rPr>
     </w:lvl>
   </w:abstractNum>
-  <w:abstractNum w:abstractNumId="46" w15:restartNumberingAfterBreak="0">
+  <w:abstractNum w:abstractNumId="48" w15:restartNumberingAfterBreak="0">
     <w:nsid w:val="2C1969B5"/>
     <w:multiLevelType w:val="hybridMultilevel"/>
     <w:tmpl w:val="173EE95A"/>
@@ -25621,7 +25820,7 @@
       </w:rPr>
     </w:lvl>
   </w:abstractNum>
-  <w:abstractNum w:abstractNumId="47" w15:restartNumberingAfterBreak="0">
+  <w:abstractNum w:abstractNumId="49" w15:restartNumberingAfterBreak="0">
     <w:nsid w:val="2D9571DC"/>
     <w:multiLevelType w:val="hybridMultilevel"/>
     <w:tmpl w:val="AF92F572"/>
@@ -25734,7 +25933,7 @@
       </w:rPr>
     </w:lvl>
   </w:abstractNum>
-  <w:abstractNum w:abstractNumId="48" w15:restartNumberingAfterBreak="0">
+  <w:abstractNum w:abstractNumId="50" w15:restartNumberingAfterBreak="0">
     <w:nsid w:val="2DBE1B1F"/>
     <w:multiLevelType w:val="hybridMultilevel"/>
     <w:tmpl w:val="3C70FD5E"/>
@@ -25847,7 +26046,7 @@
       </w:rPr>
     </w:lvl>
   </w:abstractNum>
-  <w:abstractNum w:abstractNumId="49" w15:restartNumberingAfterBreak="0">
+  <w:abstractNum w:abstractNumId="51" w15:restartNumberingAfterBreak="0">
     <w:nsid w:val="300E3D66"/>
     <w:multiLevelType w:val="hybridMultilevel"/>
     <w:tmpl w:val="63705BBA"/>
@@ -25960,7 +26159,96 @@
       </w:rPr>
     </w:lvl>
   </w:abstractNum>
-  <w:abstractNum w:abstractNumId="50" w15:restartNumberingAfterBreak="0">
+  <w:abstractNum w:abstractNumId="52" w15:restartNumberingAfterBreak="0">
+    <w:nsid w:val="314E3CD2"/>
+    <w:multiLevelType w:val="hybridMultilevel"/>
+    <w:tmpl w:val="0ACA33EA"/>
+    <w:lvl w:ilvl="0" w:tplc="39CEE5DA">
+      <w:start w:val="1"/>
+      <w:numFmt w:val="upperLetter"/>
+      <w:lvlText w:val="%1."/>
+      <w:lvlJc w:val="left"/>
+      <w:pPr>
+        <w:ind w:left="360" w:hanging="360"/>
+      </w:pPr>
+      <w:rPr>
+        <w:rFonts w:hint="default"/>
+      </w:rPr>
+    </w:lvl>
+    <w:lvl w:ilvl="1" w:tplc="240A0019" w:tentative="1">
+      <w:start w:val="1"/>
+      <w:numFmt w:val="lowerLetter"/>
+      <w:lvlText w:val="%2."/>
+      <w:lvlJc w:val="left"/>
+      <w:pPr>
+        <w:ind w:left="1440" w:hanging="360"/>
+      </w:pPr>
+    </w:lvl>
+    <w:lvl w:ilvl="2" w:tplc="240A001B" w:tentative="1">
+      <w:start w:val="1"/>
+      <w:numFmt w:val="lowerRoman"/>
+      <w:lvlText w:val="%3."/>
+      <w:lvlJc w:val="right"/>
+      <w:pPr>
+        <w:ind w:left="2160" w:hanging="180"/>
+      </w:pPr>
+    </w:lvl>
+    <w:lvl w:ilvl="3" w:tplc="240A000F" w:tentative="1">
+      <w:start w:val="1"/>
+      <w:numFmt w:val="decimal"/>
+      <w:lvlText w:val="%4."/>
+      <w:lvlJc w:val="left"/>
+      <w:pPr>
+        <w:ind w:left="2880" w:hanging="360"/>
+      </w:pPr>
+    </w:lvl>
+    <w:lvl w:ilvl="4" w:tplc="240A0019" w:tentative="1">
+      <w:start w:val="1"/>
+      <w:numFmt w:val="lowerLetter"/>
+      <w:lvlText w:val="%5."/>
+      <w:lvlJc w:val="left"/>
+      <w:pPr>
+        <w:ind w:left="3600" w:hanging="360"/>
+      </w:pPr>
+    </w:lvl>
+    <w:lvl w:ilvl="5" w:tplc="240A001B" w:tentative="1">
+      <w:start w:val="1"/>
+      <w:numFmt w:val="lowerRoman"/>
+      <w:lvlText w:val="%6."/>
+      <w:lvlJc w:val="right"/>
+      <w:pPr>
+        <w:ind w:left="4320" w:hanging="180"/>
+      </w:pPr>
+    </w:lvl>
+    <w:lvl w:ilvl="6" w:tplc="240A000F" w:tentative="1">
+      <w:start w:val="1"/>
+      <w:numFmt w:val="decimal"/>
+      <w:lvlText w:val="%7."/>
+      <w:lvlJc w:val="left"/>
+      <w:pPr>
+        <w:ind w:left="5040" w:hanging="360"/>
+      </w:pPr>
+    </w:lvl>
+    <w:lvl w:ilvl="7" w:tplc="240A0019" w:tentative="1">
+      <w:start w:val="1"/>
+      <w:numFmt w:val="lowerLetter"/>
+      <w:lvlText w:val="%8."/>
+      <w:lvlJc w:val="left"/>
+      <w:pPr>
+        <w:ind w:left="5760" w:hanging="360"/>
+      </w:pPr>
+    </w:lvl>
+    <w:lvl w:ilvl="8" w:tplc="240A001B" w:tentative="1">
+      <w:start w:val="1"/>
+      <w:numFmt w:val="lowerRoman"/>
+      <w:lvlText w:val="%9."/>
+      <w:lvlJc w:val="right"/>
+      <w:pPr>
+        <w:ind w:left="6480" w:hanging="180"/>
+      </w:pPr>
+    </w:lvl>
+  </w:abstractNum>
+  <w:abstractNum w:abstractNumId="53" w15:restartNumberingAfterBreak="0">
     <w:nsid w:val="33921718"/>
     <w:multiLevelType w:val="hybridMultilevel"/>
     <w:tmpl w:val="0DE0905C"/>
@@ -26073,7 +26361,7 @@
       </w:rPr>
     </w:lvl>
   </w:abstractNum>
-  <w:abstractNum w:abstractNumId="51" w15:restartNumberingAfterBreak="0">
+  <w:abstractNum w:abstractNumId="54" w15:restartNumberingAfterBreak="0">
     <w:nsid w:val="34684A25"/>
     <w:multiLevelType w:val="hybridMultilevel"/>
     <w:tmpl w:val="8382AA54"/>
@@ -26186,7 +26474,7 @@
       </w:rPr>
     </w:lvl>
   </w:abstractNum>
-  <w:abstractNum w:abstractNumId="52" w15:restartNumberingAfterBreak="0">
+  <w:abstractNum w:abstractNumId="55" w15:restartNumberingAfterBreak="0">
     <w:nsid w:val="368E176E"/>
     <w:multiLevelType w:val="hybridMultilevel"/>
     <w:tmpl w:val="BDF054FE"/>
@@ -26280,7 +26568,7 @@
       </w:pPr>
     </w:lvl>
   </w:abstractNum>
-  <w:abstractNum w:abstractNumId="53" w15:restartNumberingAfterBreak="0">
+  <w:abstractNum w:abstractNumId="56" w15:restartNumberingAfterBreak="0">
     <w:nsid w:val="37475558"/>
     <w:multiLevelType w:val="hybridMultilevel"/>
     <w:tmpl w:val="C3F65804"/>
@@ -26393,7 +26681,7 @@
       </w:rPr>
     </w:lvl>
   </w:abstractNum>
-  <w:abstractNum w:abstractNumId="54" w15:restartNumberingAfterBreak="0">
+  <w:abstractNum w:abstractNumId="57" w15:restartNumberingAfterBreak="0">
     <w:nsid w:val="37794EBF"/>
     <w:multiLevelType w:val="hybridMultilevel"/>
     <w:tmpl w:val="BF408134"/>
@@ -26506,7 +26794,7 @@
       </w:rPr>
     </w:lvl>
   </w:abstractNum>
-  <w:abstractNum w:abstractNumId="55" w15:restartNumberingAfterBreak="0">
+  <w:abstractNum w:abstractNumId="58" w15:restartNumberingAfterBreak="0">
     <w:nsid w:val="3B4A5823"/>
     <w:multiLevelType w:val="hybridMultilevel"/>
     <w:tmpl w:val="FBE08522"/>
@@ -26619,7 +26907,7 @@
       </w:rPr>
     </w:lvl>
   </w:abstractNum>
-  <w:abstractNum w:abstractNumId="56" w15:restartNumberingAfterBreak="0">
+  <w:abstractNum w:abstractNumId="59" w15:restartNumberingAfterBreak="0">
     <w:nsid w:val="3B8D5603"/>
     <w:multiLevelType w:val="hybridMultilevel"/>
     <w:tmpl w:val="1422BF7A"/>
@@ -26732,7 +27020,7 @@
       </w:rPr>
     </w:lvl>
   </w:abstractNum>
-  <w:abstractNum w:abstractNumId="57" w15:restartNumberingAfterBreak="0">
+  <w:abstractNum w:abstractNumId="60" w15:restartNumberingAfterBreak="0">
     <w:nsid w:val="3C141800"/>
     <w:multiLevelType w:val="hybridMultilevel"/>
     <w:tmpl w:val="15A81762"/>
@@ -26845,7 +27133,7 @@
       </w:rPr>
     </w:lvl>
   </w:abstractNum>
-  <w:abstractNum w:abstractNumId="58" w15:restartNumberingAfterBreak="0">
+  <w:abstractNum w:abstractNumId="61" w15:restartNumberingAfterBreak="0">
     <w:nsid w:val="3D5D551F"/>
     <w:multiLevelType w:val="hybridMultilevel"/>
     <w:tmpl w:val="7C6CCFD0"/>
@@ -26958,7 +27246,7 @@
       </w:rPr>
     </w:lvl>
   </w:abstractNum>
-  <w:abstractNum w:abstractNumId="59" w15:restartNumberingAfterBreak="0">
+  <w:abstractNum w:abstractNumId="62" w15:restartNumberingAfterBreak="0">
     <w:nsid w:val="3D93720A"/>
     <w:multiLevelType w:val="hybridMultilevel"/>
     <w:tmpl w:val="56CE7874"/>
@@ -27071,7 +27359,7 @@
       </w:rPr>
     </w:lvl>
   </w:abstractNum>
-  <w:abstractNum w:abstractNumId="60" w15:restartNumberingAfterBreak="0">
+  <w:abstractNum w:abstractNumId="63" w15:restartNumberingAfterBreak="0">
     <w:nsid w:val="3F1C5CCA"/>
     <w:multiLevelType w:val="hybridMultilevel"/>
     <w:tmpl w:val="D1BA5562"/>
@@ -27184,7 +27472,7 @@
       </w:rPr>
     </w:lvl>
   </w:abstractNum>
-  <w:abstractNum w:abstractNumId="61" w15:restartNumberingAfterBreak="0">
+  <w:abstractNum w:abstractNumId="64" w15:restartNumberingAfterBreak="0">
     <w:nsid w:val="3FC70360"/>
     <w:multiLevelType w:val="hybridMultilevel"/>
     <w:tmpl w:val="5BD44A3C"/>
@@ -27297,7 +27585,7 @@
       </w:rPr>
     </w:lvl>
   </w:abstractNum>
-  <w:abstractNum w:abstractNumId="62" w15:restartNumberingAfterBreak="0">
+  <w:abstractNum w:abstractNumId="65" w15:restartNumberingAfterBreak="0">
     <w:nsid w:val="400A784F"/>
     <w:multiLevelType w:val="hybridMultilevel"/>
     <w:tmpl w:val="7FDCAF20"/>
@@ -27410,7 +27698,7 @@
       </w:rPr>
     </w:lvl>
   </w:abstractNum>
-  <w:abstractNum w:abstractNumId="63" w15:restartNumberingAfterBreak="0">
+  <w:abstractNum w:abstractNumId="66" w15:restartNumberingAfterBreak="0">
     <w:nsid w:val="40954733"/>
     <w:multiLevelType w:val="hybridMultilevel"/>
     <w:tmpl w:val="45B49424"/>
@@ -27523,7 +27811,7 @@
       </w:rPr>
     </w:lvl>
   </w:abstractNum>
-  <w:abstractNum w:abstractNumId="64" w15:restartNumberingAfterBreak="0">
+  <w:abstractNum w:abstractNumId="67" w15:restartNumberingAfterBreak="0">
     <w:nsid w:val="41CF5CDD"/>
     <w:multiLevelType w:val="hybridMultilevel"/>
     <w:tmpl w:val="AF060F32"/>
@@ -27636,7 +27924,7 @@
       </w:rPr>
     </w:lvl>
   </w:abstractNum>
-  <w:abstractNum w:abstractNumId="65" w15:restartNumberingAfterBreak="0">
+  <w:abstractNum w:abstractNumId="68" w15:restartNumberingAfterBreak="0">
     <w:nsid w:val="49370777"/>
     <w:multiLevelType w:val="hybridMultilevel"/>
     <w:tmpl w:val="929A9744"/>
@@ -27725,7 +28013,7 @@
       </w:pPr>
     </w:lvl>
   </w:abstractNum>
-  <w:abstractNum w:abstractNumId="66" w15:restartNumberingAfterBreak="0">
+  <w:abstractNum w:abstractNumId="69" w15:restartNumberingAfterBreak="0">
     <w:nsid w:val="4A6E222D"/>
     <w:multiLevelType w:val="hybridMultilevel"/>
     <w:tmpl w:val="9998C698"/>
@@ -27838,7 +28126,7 @@
       </w:rPr>
     </w:lvl>
   </w:abstractNum>
-  <w:abstractNum w:abstractNumId="67" w15:restartNumberingAfterBreak="0">
+  <w:abstractNum w:abstractNumId="70" w15:restartNumberingAfterBreak="0">
     <w:nsid w:val="4BEA183F"/>
     <w:multiLevelType w:val="hybridMultilevel"/>
     <w:tmpl w:val="B53AF716"/>
@@ -27951,7 +28239,7 @@
       </w:rPr>
     </w:lvl>
   </w:abstractNum>
-  <w:abstractNum w:abstractNumId="68" w15:restartNumberingAfterBreak="0">
+  <w:abstractNum w:abstractNumId="71" w15:restartNumberingAfterBreak="0">
     <w:nsid w:val="4EBC391C"/>
     <w:multiLevelType w:val="hybridMultilevel"/>
     <w:tmpl w:val="568A77F4"/>
@@ -28064,7 +28352,7 @@
       </w:rPr>
     </w:lvl>
   </w:abstractNum>
-  <w:abstractNum w:abstractNumId="69" w15:restartNumberingAfterBreak="0">
+  <w:abstractNum w:abstractNumId="72" w15:restartNumberingAfterBreak="0">
     <w:nsid w:val="4EBE1EF6"/>
     <w:multiLevelType w:val="hybridMultilevel"/>
     <w:tmpl w:val="AF3C2E24"/>
@@ -28155,7 +28443,7 @@
       </w:pPr>
     </w:lvl>
   </w:abstractNum>
-  <w:abstractNum w:abstractNumId="70" w15:restartNumberingAfterBreak="0">
+  <w:abstractNum w:abstractNumId="73" w15:restartNumberingAfterBreak="0">
     <w:nsid w:val="4EF01158"/>
     <w:multiLevelType w:val="hybridMultilevel"/>
     <w:tmpl w:val="4EFEF300"/>
@@ -28244,7 +28532,7 @@
       </w:pPr>
     </w:lvl>
   </w:abstractNum>
-  <w:abstractNum w:abstractNumId="71" w15:restartNumberingAfterBreak="0">
+  <w:abstractNum w:abstractNumId="74" w15:restartNumberingAfterBreak="0">
     <w:nsid w:val="4EF67D6F"/>
     <w:multiLevelType w:val="hybridMultilevel"/>
     <w:tmpl w:val="C6A8B428"/>
@@ -28357,7 +28645,7 @@
       </w:rPr>
     </w:lvl>
   </w:abstractNum>
-  <w:abstractNum w:abstractNumId="72" w15:restartNumberingAfterBreak="0">
+  <w:abstractNum w:abstractNumId="75" w15:restartNumberingAfterBreak="0">
     <w:nsid w:val="4F930C78"/>
     <w:multiLevelType w:val="hybridMultilevel"/>
     <w:tmpl w:val="08CA7382"/>
@@ -28470,7 +28758,7 @@
       </w:rPr>
     </w:lvl>
   </w:abstractNum>
-  <w:abstractNum w:abstractNumId="73" w15:restartNumberingAfterBreak="0">
+  <w:abstractNum w:abstractNumId="76" w15:restartNumberingAfterBreak="0">
     <w:nsid w:val="4FEF5C66"/>
     <w:multiLevelType w:val="hybridMultilevel"/>
     <w:tmpl w:val="DE3643A4"/>
@@ -28583,7 +28871,7 @@
       </w:rPr>
     </w:lvl>
   </w:abstractNum>
-  <w:abstractNum w:abstractNumId="74" w15:restartNumberingAfterBreak="0">
+  <w:abstractNum w:abstractNumId="77" w15:restartNumberingAfterBreak="0">
     <w:nsid w:val="5038441F"/>
     <w:multiLevelType w:val="hybridMultilevel"/>
     <w:tmpl w:val="55A07508"/>
@@ -28696,7 +28984,7 @@
       </w:rPr>
     </w:lvl>
   </w:abstractNum>
-  <w:abstractNum w:abstractNumId="75" w15:restartNumberingAfterBreak="0">
+  <w:abstractNum w:abstractNumId="78" w15:restartNumberingAfterBreak="0">
     <w:nsid w:val="50603999"/>
     <w:multiLevelType w:val="hybridMultilevel"/>
     <w:tmpl w:val="D3145030"/>
@@ -28809,7 +29097,7 @@
       </w:rPr>
     </w:lvl>
   </w:abstractNum>
-  <w:abstractNum w:abstractNumId="76" w15:restartNumberingAfterBreak="0">
+  <w:abstractNum w:abstractNumId="79" w15:restartNumberingAfterBreak="0">
     <w:nsid w:val="51A86EBD"/>
     <w:multiLevelType w:val="hybridMultilevel"/>
     <w:tmpl w:val="496E8392"/>
@@ -28922,7 +29210,7 @@
       </w:rPr>
     </w:lvl>
   </w:abstractNum>
-  <w:abstractNum w:abstractNumId="77" w15:restartNumberingAfterBreak="0">
+  <w:abstractNum w:abstractNumId="80" w15:restartNumberingAfterBreak="0">
     <w:nsid w:val="520147D2"/>
     <w:multiLevelType w:val="hybridMultilevel"/>
     <w:tmpl w:val="2E8E479A"/>
@@ -29035,7 +29323,7 @@
       </w:rPr>
     </w:lvl>
   </w:abstractNum>
-  <w:abstractNum w:abstractNumId="78" w15:restartNumberingAfterBreak="0">
+  <w:abstractNum w:abstractNumId="81" w15:restartNumberingAfterBreak="0">
     <w:nsid w:val="53744954"/>
     <w:multiLevelType w:val="hybridMultilevel"/>
     <w:tmpl w:val="A05A2CCC"/>
@@ -29148,7 +29436,7 @@
       </w:rPr>
     </w:lvl>
   </w:abstractNum>
-  <w:abstractNum w:abstractNumId="79" w15:restartNumberingAfterBreak="0">
+  <w:abstractNum w:abstractNumId="82" w15:restartNumberingAfterBreak="0">
     <w:nsid w:val="53ED6981"/>
     <w:multiLevelType w:val="hybridMultilevel"/>
     <w:tmpl w:val="A6B4BC66"/>
@@ -29261,7 +29549,7 @@
       </w:rPr>
     </w:lvl>
   </w:abstractNum>
-  <w:abstractNum w:abstractNumId="80" w15:restartNumberingAfterBreak="0">
+  <w:abstractNum w:abstractNumId="83" w15:restartNumberingAfterBreak="0">
     <w:nsid w:val="54B44A24"/>
     <w:multiLevelType w:val="hybridMultilevel"/>
     <w:tmpl w:val="F1C6FEE6"/>
@@ -29374,7 +29662,7 @@
       </w:rPr>
     </w:lvl>
   </w:abstractNum>
-  <w:abstractNum w:abstractNumId="81" w15:restartNumberingAfterBreak="0">
+  <w:abstractNum w:abstractNumId="84" w15:restartNumberingAfterBreak="0">
     <w:nsid w:val="582C63B9"/>
     <w:multiLevelType w:val="hybridMultilevel"/>
     <w:tmpl w:val="BCBE6146"/>
@@ -29487,7 +29775,7 @@
       </w:rPr>
     </w:lvl>
   </w:abstractNum>
-  <w:abstractNum w:abstractNumId="82" w15:restartNumberingAfterBreak="0">
+  <w:abstractNum w:abstractNumId="85" w15:restartNumberingAfterBreak="0">
     <w:nsid w:val="59653AE5"/>
     <w:multiLevelType w:val="hybridMultilevel"/>
     <w:tmpl w:val="C4CAEB80"/>
@@ -29600,7 +29888,7 @@
       </w:rPr>
     </w:lvl>
   </w:abstractNum>
-  <w:abstractNum w:abstractNumId="83" w15:restartNumberingAfterBreak="0">
+  <w:abstractNum w:abstractNumId="86" w15:restartNumberingAfterBreak="0">
     <w:nsid w:val="5DC10AEA"/>
     <w:multiLevelType w:val="hybridMultilevel"/>
     <w:tmpl w:val="C56A19F0"/>
@@ -29713,7 +30001,7 @@
       </w:rPr>
     </w:lvl>
   </w:abstractNum>
-  <w:abstractNum w:abstractNumId="84" w15:restartNumberingAfterBreak="0">
+  <w:abstractNum w:abstractNumId="87" w15:restartNumberingAfterBreak="0">
     <w:nsid w:val="5EA24707"/>
     <w:multiLevelType w:val="hybridMultilevel"/>
     <w:tmpl w:val="52C0044A"/>
@@ -29826,7 +30114,7 @@
       </w:rPr>
     </w:lvl>
   </w:abstractNum>
-  <w:abstractNum w:abstractNumId="85" w15:restartNumberingAfterBreak="0">
+  <w:abstractNum w:abstractNumId="88" w15:restartNumberingAfterBreak="0">
     <w:nsid w:val="5F575381"/>
     <w:multiLevelType w:val="hybridMultilevel"/>
     <w:tmpl w:val="8BE40C00"/>
@@ -29939,7 +30227,7 @@
       </w:rPr>
     </w:lvl>
   </w:abstractNum>
-  <w:abstractNum w:abstractNumId="86" w15:restartNumberingAfterBreak="0">
+  <w:abstractNum w:abstractNumId="89" w15:restartNumberingAfterBreak="0">
     <w:nsid w:val="5FB329E5"/>
     <w:multiLevelType w:val="hybridMultilevel"/>
     <w:tmpl w:val="135C311E"/>
@@ -30052,7 +30340,7 @@
       </w:rPr>
     </w:lvl>
   </w:abstractNum>
-  <w:abstractNum w:abstractNumId="87" w15:restartNumberingAfterBreak="0">
+  <w:abstractNum w:abstractNumId="90" w15:restartNumberingAfterBreak="0">
     <w:nsid w:val="60086637"/>
     <w:multiLevelType w:val="hybridMultilevel"/>
     <w:tmpl w:val="31481514"/>
@@ -30165,7 +30453,7 @@
       </w:rPr>
     </w:lvl>
   </w:abstractNum>
-  <w:abstractNum w:abstractNumId="88" w15:restartNumberingAfterBreak="0">
+  <w:abstractNum w:abstractNumId="91" w15:restartNumberingAfterBreak="0">
     <w:nsid w:val="6280238A"/>
     <w:multiLevelType w:val="hybridMultilevel"/>
     <w:tmpl w:val="E89688DA"/>
@@ -30254,7 +30542,7 @@
       </w:pPr>
     </w:lvl>
   </w:abstractNum>
-  <w:abstractNum w:abstractNumId="89" w15:restartNumberingAfterBreak="0">
+  <w:abstractNum w:abstractNumId="92" w15:restartNumberingAfterBreak="0">
     <w:nsid w:val="65430624"/>
     <w:multiLevelType w:val="hybridMultilevel"/>
     <w:tmpl w:val="9DE28BB4"/>
@@ -30343,7 +30631,7 @@
       </w:pPr>
     </w:lvl>
   </w:abstractNum>
-  <w:abstractNum w:abstractNumId="90" w15:restartNumberingAfterBreak="0">
+  <w:abstractNum w:abstractNumId="93" w15:restartNumberingAfterBreak="0">
     <w:nsid w:val="67FB610A"/>
     <w:multiLevelType w:val="hybridMultilevel"/>
     <w:tmpl w:val="1254950A"/>
@@ -30456,7 +30744,7 @@
       </w:rPr>
     </w:lvl>
   </w:abstractNum>
-  <w:abstractNum w:abstractNumId="91" w15:restartNumberingAfterBreak="0">
+  <w:abstractNum w:abstractNumId="94" w15:restartNumberingAfterBreak="0">
     <w:nsid w:val="684A3F3B"/>
     <w:multiLevelType w:val="hybridMultilevel"/>
     <w:tmpl w:val="397A5B1A"/>
@@ -30569,7 +30857,7 @@
       </w:rPr>
     </w:lvl>
   </w:abstractNum>
-  <w:abstractNum w:abstractNumId="92" w15:restartNumberingAfterBreak="0">
+  <w:abstractNum w:abstractNumId="95" w15:restartNumberingAfterBreak="0">
     <w:nsid w:val="684B63AB"/>
     <w:multiLevelType w:val="hybridMultilevel"/>
     <w:tmpl w:val="39280430"/>
@@ -30682,7 +30970,7 @@
       </w:rPr>
     </w:lvl>
   </w:abstractNum>
-  <w:abstractNum w:abstractNumId="93" w15:restartNumberingAfterBreak="0">
+  <w:abstractNum w:abstractNumId="96" w15:restartNumberingAfterBreak="0">
     <w:nsid w:val="6C7E72A5"/>
     <w:multiLevelType w:val="hybridMultilevel"/>
     <w:tmpl w:val="F740EC8E"/>
@@ -30795,7 +31083,7 @@
       </w:rPr>
     </w:lvl>
   </w:abstractNum>
-  <w:abstractNum w:abstractNumId="94" w15:restartNumberingAfterBreak="0">
+  <w:abstractNum w:abstractNumId="97" w15:restartNumberingAfterBreak="0">
     <w:nsid w:val="6CAB1955"/>
     <w:multiLevelType w:val="hybridMultilevel"/>
     <w:tmpl w:val="1150A612"/>
@@ -30908,7 +31196,7 @@
       </w:rPr>
     </w:lvl>
   </w:abstractNum>
-  <w:abstractNum w:abstractNumId="95" w15:restartNumberingAfterBreak="0">
+  <w:abstractNum w:abstractNumId="98" w15:restartNumberingAfterBreak="0">
     <w:nsid w:val="6CEC716C"/>
     <w:multiLevelType w:val="hybridMultilevel"/>
     <w:tmpl w:val="F3A0E542"/>
@@ -31021,7 +31309,7 @@
       </w:rPr>
     </w:lvl>
   </w:abstractNum>
-  <w:abstractNum w:abstractNumId="96" w15:restartNumberingAfterBreak="0">
+  <w:abstractNum w:abstractNumId="99" w15:restartNumberingAfterBreak="0">
     <w:nsid w:val="6E114594"/>
     <w:multiLevelType w:val="hybridMultilevel"/>
     <w:tmpl w:val="EC1472BC"/>
@@ -31134,7 +31422,7 @@
       </w:rPr>
     </w:lvl>
   </w:abstractNum>
-  <w:abstractNum w:abstractNumId="97" w15:restartNumberingAfterBreak="0">
+  <w:abstractNum w:abstractNumId="100" w15:restartNumberingAfterBreak="0">
     <w:nsid w:val="6F4C08BC"/>
     <w:multiLevelType w:val="hybridMultilevel"/>
     <w:tmpl w:val="AB9C11DA"/>
@@ -31247,7 +31535,7 @@
       </w:rPr>
     </w:lvl>
   </w:abstractNum>
-  <w:abstractNum w:abstractNumId="98" w15:restartNumberingAfterBreak="0">
+  <w:abstractNum w:abstractNumId="101" w15:restartNumberingAfterBreak="0">
     <w:nsid w:val="701059F1"/>
     <w:multiLevelType w:val="hybridMultilevel"/>
     <w:tmpl w:val="8BCED80E"/>
@@ -31360,7 +31648,7 @@
       </w:rPr>
     </w:lvl>
   </w:abstractNum>
-  <w:abstractNum w:abstractNumId="99" w15:restartNumberingAfterBreak="0">
+  <w:abstractNum w:abstractNumId="102" w15:restartNumberingAfterBreak="0">
     <w:nsid w:val="702A5B10"/>
     <w:multiLevelType w:val="hybridMultilevel"/>
     <w:tmpl w:val="7BF87280"/>
@@ -31473,7 +31761,7 @@
       </w:rPr>
     </w:lvl>
   </w:abstractNum>
-  <w:abstractNum w:abstractNumId="100" w15:restartNumberingAfterBreak="0">
+  <w:abstractNum w:abstractNumId="103" w15:restartNumberingAfterBreak="0">
     <w:nsid w:val="73683875"/>
     <w:multiLevelType w:val="multilevel"/>
     <w:tmpl w:val="DFBE2F9C"/>
@@ -31589,7 +31877,7 @@
       </w:rPr>
     </w:lvl>
   </w:abstractNum>
-  <w:abstractNum w:abstractNumId="101" w15:restartNumberingAfterBreak="0">
+  <w:abstractNum w:abstractNumId="104" w15:restartNumberingAfterBreak="0">
     <w:nsid w:val="73EE4E36"/>
     <w:multiLevelType w:val="hybridMultilevel"/>
     <w:tmpl w:val="4E9AE9C0"/>
@@ -31681,7 +31969,7 @@
       </w:pPr>
     </w:lvl>
   </w:abstractNum>
-  <w:abstractNum w:abstractNumId="102" w15:restartNumberingAfterBreak="0">
+  <w:abstractNum w:abstractNumId="105" w15:restartNumberingAfterBreak="0">
     <w:nsid w:val="73F84C99"/>
     <w:multiLevelType w:val="hybridMultilevel"/>
     <w:tmpl w:val="8B1ADA92"/>
@@ -31794,7 +32082,7 @@
       </w:rPr>
     </w:lvl>
   </w:abstractNum>
-  <w:abstractNum w:abstractNumId="103" w15:restartNumberingAfterBreak="0">
+  <w:abstractNum w:abstractNumId="106" w15:restartNumberingAfterBreak="0">
     <w:nsid w:val="742863B7"/>
     <w:multiLevelType w:val="hybridMultilevel"/>
     <w:tmpl w:val="F3102F68"/>
@@ -31907,7 +32195,7 @@
       </w:rPr>
     </w:lvl>
   </w:abstractNum>
-  <w:abstractNum w:abstractNumId="104" w15:restartNumberingAfterBreak="0">
+  <w:abstractNum w:abstractNumId="107" w15:restartNumberingAfterBreak="0">
     <w:nsid w:val="75D532B7"/>
     <w:multiLevelType w:val="hybridMultilevel"/>
     <w:tmpl w:val="3B688C62"/>
@@ -32020,7 +32308,7 @@
       </w:rPr>
     </w:lvl>
   </w:abstractNum>
-  <w:abstractNum w:abstractNumId="105" w15:restartNumberingAfterBreak="0">
+  <w:abstractNum w:abstractNumId="108" w15:restartNumberingAfterBreak="0">
     <w:nsid w:val="79EE62FD"/>
     <w:multiLevelType w:val="hybridMultilevel"/>
     <w:tmpl w:val="B3E2956A"/>
@@ -32133,7 +32421,7 @@
       </w:rPr>
     </w:lvl>
   </w:abstractNum>
-  <w:abstractNum w:abstractNumId="106" w15:restartNumberingAfterBreak="0">
+  <w:abstractNum w:abstractNumId="109" w15:restartNumberingAfterBreak="0">
     <w:nsid w:val="7A53200D"/>
     <w:multiLevelType w:val="hybridMultilevel"/>
     <w:tmpl w:val="AD64703E"/>
@@ -32246,7 +32534,7 @@
       </w:rPr>
     </w:lvl>
   </w:abstractNum>
-  <w:abstractNum w:abstractNumId="107" w15:restartNumberingAfterBreak="0">
+  <w:abstractNum w:abstractNumId="110" w15:restartNumberingAfterBreak="0">
     <w:nsid w:val="7B303CC3"/>
     <w:multiLevelType w:val="hybridMultilevel"/>
     <w:tmpl w:val="781E83C6"/>
@@ -32359,7 +32647,7 @@
       </w:rPr>
     </w:lvl>
   </w:abstractNum>
-  <w:abstractNum w:abstractNumId="108" w15:restartNumberingAfterBreak="0">
+  <w:abstractNum w:abstractNumId="111" w15:restartNumberingAfterBreak="0">
     <w:nsid w:val="7F565E84"/>
     <w:multiLevelType w:val="hybridMultilevel"/>
     <w:tmpl w:val="75187504"/>
@@ -32476,328 +32764,337 @@
     <w:abstractNumId w:val="0"/>
   </w:num>
   <w:num w:numId="2">
-    <w:abstractNumId w:val="41"/>
+    <w:abstractNumId w:val="43"/>
   </w:num>
   <w:num w:numId="3">
-    <w:abstractNumId w:val="69"/>
+    <w:abstractNumId w:val="72"/>
   </w:num>
   <w:num w:numId="4">
-    <w:abstractNumId w:val="52"/>
+    <w:abstractNumId w:val="55"/>
   </w:num>
   <w:num w:numId="5">
-    <w:abstractNumId w:val="72"/>
+    <w:abstractNumId w:val="75"/>
   </w:num>
   <w:num w:numId="6">
-    <w:abstractNumId w:val="106"/>
+    <w:abstractNumId w:val="109"/>
   </w:num>
   <w:num w:numId="7">
+    <w:abstractNumId w:val="59"/>
+  </w:num>
+  <w:num w:numId="8">
     <w:abstractNumId w:val="56"/>
   </w:num>
-  <w:num w:numId="8">
-    <w:abstractNumId w:val="53"/>
-  </w:num>
   <w:num w:numId="9">
-    <w:abstractNumId w:val="62"/>
+    <w:abstractNumId w:val="65"/>
   </w:num>
   <w:num w:numId="10">
-    <w:abstractNumId w:val="13"/>
+    <w:abstractNumId w:val="15"/>
   </w:num>
   <w:num w:numId="11">
-    <w:abstractNumId w:val="101"/>
+    <w:abstractNumId w:val="104"/>
   </w:num>
   <w:num w:numId="12">
-    <w:abstractNumId w:val="94"/>
+    <w:abstractNumId w:val="97"/>
   </w:num>
   <w:num w:numId="13">
-    <w:abstractNumId w:val="81"/>
+    <w:abstractNumId w:val="84"/>
   </w:num>
   <w:num w:numId="14">
-    <w:abstractNumId w:val="37"/>
+    <w:abstractNumId w:val="39"/>
   </w:num>
   <w:num w:numId="15">
-    <w:abstractNumId w:val="19"/>
+    <w:abstractNumId w:val="21"/>
   </w:num>
   <w:num w:numId="16">
-    <w:abstractNumId w:val="16"/>
+    <w:abstractNumId w:val="18"/>
   </w:num>
   <w:num w:numId="17">
-    <w:abstractNumId w:val="86"/>
+    <w:abstractNumId w:val="89"/>
   </w:num>
   <w:num w:numId="18">
     <w:abstractNumId w:val="3"/>
   </w:num>
   <w:num w:numId="19">
-    <w:abstractNumId w:val="33"/>
+    <w:abstractNumId w:val="35"/>
   </w:num>
   <w:num w:numId="20">
-    <w:abstractNumId w:val="80"/>
+    <w:abstractNumId w:val="83"/>
   </w:num>
   <w:num w:numId="21">
-    <w:abstractNumId w:val="50"/>
+    <w:abstractNumId w:val="53"/>
   </w:num>
   <w:num w:numId="22">
-    <w:abstractNumId w:val="23"/>
+    <w:abstractNumId w:val="25"/>
   </w:num>
   <w:num w:numId="23">
-    <w:abstractNumId w:val="45"/>
+    <w:abstractNumId w:val="47"/>
   </w:num>
   <w:num w:numId="24">
-    <w:abstractNumId w:val="95"/>
+    <w:abstractNumId w:val="98"/>
   </w:num>
   <w:num w:numId="25">
-    <w:abstractNumId w:val="75"/>
+    <w:abstractNumId w:val="78"/>
   </w:num>
   <w:num w:numId="26">
-    <w:abstractNumId w:val="39"/>
+    <w:abstractNumId w:val="41"/>
   </w:num>
   <w:num w:numId="27">
-    <w:abstractNumId w:val="61"/>
+    <w:abstractNumId w:val="64"/>
   </w:num>
   <w:num w:numId="28">
-    <w:abstractNumId w:val="6"/>
+    <w:abstractNumId w:val="8"/>
   </w:num>
   <w:num w:numId="29">
-    <w:abstractNumId w:val="17"/>
+    <w:abstractNumId w:val="19"/>
   </w:num>
   <w:num w:numId="30">
-    <w:abstractNumId w:val="96"/>
+    <w:abstractNumId w:val="99"/>
   </w:num>
   <w:num w:numId="31">
-    <w:abstractNumId w:val="22"/>
+    <w:abstractNumId w:val="24"/>
   </w:num>
   <w:num w:numId="32">
-    <w:abstractNumId w:val="90"/>
+    <w:abstractNumId w:val="93"/>
   </w:num>
   <w:num w:numId="33">
-    <w:abstractNumId w:val="5"/>
+    <w:abstractNumId w:val="7"/>
   </w:num>
   <w:num w:numId="34">
-    <w:abstractNumId w:val="88"/>
+    <w:abstractNumId w:val="91"/>
   </w:num>
   <w:num w:numId="35">
-    <w:abstractNumId w:val="18"/>
+    <w:abstractNumId w:val="20"/>
   </w:num>
   <w:num w:numId="36">
-    <w:abstractNumId w:val="105"/>
+    <w:abstractNumId w:val="108"/>
   </w:num>
   <w:num w:numId="37">
-    <w:abstractNumId w:val="40"/>
+    <w:abstractNumId w:val="42"/>
   </w:num>
   <w:num w:numId="38">
-    <w:abstractNumId w:val="97"/>
+    <w:abstractNumId w:val="100"/>
   </w:num>
   <w:num w:numId="39">
     <w:abstractNumId w:val="2"/>
   </w:num>
   <w:num w:numId="40">
-    <w:abstractNumId w:val="7"/>
+    <w:abstractNumId w:val="9"/>
   </w:num>
   <w:num w:numId="41">
-    <w:abstractNumId w:val="47"/>
+    <w:abstractNumId w:val="49"/>
   </w:num>
   <w:num w:numId="42">
-    <w:abstractNumId w:val="21"/>
+    <w:abstractNumId w:val="23"/>
   </w:num>
   <w:num w:numId="43">
-    <w:abstractNumId w:val="84"/>
+    <w:abstractNumId w:val="87"/>
   </w:num>
   <w:num w:numId="44">
-    <w:abstractNumId w:val="83"/>
+    <w:abstractNumId w:val="86"/>
   </w:num>
   <w:num w:numId="45">
+    <w:abstractNumId w:val="60"/>
+  </w:num>
+  <w:num w:numId="46">
+    <w:abstractNumId w:val="106"/>
+  </w:num>
+  <w:num w:numId="47">
+    <w:abstractNumId w:val="96"/>
+  </w:num>
+  <w:num w:numId="48">
+    <w:abstractNumId w:val="31"/>
+  </w:num>
+  <w:num w:numId="49">
+    <w:abstractNumId w:val="105"/>
+  </w:num>
+  <w:num w:numId="50">
+    <w:abstractNumId w:val="44"/>
+  </w:num>
+  <w:num w:numId="51">
     <w:abstractNumId w:val="57"/>
   </w:num>
-  <w:num w:numId="46">
-    <w:abstractNumId w:val="103"/>
+  <w:num w:numId="52">
+    <w:abstractNumId w:val="90"/>
   </w:num>
-  <w:num w:numId="47">
-    <w:abstractNumId w:val="93"/>
+  <w:num w:numId="53">
+    <w:abstractNumId w:val="46"/>
   </w:num>
-  <w:num w:numId="48">
-    <w:abstractNumId w:val="29"/>
+  <w:num w:numId="54">
+    <w:abstractNumId w:val="38"/>
   </w:num>
-  <w:num w:numId="49">
-    <w:abstractNumId w:val="102"/>
+  <w:num w:numId="55">
+    <w:abstractNumId w:val="48"/>
   </w:num>
-  <w:num w:numId="50">
-    <w:abstractNumId w:val="42"/>
+  <w:num w:numId="56">
+    <w:abstractNumId w:val="82"/>
   </w:num>
-  <w:num w:numId="51">
+  <w:num w:numId="57">
+    <w:abstractNumId w:val="13"/>
+  </w:num>
+  <w:num w:numId="58">
+    <w:abstractNumId w:val="58"/>
+  </w:num>
+  <w:num w:numId="59">
+    <w:abstractNumId w:val="14"/>
+  </w:num>
+  <w:num w:numId="60">
+    <w:abstractNumId w:val="80"/>
+  </w:num>
+  <w:num w:numId="61">
+    <w:abstractNumId w:val="85"/>
+  </w:num>
+  <w:num w:numId="62">
+    <w:abstractNumId w:val="70"/>
+  </w:num>
+  <w:num w:numId="63">
+    <w:abstractNumId w:val="40"/>
+  </w:num>
+  <w:num w:numId="64">
+    <w:abstractNumId w:val="111"/>
+  </w:num>
+  <w:num w:numId="65">
+    <w:abstractNumId w:val="62"/>
+  </w:num>
+  <w:num w:numId="66">
+    <w:abstractNumId w:val="94"/>
+  </w:num>
+  <w:num w:numId="67">
+    <w:abstractNumId w:val="30"/>
+  </w:num>
+  <w:num w:numId="68">
     <w:abstractNumId w:val="54"/>
   </w:num>
-  <w:num w:numId="52">
-    <w:abstractNumId w:val="87"/>
+  <w:num w:numId="69">
+    <w:abstractNumId w:val="77"/>
   </w:num>
-  <w:num w:numId="53">
-    <w:abstractNumId w:val="44"/>
-  </w:num>
-  <w:num w:numId="54">
-    <w:abstractNumId w:val="36"/>
-  </w:num>
-  <w:num w:numId="55">
-    <w:abstractNumId w:val="46"/>
-  </w:num>
-  <w:num w:numId="56">
+  <w:num w:numId="70">
     <w:abstractNumId w:val="79"/>
   </w:num>
-  <w:num w:numId="57">
-    <w:abstractNumId w:val="11"/>
-  </w:num>
-  <w:num w:numId="58">
-    <w:abstractNumId w:val="55"/>
-  </w:num>
-  <w:num w:numId="59">
-    <w:abstractNumId w:val="12"/>
-  </w:num>
-  <w:num w:numId="60">
-    <w:abstractNumId w:val="77"/>
-  </w:num>
-  <w:num w:numId="61">
-    <w:abstractNumId w:val="82"/>
-  </w:num>
-  <w:num w:numId="62">
-    <w:abstractNumId w:val="67"/>
-  </w:num>
-  <w:num w:numId="63">
-    <w:abstractNumId w:val="38"/>
-  </w:num>
-  <w:num w:numId="64">
-    <w:abstractNumId w:val="108"/>
-  </w:num>
-  <w:num w:numId="65">
-    <w:abstractNumId w:val="59"/>
-  </w:num>
-  <w:num w:numId="66">
-    <w:abstractNumId w:val="91"/>
-  </w:num>
-  <w:num w:numId="67">
-    <w:abstractNumId w:val="28"/>
-  </w:num>
-  <w:num w:numId="68">
-    <w:abstractNumId w:val="51"/>
-  </w:num>
-  <w:num w:numId="69">
-    <w:abstractNumId w:val="74"/>
-  </w:num>
-  <w:num w:numId="70">
-    <w:abstractNumId w:val="76"/>
-  </w:num>
   <w:num w:numId="71">
-    <w:abstractNumId w:val="58"/>
+    <w:abstractNumId w:val="61"/>
   </w:num>
   <w:num w:numId="72">
     <w:abstractNumId w:val="1"/>
   </w:num>
   <w:num w:numId="73">
-    <w:abstractNumId w:val="31"/>
+    <w:abstractNumId w:val="33"/>
   </w:num>
   <w:num w:numId="74">
-    <w:abstractNumId w:val="89"/>
+    <w:abstractNumId w:val="92"/>
   </w:num>
   <w:num w:numId="75">
-    <w:abstractNumId w:val="8"/>
+    <w:abstractNumId w:val="10"/>
   </w:num>
   <w:num w:numId="76">
-    <w:abstractNumId w:val="48"/>
+    <w:abstractNumId w:val="50"/>
   </w:num>
   <w:num w:numId="77">
-    <w:abstractNumId w:val="104"/>
+    <w:abstractNumId w:val="107"/>
   </w:num>
   <w:num w:numId="78">
-    <w:abstractNumId w:val="35"/>
+    <w:abstractNumId w:val="37"/>
   </w:num>
   <w:num w:numId="79">
-    <w:abstractNumId w:val="15"/>
+    <w:abstractNumId w:val="17"/>
   </w:num>
   <w:num w:numId="80">
+    <w:abstractNumId w:val="29"/>
+  </w:num>
+  <w:num w:numId="81">
+    <w:abstractNumId w:val="45"/>
+  </w:num>
+  <w:num w:numId="82">
+    <w:abstractNumId w:val="68"/>
+  </w:num>
+  <w:num w:numId="83">
+    <w:abstractNumId w:val="102"/>
+  </w:num>
+  <w:num w:numId="84">
+    <w:abstractNumId w:val="36"/>
+  </w:num>
+  <w:num w:numId="85">
+    <w:abstractNumId w:val="51"/>
+  </w:num>
+  <w:num w:numId="86">
+    <w:abstractNumId w:val="71"/>
+  </w:num>
+  <w:num w:numId="87">
+    <w:abstractNumId w:val="110"/>
+  </w:num>
+  <w:num w:numId="88">
+    <w:abstractNumId w:val="12"/>
+  </w:num>
+  <w:num w:numId="89">
+    <w:abstractNumId w:val="26"/>
+  </w:num>
+  <w:num w:numId="90">
+    <w:abstractNumId w:val="73"/>
+  </w:num>
+  <w:num w:numId="91">
+    <w:abstractNumId w:val="103"/>
+  </w:num>
+  <w:num w:numId="92">
+    <w:abstractNumId w:val="5"/>
+  </w:num>
+  <w:num w:numId="93">
+    <w:abstractNumId w:val="101"/>
+  </w:num>
+  <w:num w:numId="94">
+    <w:abstractNumId w:val="95"/>
+  </w:num>
+  <w:num w:numId="95">
+    <w:abstractNumId w:val="32"/>
+  </w:num>
+  <w:num w:numId="96">
+    <w:abstractNumId w:val="66"/>
+  </w:num>
+  <w:num w:numId="97">
+    <w:abstractNumId w:val="81"/>
+  </w:num>
+  <w:num w:numId="98">
+    <w:abstractNumId w:val="88"/>
+  </w:num>
+  <w:num w:numId="99">
     <w:abstractNumId w:val="27"/>
   </w:num>
-  <w:num w:numId="81">
-    <w:abstractNumId w:val="43"/>
-  </w:num>
-  <w:num w:numId="82">
-    <w:abstractNumId w:val="65"/>
-  </w:num>
-  <w:num w:numId="83">
-    <w:abstractNumId w:val="99"/>
-  </w:num>
-  <w:num w:numId="84">
+  <w:num w:numId="100">
     <w:abstractNumId w:val="34"/>
   </w:num>
-  <w:num w:numId="85">
-    <w:abstractNumId w:val="49"/>
+  <w:num w:numId="101">
+    <w:abstractNumId w:val="63"/>
   </w:num>
-  <w:num w:numId="86">
-    <w:abstractNumId w:val="68"/>
+  <w:num w:numId="102">
+    <w:abstractNumId w:val="16"/>
   </w:num>
-  <w:num w:numId="87">
-    <w:abstractNumId w:val="107"/>
+  <w:num w:numId="103">
+    <w:abstractNumId w:val="11"/>
   </w:num>
-  <w:num w:numId="88">
-    <w:abstractNumId w:val="10"/>
+  <w:num w:numId="104">
+    <w:abstractNumId w:val="74"/>
   </w:num>
-  <w:num w:numId="89">
-    <w:abstractNumId w:val="24"/>
+  <w:num w:numId="105">
+    <w:abstractNumId w:val="28"/>
   </w:num>
-  <w:num w:numId="90">
-    <w:abstractNumId w:val="70"/>
+  <w:num w:numId="106">
+    <w:abstractNumId w:val="22"/>
   </w:num>
-  <w:num w:numId="91">
-    <w:abstractNumId w:val="100"/>
+  <w:num w:numId="107">
+    <w:abstractNumId w:val="69"/>
   </w:num>
-  <w:num w:numId="92">
+  <w:num w:numId="108">
+    <w:abstractNumId w:val="67"/>
+  </w:num>
+  <w:num w:numId="109">
+    <w:abstractNumId w:val="76"/>
+  </w:num>
+  <w:num w:numId="110">
     <w:abstractNumId w:val="4"/>
   </w:num>
-  <w:num w:numId="93">
-    <w:abstractNumId w:val="98"/>
+  <w:num w:numId="111">
+    <w:abstractNumId w:val="6"/>
   </w:num>
-  <w:num w:numId="94">
-    <w:abstractNumId w:val="92"/>
-  </w:num>
-  <w:num w:numId="95">
-    <w:abstractNumId w:val="30"/>
-  </w:num>
-  <w:num w:numId="96">
-    <w:abstractNumId w:val="63"/>
-  </w:num>
-  <w:num w:numId="97">
-    <w:abstractNumId w:val="78"/>
-  </w:num>
-  <w:num w:numId="98">
-    <w:abstractNumId w:val="85"/>
-  </w:num>
-  <w:num w:numId="99">
-    <w:abstractNumId w:val="25"/>
-  </w:num>
-  <w:num w:numId="100">
-    <w:abstractNumId w:val="32"/>
-  </w:num>
-  <w:num w:numId="101">
-    <w:abstractNumId w:val="60"/>
-  </w:num>
-  <w:num w:numId="102">
-    <w:abstractNumId w:val="14"/>
-  </w:num>
-  <w:num w:numId="103">
-    <w:abstractNumId w:val="9"/>
-  </w:num>
-  <w:num w:numId="104">
-    <w:abstractNumId w:val="71"/>
-  </w:num>
-  <w:num w:numId="105">
-    <w:abstractNumId w:val="26"/>
-  </w:num>
-  <w:num w:numId="106">
-    <w:abstractNumId w:val="20"/>
-  </w:num>
-  <w:num w:numId="107">
-    <w:abstractNumId w:val="66"/>
-  </w:num>
-  <w:num w:numId="108">
-    <w:abstractNumId w:val="64"/>
-  </w:num>
-  <w:num w:numId="109">
-    <w:abstractNumId w:val="73"/>
+  <w:num w:numId="112">
+    <w:abstractNumId w:val="52"/>
   </w:num>
   <w:numIdMacAtCleanup w:val="106"/>
 </w:numbering>
@@ -33364,6 +33661,7 @@
   <w:style w:type="character" w:default="1" w:styleId="Fuentedeprrafopredeter">
     <w:name w:val="Default Paragraph Font"/>
     <w:uiPriority w:val="1"/>
+    <w:semiHidden/>
     <w:unhideWhenUsed/>
   </w:style>
   <w:style w:type="table" w:default="1" w:styleId="Tablanormal">
@@ -34583,10 +34881,26 @@
 </file>
 
 <file path=customXml/item1.xml><?xml version="1.0" encoding="utf-8"?>
-<b:Sources xmlns:b="http://schemas.openxmlformats.org/officeDocument/2006/bibliography" xmlns="http://schemas.openxmlformats.org/officeDocument/2006/bibliography" SelectedStyle="\APASixthEditionOfficeOnline.xsl" StyleName="APA" Version="6"/>
+<?mso-contentType ?>
+<FormTemplates xmlns="http://schemas.microsoft.com/sharepoint/v3/contenttype/forms">
+  <Display>DocumentLibraryForm</Display>
+  <Edit>DocumentLibraryForm</Edit>
+  <New>DocumentLibraryForm</New>
+</FormTemplates>
 </file>
 
 <file path=customXml/item2.xml><?xml version="1.0" encoding="utf-8"?>
+<p:properties xmlns:p="http://schemas.microsoft.com/office/2006/metadata/properties" xmlns:xsi="http://www.w3.org/2001/XMLSchema-instance" xmlns:pc="http://schemas.microsoft.com/office/infopath/2007/PartnerControls">
+  <documentManagement>
+    <TaxCatchAll xmlns="13c90a0b-73bc-4dc0-be5f-28d77b615beb" xsi:nil="true"/>
+    <lcf76f155ced4ddcb4097134ff3c332f xmlns="13c93bba-48ce-428c-bfe5-88b42c19b028">
+      <Terms xmlns="http://schemas.microsoft.com/office/infopath/2007/PartnerControls"/>
+    </lcf76f155ced4ddcb4097134ff3c332f>
+  </documentManagement>
+</p:properties>
+</file>
+
+<file path=customXml/item3.xml><?xml version="1.0" encoding="utf-8"?>
 <ct:contentTypeSchema xmlns:ct="http://schemas.microsoft.com/office/2006/metadata/contentType" xmlns:ma="http://schemas.microsoft.com/office/2006/metadata/properties/metaAttributes" ct:_="" ma:_="" ma:contentTypeName="Documento" ma:contentTypeID="0x0101006A81D6BD42E8DF4C91013959704817E1" ma:contentTypeVersion="15" ma:contentTypeDescription="Crear nuevo documento." ma:contentTypeScope="" ma:versionID="bf4f72ffd194f0963ff564daca6869f7">
   <xsd:schema xmlns:xsd="http://www.w3.org/2001/XMLSchema" xmlns:xs="http://www.w3.org/2001/XMLSchema" xmlns:p="http://schemas.microsoft.com/office/2006/metadata/properties" xmlns:ns2="13c90a0b-73bc-4dc0-be5f-28d77b615beb" xmlns:ns3="13c93bba-48ce-428c-bfe5-88b42c19b028" targetNamespace="http://schemas.microsoft.com/office/2006/metadata/properties" ma:root="true" ma:fieldsID="8718d6f4873a5b1392a45044efa78385" ns2:_="" ns3:_="">
     <xsd:import namespace="13c90a0b-73bc-4dc0-be5f-28d77b615beb"/>
@@ -34821,35 +35135,30 @@
 </ct:contentTypeSchema>
 </file>
 
-<file path=customXml/item3.xml><?xml version="1.0" encoding="utf-8"?>
-<p:properties xmlns:p="http://schemas.microsoft.com/office/2006/metadata/properties" xmlns:xsi="http://www.w3.org/2001/XMLSchema-instance" xmlns:pc="http://schemas.microsoft.com/office/infopath/2007/PartnerControls">
-  <documentManagement>
-    <TaxCatchAll xmlns="13c90a0b-73bc-4dc0-be5f-28d77b615beb" xsi:nil="true"/>
-    <lcf76f155ced4ddcb4097134ff3c332f xmlns="13c93bba-48ce-428c-bfe5-88b42c19b028">
-      <Terms xmlns="http://schemas.microsoft.com/office/infopath/2007/PartnerControls"/>
-    </lcf76f155ced4ddcb4097134ff3c332f>
-  </documentManagement>
-</p:properties>
-</file>
-
 <file path=customXml/item4.xml><?xml version="1.0" encoding="utf-8"?>
-<?mso-contentType ?>
-<FormTemplates xmlns="http://schemas.microsoft.com/sharepoint/v3/contenttype/forms">
-  <Display>DocumentLibraryForm</Display>
-  <Edit>DocumentLibraryForm</Edit>
-  <New>DocumentLibraryForm</New>
-</FormTemplates>
+<b:Sources xmlns:b="http://schemas.openxmlformats.org/officeDocument/2006/bibliography" xmlns="http://schemas.openxmlformats.org/officeDocument/2006/bibliography" SelectedStyle="\APASixthEditionOfficeOnline.xsl" StyleName="APA" Version="6"/>
 </file>
 
 <file path=customXml/itemProps1.xml><?xml version="1.0" encoding="utf-8"?>
-<ds:datastoreItem xmlns:ds="http://schemas.openxmlformats.org/officeDocument/2006/customXml" ds:itemID="{EAE431FD-7059-4C09-804B-C9D69EB7B213}">
+<ds:datastoreItem xmlns:ds="http://schemas.openxmlformats.org/officeDocument/2006/customXml" ds:itemID="{10663269-2064-4804-8290-36D4A57F5557}">
   <ds:schemaRefs>
-    <ds:schemaRef ds:uri="http://schemas.openxmlformats.org/officeDocument/2006/bibliography"/>
+    <ds:schemaRef ds:uri="http://schemas.microsoft.com/sharepoint/v3/contenttype/forms"/>
   </ds:schemaRefs>
 </ds:datastoreItem>
 </file>
 
 <file path=customXml/itemProps2.xml><?xml version="1.0" encoding="utf-8"?>
+<ds:datastoreItem xmlns:ds="http://schemas.openxmlformats.org/officeDocument/2006/customXml" ds:itemID="{1279454D-02BE-4A9C-A117-DCD1573E2608}">
+  <ds:schemaRefs>
+    <ds:schemaRef ds:uri="http://schemas.microsoft.com/office/2006/metadata/properties"/>
+    <ds:schemaRef ds:uri="http://schemas.microsoft.com/office/infopath/2007/PartnerControls"/>
+    <ds:schemaRef ds:uri="13c90a0b-73bc-4dc0-be5f-28d77b615beb"/>
+    <ds:schemaRef ds:uri="13c93bba-48ce-428c-bfe5-88b42c19b028"/>
+  </ds:schemaRefs>
+</ds:datastoreItem>
+</file>
+
+<file path=customXml/itemProps3.xml><?xml version="1.0" encoding="utf-8"?>
 <ds:datastoreItem xmlns:ds="http://schemas.openxmlformats.org/officeDocument/2006/customXml" ds:itemID="{74573766-7906-4C80-86DE-FF530DF65FA6}">
   <ds:schemaRefs>
     <ds:schemaRef ds:uri="http://schemas.microsoft.com/office/2006/metadata/contentType"/>
@@ -34868,21 +35177,10 @@
 </ds:datastoreItem>
 </file>
 
-<file path=customXml/itemProps3.xml><?xml version="1.0" encoding="utf-8"?>
-<ds:datastoreItem xmlns:ds="http://schemas.openxmlformats.org/officeDocument/2006/customXml" ds:itemID="{1279454D-02BE-4A9C-A117-DCD1573E2608}">
+<file path=customXml/itemProps4.xml><?xml version="1.0" encoding="utf-8"?>
+<ds:datastoreItem xmlns:ds="http://schemas.openxmlformats.org/officeDocument/2006/customXml" ds:itemID="{EAE431FD-7059-4C09-804B-C9D69EB7B213}">
   <ds:schemaRefs>
-    <ds:schemaRef ds:uri="http://schemas.microsoft.com/office/2006/metadata/properties"/>
-    <ds:schemaRef ds:uri="http://schemas.microsoft.com/office/infopath/2007/PartnerControls"/>
-    <ds:schemaRef ds:uri="13c90a0b-73bc-4dc0-be5f-28d77b615beb"/>
-    <ds:schemaRef ds:uri="13c93bba-48ce-428c-bfe5-88b42c19b028"/>
-  </ds:schemaRefs>
-</ds:datastoreItem>
-</file>
-
-<file path=customXml/itemProps4.xml><?xml version="1.0" encoding="utf-8"?>
-<ds:datastoreItem xmlns:ds="http://schemas.openxmlformats.org/officeDocument/2006/customXml" ds:itemID="{10663269-2064-4804-8290-36D4A57F5557}">
-  <ds:schemaRefs>
-    <ds:schemaRef ds:uri="http://schemas.microsoft.com/sharepoint/v3/contenttype/forms"/>
+    <ds:schemaRef ds:uri="http://schemas.openxmlformats.org/officeDocument/2006/bibliography"/>
   </ds:schemaRefs>
 </ds:datastoreItem>
 </file>